--- a/Kubernetes Notes/Nehara classes screen shot of kubernates training.docx
+++ b/Kubernetes Notes/Nehara classes screen shot of kubernates training.docx
@@ -1,6 +1,6 @@
 
 <file path=word/document.xml><?xml version="1.0" encoding="utf-8"?>
-<w:document xmlns:wpc="http://schemas.microsoft.com/office/word/2010/wordprocessingCanvas" xmlns:cx="http://schemas.microsoft.com/office/drawing/2014/chartex" xmlns:mc="http://schemas.openxmlformats.org/markup-compatibility/2006" xmlns:o="urn:schemas-microsoft-com:office:office" xmlns:r="http://schemas.openxmlformats.org/officeDocument/2006/relationships" xmlns:m="http://schemas.openxmlformats.org/officeDocument/2006/math" xmlns:v="urn:schemas-microsoft-com:vml" xmlns:wp14="http://schemas.microsoft.com/office/word/2010/wordprocessingDrawing" xmlns:wp="http://schemas.openxmlformats.org/drawingml/2006/wordprocessingDrawing" xmlns:w10="urn:schemas-microsoft-com:office:word" xmlns:w="http://schemas.openxmlformats.org/wordprocessingml/2006/main" xmlns:w14="http://schemas.microsoft.com/office/word/2010/wordml" xmlns:w15="http://schemas.microsoft.com/office/word/2012/wordml" xmlns:w16se="http://schemas.microsoft.com/office/word/2015/wordml/symex" xmlns:wpg="http://schemas.microsoft.com/office/word/2010/wordprocessingGroup" xmlns:wpi="http://schemas.microsoft.com/office/word/2010/wordprocessingInk" xmlns:wne="http://schemas.microsoft.com/office/word/2006/wordml" xmlns:wps="http://schemas.microsoft.com/office/word/2010/wordprocessingShape" mc:Ignorable="w14 w15 w16se wp14">
+<w:document xmlns:wpc="http://schemas.microsoft.com/office/word/2010/wordprocessingCanvas" xmlns:cx="http://schemas.microsoft.com/office/drawing/2014/chartex" xmlns:cx1="http://schemas.microsoft.com/office/drawing/2015/9/8/chartex" xmlns:cx2="http://schemas.microsoft.com/office/drawing/2015/10/21/chartex" xmlns:cx3="http://schemas.microsoft.com/office/drawing/2016/5/9/chartex" xmlns:cx4="http://schemas.microsoft.com/office/drawing/2016/5/10/chartex" xmlns:cx5="http://schemas.microsoft.com/office/drawing/2016/5/11/chartex" xmlns:cx6="http://schemas.microsoft.com/office/drawing/2016/5/12/chartex" xmlns:cx7="http://schemas.microsoft.com/office/drawing/2016/5/13/chartex" xmlns:cx8="http://schemas.microsoft.com/office/drawing/2016/5/14/chartex" xmlns:mc="http://schemas.openxmlformats.org/markup-compatibility/2006" xmlns:aink="http://schemas.microsoft.com/office/drawing/2016/ink" xmlns:am3d="http://schemas.microsoft.com/office/drawing/2017/model3d" xmlns:o="urn:schemas-microsoft-com:office:office" xmlns:oel="http://schemas.microsoft.com/office/2019/extlst" xmlns:r="http://schemas.openxmlformats.org/officeDocument/2006/relationships" xmlns:m="http://schemas.openxmlformats.org/officeDocument/2006/math" xmlns:v="urn:schemas-microsoft-com:vml" xmlns:wp14="http://schemas.microsoft.com/office/word/2010/wordprocessingDrawing" xmlns:wp="http://schemas.openxmlformats.org/drawingml/2006/wordprocessingDrawing" xmlns:w10="urn:schemas-microsoft-com:office:word" xmlns:w="http://schemas.openxmlformats.org/wordprocessingml/2006/main" xmlns:w14="http://schemas.microsoft.com/office/word/2010/wordml" xmlns:w15="http://schemas.microsoft.com/office/word/2012/wordml" xmlns:w16cex="http://schemas.microsoft.com/office/word/2018/wordml/cex" xmlns:w16cid="http://schemas.microsoft.com/office/word/2016/wordml/cid" xmlns:w16="http://schemas.microsoft.com/office/word/2018/wordml" xmlns:w16du="http://schemas.microsoft.com/office/word/2023/wordml/word16du" xmlns:w16sdtdh="http://schemas.microsoft.com/office/word/2020/wordml/sdtdatahash" xmlns:w16sdtfl="http://schemas.microsoft.com/office/word/2024/wordml/sdtformatlock" xmlns:w16se="http://schemas.microsoft.com/office/word/2015/wordml/symex" xmlns:wpg="http://schemas.microsoft.com/office/word/2010/wordprocessingGroup" xmlns:wpi="http://schemas.microsoft.com/office/word/2010/wordprocessingInk" xmlns:wne="http://schemas.microsoft.com/office/word/2006/wordml" xmlns:wps="http://schemas.microsoft.com/office/word/2010/wordprocessingShape" mc:Ignorable="w14 w15 w16se w16cid w16 w16cex w16sdtdh w16sdtfl w16du wp14">
   <w:body>
     <w:p>
       <w:r>
@@ -9,7 +9,7 @@
           <w:lang w:eastAsia="en-IN"/>
         </w:rPr>
         <w:drawing>
-          <wp:inline distT="0" distB="0" distL="0" distR="0">
+          <wp:inline distT="0" distB="0" distL="0" distR="0" wp14:anchorId="7D792F3B" wp14:editId="2D15DDC0">
             <wp:extent cx="5731510" cy="2565497"/>
             <wp:effectExtent l="0" t="0" r="2540" b="6350"/>
             <wp:docPr id="21" name="Picture 21" descr="C:\Users\Shree\Downloads\WhatsApp Image 2025-06-30 at 12.53.20 PM.jpeg"/>
@@ -21,63 +21,6 @@
                 <pic:pic xmlns:pic="http://schemas.openxmlformats.org/drawingml/2006/picture">
                   <pic:nvPicPr>
                     <pic:cNvPr id="0" name="Picture 21" descr="C:\Users\Shree\Downloads\WhatsApp Image 2025-06-30 at 12.53.20 PM.jpeg"/>
-                    <pic:cNvPicPr>
-                      <a:picLocks noChangeAspect="1" noChangeArrowheads="1"/>
-                    </pic:cNvPicPr>
-                  </pic:nvPicPr>
-                  <pic:blipFill>
-                    <a:blip r:embed="rId4">
-                      <a:extLst>
-                        <a:ext uri="{28A0092B-C50C-407E-A947-70E740481C1C}">
-                          <a14:useLocalDpi xmlns:a14="http://schemas.microsoft.com/office/drawing/2010/main" val="0"/>
-                        </a:ext>
-                      </a:extLst>
-                    </a:blip>
-                    <a:srcRect/>
-                    <a:stretch>
-                      <a:fillRect/>
-                    </a:stretch>
-                  </pic:blipFill>
-                  <pic:spPr bwMode="auto">
-                    <a:xfrm>
-                      <a:off x="0" y="0"/>
-                      <a:ext cx="5731510" cy="2565497"/>
-                    </a:xfrm>
-                    <a:prstGeom prst="rect">
-                      <a:avLst/>
-                    </a:prstGeom>
-                    <a:noFill/>
-                    <a:ln>
-                      <a:noFill/>
-                    </a:ln>
-                  </pic:spPr>
-                </pic:pic>
-              </a:graphicData>
-            </a:graphic>
-          </wp:inline>
-        </w:drawing>
-      </w:r>
-    </w:p>
-    <w:p/>
-    <w:p>
-      <w:r>
-        <w:rPr>
-          <w:noProof/>
-          <w:lang w:eastAsia="en-IN"/>
-        </w:rPr>
-        <w:drawing>
-          <wp:inline distT="0" distB="0" distL="0" distR="0">
-            <wp:extent cx="5731510" cy="2565497"/>
-            <wp:effectExtent l="0" t="0" r="2540" b="6350"/>
-            <wp:docPr id="22" name="Picture 22" descr="C:\Users\Shree\Downloads\WhatsApp Image 2025-06-30 at 12.53.20 PM (1).jpeg"/>
-            <wp:cNvGraphicFramePr>
-              <a:graphicFrameLocks xmlns:a="http://schemas.openxmlformats.org/drawingml/2006/main" noChangeAspect="1"/>
-            </wp:cNvGraphicFramePr>
-            <a:graphic xmlns:a="http://schemas.openxmlformats.org/drawingml/2006/main">
-              <a:graphicData uri="http://schemas.openxmlformats.org/drawingml/2006/picture">
-                <pic:pic xmlns:pic="http://schemas.openxmlformats.org/drawingml/2006/picture">
-                  <pic:nvPicPr>
-                    <pic:cNvPr id="0" name="Picture 22" descr="C:\Users\Shree\Downloads\WhatsApp Image 2025-06-30 at 12.53.20 PM (1).jpeg"/>
                     <pic:cNvPicPr>
                       <a:picLocks noChangeAspect="1" noChangeArrowheads="1"/>
                     </pic:cNvPicPr>
@@ -115,6 +58,7 @@
         </w:drawing>
       </w:r>
     </w:p>
+    <w:p/>
     <w:p>
       <w:r>
         <w:rPr>
@@ -122,10 +66,10 @@
           <w:lang w:eastAsia="en-IN"/>
         </w:rPr>
         <w:drawing>
-          <wp:inline distT="0" distB="0" distL="0" distR="0">
+          <wp:inline distT="0" distB="0" distL="0" distR="0" wp14:anchorId="3AE8D735" wp14:editId="1194D889">
             <wp:extent cx="5731510" cy="2565497"/>
             <wp:effectExtent l="0" t="0" r="2540" b="6350"/>
-            <wp:docPr id="23" name="Picture 23" descr="C:\Users\Shree\Downloads\WhatsApp Image 2025-06-30 at 12.53.21 PM.jpeg"/>
+            <wp:docPr id="22" name="Picture 22" descr="C:\Users\Shree\Downloads\WhatsApp Image 2025-06-30 at 12.53.20 PM (1).jpeg"/>
             <wp:cNvGraphicFramePr>
               <a:graphicFrameLocks xmlns:a="http://schemas.openxmlformats.org/drawingml/2006/main" noChangeAspect="1"/>
             </wp:cNvGraphicFramePr>
@@ -133,7 +77,7 @@
               <a:graphicData uri="http://schemas.openxmlformats.org/drawingml/2006/picture">
                 <pic:pic xmlns:pic="http://schemas.openxmlformats.org/drawingml/2006/picture">
                   <pic:nvPicPr>
-                    <pic:cNvPr id="0" name="Picture 23" descr="C:\Users\Shree\Downloads\WhatsApp Image 2025-06-30 at 12.53.21 PM.jpeg"/>
+                    <pic:cNvPr id="0" name="Picture 22" descr="C:\Users\Shree\Downloads\WhatsApp Image 2025-06-30 at 12.53.20 PM (1).jpeg"/>
                     <pic:cNvPicPr>
                       <a:picLocks noChangeAspect="1" noChangeArrowheads="1"/>
                     </pic:cNvPicPr>
@@ -171,19 +115,17 @@
         </w:drawing>
       </w:r>
     </w:p>
-    <w:p/>
     <w:p>
       <w:r>
         <w:rPr>
           <w:noProof/>
           <w:lang w:eastAsia="en-IN"/>
         </w:rPr>
-        <w:lastRenderedPageBreak/>
         <w:drawing>
-          <wp:inline distT="0" distB="0" distL="0" distR="0">
+          <wp:inline distT="0" distB="0" distL="0" distR="0" wp14:anchorId="1643AFCD" wp14:editId="3DBC0F82">
             <wp:extent cx="5731510" cy="2565497"/>
             <wp:effectExtent l="0" t="0" r="2540" b="6350"/>
-            <wp:docPr id="24" name="Picture 24" descr="C:\Users\Shree\Downloads\WhatsApp Image 2025-06-30 at 12.53.21 PM (1).jpeg"/>
+            <wp:docPr id="23" name="Picture 23" descr="C:\Users\Shree\Downloads\WhatsApp Image 2025-06-30 at 12.53.21 PM.jpeg"/>
             <wp:cNvGraphicFramePr>
               <a:graphicFrameLocks xmlns:a="http://schemas.openxmlformats.org/drawingml/2006/main" noChangeAspect="1"/>
             </wp:cNvGraphicFramePr>
@@ -191,7 +133,7 @@
               <a:graphicData uri="http://schemas.openxmlformats.org/drawingml/2006/picture">
                 <pic:pic xmlns:pic="http://schemas.openxmlformats.org/drawingml/2006/picture">
                   <pic:nvPicPr>
-                    <pic:cNvPr id="0" name="Picture 24" descr="C:\Users\Shree\Downloads\WhatsApp Image 2025-06-30 at 12.53.21 PM (1).jpeg"/>
+                    <pic:cNvPr id="0" name="Picture 23" descr="C:\Users\Shree\Downloads\WhatsApp Image 2025-06-30 at 12.53.21 PM.jpeg"/>
                     <pic:cNvPicPr>
                       <a:picLocks noChangeAspect="1" noChangeArrowheads="1"/>
                     </pic:cNvPicPr>
@@ -236,11 +178,12 @@
           <w:noProof/>
           <w:lang w:eastAsia="en-IN"/>
         </w:rPr>
+        <w:lastRenderedPageBreak/>
         <w:drawing>
-          <wp:inline distT="0" distB="0" distL="0" distR="0">
+          <wp:inline distT="0" distB="0" distL="0" distR="0" wp14:anchorId="72ABC55E" wp14:editId="42BF8A81">
             <wp:extent cx="5731510" cy="2565497"/>
             <wp:effectExtent l="0" t="0" r="2540" b="6350"/>
-            <wp:docPr id="25" name="Picture 25" descr="C:\Users\Shree\Downloads\WhatsApp Image 2025-06-30 at 12.53.22 PM.jpeg"/>
+            <wp:docPr id="24" name="Picture 24" descr="C:\Users\Shree\Downloads\WhatsApp Image 2025-06-30 at 12.53.21 PM (1).jpeg"/>
             <wp:cNvGraphicFramePr>
               <a:graphicFrameLocks xmlns:a="http://schemas.openxmlformats.org/drawingml/2006/main" noChangeAspect="1"/>
             </wp:cNvGraphicFramePr>
@@ -248,7 +191,7 @@
               <a:graphicData uri="http://schemas.openxmlformats.org/drawingml/2006/picture">
                 <pic:pic xmlns:pic="http://schemas.openxmlformats.org/drawingml/2006/picture">
                   <pic:nvPicPr>
-                    <pic:cNvPr id="0" name="Picture 25" descr="C:\Users\Shree\Downloads\WhatsApp Image 2025-06-30 at 12.53.22 PM.jpeg"/>
+                    <pic:cNvPr id="0" name="Picture 24" descr="C:\Users\Shree\Downloads\WhatsApp Image 2025-06-30 at 12.53.21 PM (1).jpeg"/>
                     <pic:cNvPicPr>
                       <a:picLocks noChangeAspect="1" noChangeArrowheads="1"/>
                     </pic:cNvPicPr>
@@ -286,6 +229,7 @@
         </w:drawing>
       </w:r>
     </w:p>
+    <w:p/>
     <w:p>
       <w:r>
         <w:rPr>
@@ -293,10 +237,10 @@
           <w:lang w:eastAsia="en-IN"/>
         </w:rPr>
         <w:drawing>
-          <wp:inline distT="0" distB="0" distL="0" distR="0">
+          <wp:inline distT="0" distB="0" distL="0" distR="0" wp14:anchorId="49314B4F" wp14:editId="0322E461">
             <wp:extent cx="5731510" cy="2565497"/>
             <wp:effectExtent l="0" t="0" r="2540" b="6350"/>
-            <wp:docPr id="26" name="Picture 26" descr="C:\Users\Shree\Downloads\WhatsApp Image 2025-06-30 at 12.53.22 PM (1).jpeg"/>
+            <wp:docPr id="25" name="Picture 25" descr="C:\Users\Shree\Downloads\WhatsApp Image 2025-06-30 at 12.53.22 PM.jpeg"/>
             <wp:cNvGraphicFramePr>
               <a:graphicFrameLocks xmlns:a="http://schemas.openxmlformats.org/drawingml/2006/main" noChangeAspect="1"/>
             </wp:cNvGraphicFramePr>
@@ -304,7 +248,7 @@
               <a:graphicData uri="http://schemas.openxmlformats.org/drawingml/2006/picture">
                 <pic:pic xmlns:pic="http://schemas.openxmlformats.org/drawingml/2006/picture">
                   <pic:nvPicPr>
-                    <pic:cNvPr id="0" name="Picture 26" descr="C:\Users\Shree\Downloads\WhatsApp Image 2025-06-30 at 12.53.22 PM (1).jpeg"/>
+                    <pic:cNvPr id="0" name="Picture 25" descr="C:\Users\Shree\Downloads\WhatsApp Image 2025-06-30 at 12.53.22 PM.jpeg"/>
                     <pic:cNvPicPr>
                       <a:picLocks noChangeAspect="1" noChangeArrowheads="1"/>
                     </pic:cNvPicPr>
@@ -348,12 +292,11 @@
           <w:noProof/>
           <w:lang w:eastAsia="en-IN"/>
         </w:rPr>
-        <w:lastRenderedPageBreak/>
         <w:drawing>
-          <wp:inline distT="0" distB="0" distL="0" distR="0">
+          <wp:inline distT="0" distB="0" distL="0" distR="0" wp14:anchorId="6CA00612" wp14:editId="5215E085">
             <wp:extent cx="5731510" cy="2565497"/>
             <wp:effectExtent l="0" t="0" r="2540" b="6350"/>
-            <wp:docPr id="27" name="Picture 27" descr="C:\Users\Shree\Downloads\WhatsApp Image 2025-06-30 at 12.53.22 PM (2).jpeg"/>
+            <wp:docPr id="26" name="Picture 26" descr="C:\Users\Shree\Downloads\WhatsApp Image 2025-06-30 at 12.53.22 PM (1).jpeg"/>
             <wp:cNvGraphicFramePr>
               <a:graphicFrameLocks xmlns:a="http://schemas.openxmlformats.org/drawingml/2006/main" noChangeAspect="1"/>
             </wp:cNvGraphicFramePr>
@@ -361,7 +304,7 @@
               <a:graphicData uri="http://schemas.openxmlformats.org/drawingml/2006/picture">
                 <pic:pic xmlns:pic="http://schemas.openxmlformats.org/drawingml/2006/picture">
                   <pic:nvPicPr>
-                    <pic:cNvPr id="0" name="Picture 27" descr="C:\Users\Shree\Downloads\WhatsApp Image 2025-06-30 at 12.53.22 PM (2).jpeg"/>
+                    <pic:cNvPr id="0" name="Picture 26" descr="C:\Users\Shree\Downloads\WhatsApp Image 2025-06-30 at 12.53.22 PM (1).jpeg"/>
                     <pic:cNvPicPr>
                       <a:picLocks noChangeAspect="1" noChangeArrowheads="1"/>
                     </pic:cNvPicPr>
@@ -399,18 +342,18 @@
         </w:drawing>
       </w:r>
     </w:p>
-    <w:p/>
     <w:p>
       <w:r>
         <w:rPr>
           <w:noProof/>
           <w:lang w:eastAsia="en-IN"/>
         </w:rPr>
+        <w:lastRenderedPageBreak/>
         <w:drawing>
-          <wp:inline distT="0" distB="0" distL="0" distR="0">
+          <wp:inline distT="0" distB="0" distL="0" distR="0" wp14:anchorId="2C53222A" wp14:editId="0C52628D">
             <wp:extent cx="5731510" cy="2565497"/>
             <wp:effectExtent l="0" t="0" r="2540" b="6350"/>
-            <wp:docPr id="28" name="Picture 28" descr="C:\Users\Shree\Downloads\WhatsApp Image 2025-06-30 at 12.53.23 PM.jpeg"/>
+            <wp:docPr id="27" name="Picture 27" descr="C:\Users\Shree\Downloads\WhatsApp Image 2025-06-30 at 12.53.22 PM (2).jpeg"/>
             <wp:cNvGraphicFramePr>
               <a:graphicFrameLocks xmlns:a="http://schemas.openxmlformats.org/drawingml/2006/main" noChangeAspect="1"/>
             </wp:cNvGraphicFramePr>
@@ -418,7 +361,7 @@
               <a:graphicData uri="http://schemas.openxmlformats.org/drawingml/2006/picture">
                 <pic:pic xmlns:pic="http://schemas.openxmlformats.org/drawingml/2006/picture">
                   <pic:nvPicPr>
-                    <pic:cNvPr id="0" name="Picture 28" descr="C:\Users\Shree\Downloads\WhatsApp Image 2025-06-30 at 12.53.23 PM.jpeg"/>
+                    <pic:cNvPr id="0" name="Picture 27" descr="C:\Users\Shree\Downloads\WhatsApp Image 2025-06-30 at 12.53.22 PM (2).jpeg"/>
                     <pic:cNvPicPr>
                       <a:picLocks noChangeAspect="1" noChangeArrowheads="1"/>
                     </pic:cNvPicPr>
@@ -456,6 +399,7 @@
         </w:drawing>
       </w:r>
     </w:p>
+    <w:p/>
     <w:p>
       <w:r>
         <w:rPr>
@@ -463,10 +407,10 @@
           <w:lang w:eastAsia="en-IN"/>
         </w:rPr>
         <w:drawing>
-          <wp:inline distT="0" distB="0" distL="0" distR="0">
+          <wp:inline distT="0" distB="0" distL="0" distR="0" wp14:anchorId="4F9B8507" wp14:editId="1C4B342A">
             <wp:extent cx="5731510" cy="2565497"/>
             <wp:effectExtent l="0" t="0" r="2540" b="6350"/>
-            <wp:docPr id="29" name="Picture 29" descr="C:\Users\Shree\Downloads\WhatsApp Image 2025-06-30 at 12.53.23 PM (1).jpeg"/>
+            <wp:docPr id="28" name="Picture 28" descr="C:\Users\Shree\Downloads\WhatsApp Image 2025-06-30 at 12.53.23 PM.jpeg"/>
             <wp:cNvGraphicFramePr>
               <a:graphicFrameLocks xmlns:a="http://schemas.openxmlformats.org/drawingml/2006/main" noChangeAspect="1"/>
             </wp:cNvGraphicFramePr>
@@ -474,7 +418,7 @@
               <a:graphicData uri="http://schemas.openxmlformats.org/drawingml/2006/picture">
                 <pic:pic xmlns:pic="http://schemas.openxmlformats.org/drawingml/2006/picture">
                   <pic:nvPicPr>
-                    <pic:cNvPr id="0" name="Picture 29" descr="C:\Users\Shree\Downloads\WhatsApp Image 2025-06-30 at 12.53.23 PM (1).jpeg"/>
+                    <pic:cNvPr id="0" name="Picture 28" descr="C:\Users\Shree\Downloads\WhatsApp Image 2025-06-30 at 12.53.23 PM.jpeg"/>
                     <pic:cNvPicPr>
                       <a:picLocks noChangeAspect="1" noChangeArrowheads="1"/>
                     </pic:cNvPicPr>
@@ -518,12 +462,11 @@
           <w:noProof/>
           <w:lang w:eastAsia="en-IN"/>
         </w:rPr>
-        <w:lastRenderedPageBreak/>
         <w:drawing>
-          <wp:inline distT="0" distB="0" distL="0" distR="0">
+          <wp:inline distT="0" distB="0" distL="0" distR="0" wp14:anchorId="0C1CE1D7" wp14:editId="4B109985">
             <wp:extent cx="5731510" cy="2565497"/>
             <wp:effectExtent l="0" t="0" r="2540" b="6350"/>
-            <wp:docPr id="30" name="Picture 30" descr="C:\Users\Shree\Downloads\WhatsApp Image 2025-06-30 at 12.53.24 PM.jpeg"/>
+            <wp:docPr id="29" name="Picture 29" descr="C:\Users\Shree\Downloads\WhatsApp Image 2025-06-30 at 12.53.23 PM (1).jpeg"/>
             <wp:cNvGraphicFramePr>
               <a:graphicFrameLocks xmlns:a="http://schemas.openxmlformats.org/drawingml/2006/main" noChangeAspect="1"/>
             </wp:cNvGraphicFramePr>
@@ -531,7 +474,7 @@
               <a:graphicData uri="http://schemas.openxmlformats.org/drawingml/2006/picture">
                 <pic:pic xmlns:pic="http://schemas.openxmlformats.org/drawingml/2006/picture">
                   <pic:nvPicPr>
-                    <pic:cNvPr id="0" name="Picture 30" descr="C:\Users\Shree\Downloads\WhatsApp Image 2025-06-30 at 12.53.24 PM.jpeg"/>
+                    <pic:cNvPr id="0" name="Picture 29" descr="C:\Users\Shree\Downloads\WhatsApp Image 2025-06-30 at 12.53.23 PM (1).jpeg"/>
                     <pic:cNvPicPr>
                       <a:picLocks noChangeAspect="1" noChangeArrowheads="1"/>
                     </pic:cNvPicPr>
@@ -575,11 +518,12 @@
           <w:noProof/>
           <w:lang w:eastAsia="en-IN"/>
         </w:rPr>
+        <w:lastRenderedPageBreak/>
         <w:drawing>
-          <wp:inline distT="0" distB="0" distL="0" distR="0">
+          <wp:inline distT="0" distB="0" distL="0" distR="0" wp14:anchorId="56DE67CB" wp14:editId="2D40C6D7">
             <wp:extent cx="5731510" cy="2565497"/>
             <wp:effectExtent l="0" t="0" r="2540" b="6350"/>
-            <wp:docPr id="31" name="Picture 31" descr="C:\Users\Shree\Downloads\WhatsApp Image 2025-06-30 at 12.53.24 PM (1).jpeg"/>
+            <wp:docPr id="30" name="Picture 30" descr="C:\Users\Shree\Downloads\WhatsApp Image 2025-06-30 at 12.53.24 PM.jpeg"/>
             <wp:cNvGraphicFramePr>
               <a:graphicFrameLocks xmlns:a="http://schemas.openxmlformats.org/drawingml/2006/main" noChangeAspect="1"/>
             </wp:cNvGraphicFramePr>
@@ -587,7 +531,7 @@
               <a:graphicData uri="http://schemas.openxmlformats.org/drawingml/2006/picture">
                 <pic:pic xmlns:pic="http://schemas.openxmlformats.org/drawingml/2006/picture">
                   <pic:nvPicPr>
-                    <pic:cNvPr id="0" name="Picture 31" descr="C:\Users\Shree\Downloads\WhatsApp Image 2025-06-30 at 12.53.24 PM (1).jpeg"/>
+                    <pic:cNvPr id="0" name="Picture 30" descr="C:\Users\Shree\Downloads\WhatsApp Image 2025-06-30 at 12.53.24 PM.jpeg"/>
                     <pic:cNvPicPr>
                       <a:picLocks noChangeAspect="1" noChangeArrowheads="1"/>
                     </pic:cNvPicPr>
@@ -625,7 +569,6 @@
         </w:drawing>
       </w:r>
     </w:p>
-    <w:p/>
     <w:p>
       <w:r>
         <w:rPr>
@@ -633,10 +576,10 @@
           <w:lang w:eastAsia="en-IN"/>
         </w:rPr>
         <w:drawing>
-          <wp:inline distT="0" distB="0" distL="0" distR="0">
+          <wp:inline distT="0" distB="0" distL="0" distR="0" wp14:anchorId="2918F5C2" wp14:editId="3D98CA2D">
             <wp:extent cx="5731510" cy="2565497"/>
             <wp:effectExtent l="0" t="0" r="2540" b="6350"/>
-            <wp:docPr id="32" name="Picture 32" descr="C:\Users\Shree\Downloads\WhatsApp Image 2025-06-30 at 12.53.24 PM (2).jpeg"/>
+            <wp:docPr id="31" name="Picture 31" descr="C:\Users\Shree\Downloads\WhatsApp Image 2025-06-30 at 12.53.24 PM (1).jpeg"/>
             <wp:cNvGraphicFramePr>
               <a:graphicFrameLocks xmlns:a="http://schemas.openxmlformats.org/drawingml/2006/main" noChangeAspect="1"/>
             </wp:cNvGraphicFramePr>
@@ -644,7 +587,7 @@
               <a:graphicData uri="http://schemas.openxmlformats.org/drawingml/2006/picture">
                 <pic:pic xmlns:pic="http://schemas.openxmlformats.org/drawingml/2006/picture">
                   <pic:nvPicPr>
-                    <pic:cNvPr id="0" name="Picture 32" descr="C:\Users\Shree\Downloads\WhatsApp Image 2025-06-30 at 12.53.24 PM (2).jpeg"/>
+                    <pic:cNvPr id="0" name="Picture 31" descr="C:\Users\Shree\Downloads\WhatsApp Image 2025-06-30 at 12.53.24 PM (1).jpeg"/>
                     <pic:cNvPicPr>
                       <a:picLocks noChangeAspect="1" noChangeArrowheads="1"/>
                     </pic:cNvPicPr>
@@ -682,18 +625,18 @@
         </w:drawing>
       </w:r>
     </w:p>
+    <w:p/>
     <w:p>
       <w:r>
         <w:rPr>
           <w:noProof/>
           <w:lang w:eastAsia="en-IN"/>
         </w:rPr>
-        <w:lastRenderedPageBreak/>
         <w:drawing>
-          <wp:inline distT="0" distB="0" distL="0" distR="0">
+          <wp:inline distT="0" distB="0" distL="0" distR="0" wp14:anchorId="2990EAC1" wp14:editId="378AAFC0">
             <wp:extent cx="5731510" cy="2565497"/>
             <wp:effectExtent l="0" t="0" r="2540" b="6350"/>
-            <wp:docPr id="33" name="Picture 33" descr="C:\Users\Shree\Downloads\WhatsApp Image 2025-06-30 at 12.53.25 PM.jpeg"/>
+            <wp:docPr id="32" name="Picture 32" descr="C:\Users\Shree\Downloads\WhatsApp Image 2025-06-30 at 12.53.24 PM (2).jpeg"/>
             <wp:cNvGraphicFramePr>
               <a:graphicFrameLocks xmlns:a="http://schemas.openxmlformats.org/drawingml/2006/main" noChangeAspect="1"/>
             </wp:cNvGraphicFramePr>
@@ -701,7 +644,7 @@
               <a:graphicData uri="http://schemas.openxmlformats.org/drawingml/2006/picture">
                 <pic:pic xmlns:pic="http://schemas.openxmlformats.org/drawingml/2006/picture">
                   <pic:nvPicPr>
-                    <pic:cNvPr id="0" name="Picture 33" descr="C:\Users\Shree\Downloads\WhatsApp Image 2025-06-30 at 12.53.25 PM.jpeg"/>
+                    <pic:cNvPr id="0" name="Picture 32" descr="C:\Users\Shree\Downloads\WhatsApp Image 2025-06-30 at 12.53.24 PM (2).jpeg"/>
                     <pic:cNvPicPr>
                       <a:picLocks noChangeAspect="1" noChangeArrowheads="1"/>
                     </pic:cNvPicPr>
@@ -739,18 +682,18 @@
         </w:drawing>
       </w:r>
     </w:p>
-    <w:p/>
     <w:p>
       <w:r>
         <w:rPr>
           <w:noProof/>
           <w:lang w:eastAsia="en-IN"/>
         </w:rPr>
+        <w:lastRenderedPageBreak/>
         <w:drawing>
-          <wp:inline distT="0" distB="0" distL="0" distR="0">
+          <wp:inline distT="0" distB="0" distL="0" distR="0" wp14:anchorId="5E853715" wp14:editId="379F14C5">
             <wp:extent cx="5731510" cy="2565497"/>
             <wp:effectExtent l="0" t="0" r="2540" b="6350"/>
-            <wp:docPr id="34" name="Picture 34" descr="C:\Users\Shree\Downloads\WhatsApp Image 2025-06-30 at 12.53.25 PM (1).jpeg"/>
+            <wp:docPr id="33" name="Picture 33" descr="C:\Users\Shree\Downloads\WhatsApp Image 2025-06-30 at 12.53.25 PM.jpeg"/>
             <wp:cNvGraphicFramePr>
               <a:graphicFrameLocks xmlns:a="http://schemas.openxmlformats.org/drawingml/2006/main" noChangeAspect="1"/>
             </wp:cNvGraphicFramePr>
@@ -758,7 +701,7 @@
               <a:graphicData uri="http://schemas.openxmlformats.org/drawingml/2006/picture">
                 <pic:pic xmlns:pic="http://schemas.openxmlformats.org/drawingml/2006/picture">
                   <pic:nvPicPr>
-                    <pic:cNvPr id="0" name="Picture 34" descr="C:\Users\Shree\Downloads\WhatsApp Image 2025-06-30 at 12.53.25 PM (1).jpeg"/>
+                    <pic:cNvPr id="0" name="Picture 33" descr="C:\Users\Shree\Downloads\WhatsApp Image 2025-06-30 at 12.53.25 PM.jpeg"/>
                     <pic:cNvPicPr>
                       <a:picLocks noChangeAspect="1" noChangeArrowheads="1"/>
                     </pic:cNvPicPr>
@@ -804,10 +747,10 @@
           <w:lang w:eastAsia="en-IN"/>
         </w:rPr>
         <w:drawing>
-          <wp:inline distT="0" distB="0" distL="0" distR="0">
+          <wp:inline distT="0" distB="0" distL="0" distR="0" wp14:anchorId="6CEC91DF" wp14:editId="4AA4FCB7">
             <wp:extent cx="5731510" cy="2565497"/>
             <wp:effectExtent l="0" t="0" r="2540" b="6350"/>
-            <wp:docPr id="35" name="Picture 35" descr="C:\Users\Shree\Downloads\WhatsApp Image 2025-06-30 at 12.53.26 PM.jpeg"/>
+            <wp:docPr id="34" name="Picture 34" descr="C:\Users\Shree\Downloads\WhatsApp Image 2025-06-30 at 12.53.25 PM (1).jpeg"/>
             <wp:cNvGraphicFramePr>
               <a:graphicFrameLocks xmlns:a="http://schemas.openxmlformats.org/drawingml/2006/main" noChangeAspect="1"/>
             </wp:cNvGraphicFramePr>
@@ -815,7 +758,7 @@
               <a:graphicData uri="http://schemas.openxmlformats.org/drawingml/2006/picture">
                 <pic:pic xmlns:pic="http://schemas.openxmlformats.org/drawingml/2006/picture">
                   <pic:nvPicPr>
-                    <pic:cNvPr id="0" name="Picture 35" descr="C:\Users\Shree\Downloads\WhatsApp Image 2025-06-30 at 12.53.26 PM.jpeg"/>
+                    <pic:cNvPr id="0" name="Picture 34" descr="C:\Users\Shree\Downloads\WhatsApp Image 2025-06-30 at 12.53.25 PM (1).jpeg"/>
                     <pic:cNvPicPr>
                       <a:picLocks noChangeAspect="1" noChangeArrowheads="1"/>
                     </pic:cNvPicPr>
@@ -860,12 +803,11 @@
           <w:noProof/>
           <w:lang w:eastAsia="en-IN"/>
         </w:rPr>
-        <w:lastRenderedPageBreak/>
         <w:drawing>
-          <wp:inline distT="0" distB="0" distL="0" distR="0">
+          <wp:inline distT="0" distB="0" distL="0" distR="0" wp14:anchorId="367FD71E" wp14:editId="616C5D2F">
             <wp:extent cx="5731510" cy="2565497"/>
             <wp:effectExtent l="0" t="0" r="2540" b="6350"/>
-            <wp:docPr id="36" name="Picture 36" descr="C:\Users\Shree\Downloads\WhatsApp Image 2025-06-30 at 12.53.26 PM (1).jpeg"/>
+            <wp:docPr id="35" name="Picture 35" descr="C:\Users\Shree\Downloads\WhatsApp Image 2025-06-30 at 12.53.26 PM.jpeg"/>
             <wp:cNvGraphicFramePr>
               <a:graphicFrameLocks xmlns:a="http://schemas.openxmlformats.org/drawingml/2006/main" noChangeAspect="1"/>
             </wp:cNvGraphicFramePr>
@@ -873,7 +815,7 @@
               <a:graphicData uri="http://schemas.openxmlformats.org/drawingml/2006/picture">
                 <pic:pic xmlns:pic="http://schemas.openxmlformats.org/drawingml/2006/picture">
                   <pic:nvPicPr>
-                    <pic:cNvPr id="0" name="Picture 36" descr="C:\Users\Shree\Downloads\WhatsApp Image 2025-06-30 at 12.53.26 PM (1).jpeg"/>
+                    <pic:cNvPr id="0" name="Picture 35" descr="C:\Users\Shree\Downloads\WhatsApp Image 2025-06-30 at 12.53.26 PM.jpeg"/>
                     <pic:cNvPicPr>
                       <a:picLocks noChangeAspect="1" noChangeArrowheads="1"/>
                     </pic:cNvPicPr>
@@ -918,11 +860,12 @@
           <w:noProof/>
           <w:lang w:eastAsia="en-IN"/>
         </w:rPr>
+        <w:lastRenderedPageBreak/>
         <w:drawing>
-          <wp:inline distT="0" distB="0" distL="0" distR="0">
+          <wp:inline distT="0" distB="0" distL="0" distR="0" wp14:anchorId="153FB243" wp14:editId="47A6742E">
             <wp:extent cx="5731510" cy="2565497"/>
             <wp:effectExtent l="0" t="0" r="2540" b="6350"/>
-            <wp:docPr id="37" name="Picture 37" descr="C:\Users\Shree\Downloads\WhatsApp Image 2025-06-30 at 12.53.26 PM (2).jpeg"/>
+            <wp:docPr id="36" name="Picture 36" descr="C:\Users\Shree\Downloads\WhatsApp Image 2025-06-30 at 12.53.26 PM (1).jpeg"/>
             <wp:cNvGraphicFramePr>
               <a:graphicFrameLocks xmlns:a="http://schemas.openxmlformats.org/drawingml/2006/main" noChangeAspect="1"/>
             </wp:cNvGraphicFramePr>
@@ -930,7 +873,7 @@
               <a:graphicData uri="http://schemas.openxmlformats.org/drawingml/2006/picture">
                 <pic:pic xmlns:pic="http://schemas.openxmlformats.org/drawingml/2006/picture">
                   <pic:nvPicPr>
-                    <pic:cNvPr id="0" name="Picture 37" descr="C:\Users\Shree\Downloads\WhatsApp Image 2025-06-30 at 12.53.26 PM (2).jpeg"/>
+                    <pic:cNvPr id="0" name="Picture 36" descr="C:\Users\Shree\Downloads\WhatsApp Image 2025-06-30 at 12.53.26 PM (1).jpeg"/>
                     <pic:cNvPicPr>
                       <a:picLocks noChangeAspect="1" noChangeArrowheads="1"/>
                     </pic:cNvPicPr>
@@ -968,6 +911,7 @@
         </w:drawing>
       </w:r>
     </w:p>
+    <w:p/>
     <w:p>
       <w:r>
         <w:rPr>
@@ -975,10 +919,10 @@
           <w:lang w:eastAsia="en-IN"/>
         </w:rPr>
         <w:drawing>
-          <wp:inline distT="0" distB="0" distL="0" distR="0">
+          <wp:inline distT="0" distB="0" distL="0" distR="0" wp14:anchorId="57C3D942" wp14:editId="0F729CEF">
             <wp:extent cx="5731510" cy="2565497"/>
             <wp:effectExtent l="0" t="0" r="2540" b="6350"/>
-            <wp:docPr id="38" name="Picture 38" descr="C:\Users\Shree\Downloads\WhatsApp Image 2025-06-30 at 12.53.27 PM.jpeg"/>
+            <wp:docPr id="37" name="Picture 37" descr="C:\Users\Shree\Downloads\WhatsApp Image 2025-06-30 at 12.53.26 PM (2).jpeg"/>
             <wp:cNvGraphicFramePr>
               <a:graphicFrameLocks xmlns:a="http://schemas.openxmlformats.org/drawingml/2006/main" noChangeAspect="1"/>
             </wp:cNvGraphicFramePr>
@@ -986,7 +930,7 @@
               <a:graphicData uri="http://schemas.openxmlformats.org/drawingml/2006/picture">
                 <pic:pic xmlns:pic="http://schemas.openxmlformats.org/drawingml/2006/picture">
                   <pic:nvPicPr>
-                    <pic:cNvPr id="0" name="Picture 38" descr="C:\Users\Shree\Downloads\WhatsApp Image 2025-06-30 at 12.53.27 PM.jpeg"/>
+                    <pic:cNvPr id="0" name="Picture 37" descr="C:\Users\Shree\Downloads\WhatsApp Image 2025-06-30 at 12.53.26 PM (2).jpeg"/>
                     <pic:cNvPicPr>
                       <a:picLocks noChangeAspect="1" noChangeArrowheads="1"/>
                     </pic:cNvPicPr>
@@ -1030,12 +974,11 @@
           <w:noProof/>
           <w:lang w:eastAsia="en-IN"/>
         </w:rPr>
-        <w:lastRenderedPageBreak/>
         <w:drawing>
-          <wp:inline distT="0" distB="0" distL="0" distR="0">
+          <wp:inline distT="0" distB="0" distL="0" distR="0" wp14:anchorId="3AFB3C24" wp14:editId="533EF736">
             <wp:extent cx="5731510" cy="2565497"/>
             <wp:effectExtent l="0" t="0" r="2540" b="6350"/>
-            <wp:docPr id="39" name="Picture 39" descr="C:\Users\Shree\Downloads\WhatsApp Image 2025-06-30 at 12.53.27 PM (1).jpeg"/>
+            <wp:docPr id="38" name="Picture 38" descr="C:\Users\Shree\Downloads\WhatsApp Image 2025-06-30 at 12.53.27 PM.jpeg"/>
             <wp:cNvGraphicFramePr>
               <a:graphicFrameLocks xmlns:a="http://schemas.openxmlformats.org/drawingml/2006/main" noChangeAspect="1"/>
             </wp:cNvGraphicFramePr>
@@ -1043,7 +986,7 @@
               <a:graphicData uri="http://schemas.openxmlformats.org/drawingml/2006/picture">
                 <pic:pic xmlns:pic="http://schemas.openxmlformats.org/drawingml/2006/picture">
                   <pic:nvPicPr>
-                    <pic:cNvPr id="0" name="Picture 39" descr="C:\Users\Shree\Downloads\WhatsApp Image 2025-06-30 at 12.53.27 PM (1).jpeg"/>
+                    <pic:cNvPr id="0" name="Picture 38" descr="C:\Users\Shree\Downloads\WhatsApp Image 2025-06-30 at 12.53.27 PM.jpeg"/>
                     <pic:cNvPicPr>
                       <a:picLocks noChangeAspect="1" noChangeArrowheads="1"/>
                     </pic:cNvPicPr>
@@ -1081,18 +1024,18 @@
         </w:drawing>
       </w:r>
     </w:p>
-    <w:p/>
     <w:p>
       <w:r>
         <w:rPr>
           <w:noProof/>
           <w:lang w:eastAsia="en-IN"/>
         </w:rPr>
+        <w:lastRenderedPageBreak/>
         <w:drawing>
-          <wp:inline distT="0" distB="0" distL="0" distR="0">
+          <wp:inline distT="0" distB="0" distL="0" distR="0" wp14:anchorId="319EAD0F" wp14:editId="2F61D524">
             <wp:extent cx="5731510" cy="2565497"/>
             <wp:effectExtent l="0" t="0" r="2540" b="6350"/>
-            <wp:docPr id="40" name="Picture 40" descr="C:\Users\Shree\Downloads\WhatsApp Image 2025-06-30 at 12.53.28 PM.jpeg"/>
+            <wp:docPr id="39" name="Picture 39" descr="C:\Users\Shree\Downloads\WhatsApp Image 2025-06-30 at 12.53.27 PM (1).jpeg"/>
             <wp:cNvGraphicFramePr>
               <a:graphicFrameLocks xmlns:a="http://schemas.openxmlformats.org/drawingml/2006/main" noChangeAspect="1"/>
             </wp:cNvGraphicFramePr>
@@ -1100,7 +1043,7 @@
               <a:graphicData uri="http://schemas.openxmlformats.org/drawingml/2006/picture">
                 <pic:pic xmlns:pic="http://schemas.openxmlformats.org/drawingml/2006/picture">
                   <pic:nvPicPr>
-                    <pic:cNvPr id="0" name="Picture 40" descr="C:\Users\Shree\Downloads\WhatsApp Image 2025-06-30 at 12.53.28 PM.jpeg"/>
+                    <pic:cNvPr id="0" name="Picture 39" descr="C:\Users\Shree\Downloads\WhatsApp Image 2025-06-30 at 12.53.27 PM (1).jpeg"/>
                     <pic:cNvPicPr>
                       <a:picLocks noChangeAspect="1" noChangeArrowheads="1"/>
                     </pic:cNvPicPr>
@@ -1137,9 +1080,3164 @@
           </wp:inline>
         </w:drawing>
       </w:r>
-      <w:bookmarkStart w:id="0" w:name="_GoBack"/>
-      <w:bookmarkEnd w:id="0"/>
-    </w:p>
+    </w:p>
+    <w:p/>
+    <w:p>
+      <w:r>
+        <w:rPr>
+          <w:noProof/>
+          <w:lang w:eastAsia="en-IN"/>
+        </w:rPr>
+        <w:drawing>
+          <wp:inline distT="0" distB="0" distL="0" distR="0" wp14:anchorId="573AA4DC" wp14:editId="7FD38381">
+            <wp:extent cx="5731510" cy="2565497"/>
+            <wp:effectExtent l="0" t="0" r="2540" b="6350"/>
+            <wp:docPr id="40" name="Picture 40" descr="C:\Users\Shree\Downloads\WhatsApp Image 2025-06-30 at 12.53.28 PM.jpeg"/>
+            <wp:cNvGraphicFramePr>
+              <a:graphicFrameLocks xmlns:a="http://schemas.openxmlformats.org/drawingml/2006/main" noChangeAspect="1"/>
+            </wp:cNvGraphicFramePr>
+            <a:graphic xmlns:a="http://schemas.openxmlformats.org/drawingml/2006/main">
+              <a:graphicData uri="http://schemas.openxmlformats.org/drawingml/2006/picture">
+                <pic:pic xmlns:pic="http://schemas.openxmlformats.org/drawingml/2006/picture">
+                  <pic:nvPicPr>
+                    <pic:cNvPr id="0" name="Picture 40" descr="C:\Users\Shree\Downloads\WhatsApp Image 2025-06-30 at 12.53.28 PM.jpeg"/>
+                    <pic:cNvPicPr>
+                      <a:picLocks noChangeAspect="1" noChangeArrowheads="1"/>
+                    </pic:cNvPicPr>
+                  </pic:nvPicPr>
+                  <pic:blipFill>
+                    <a:blip r:embed="rId24">
+                      <a:extLst>
+                        <a:ext uri="{28A0092B-C50C-407E-A947-70E740481C1C}">
+                          <a14:useLocalDpi xmlns:a14="http://schemas.microsoft.com/office/drawing/2010/main" val="0"/>
+                        </a:ext>
+                      </a:extLst>
+                    </a:blip>
+                    <a:srcRect/>
+                    <a:stretch>
+                      <a:fillRect/>
+                    </a:stretch>
+                  </pic:blipFill>
+                  <pic:spPr bwMode="auto">
+                    <a:xfrm>
+                      <a:off x="0" y="0"/>
+                      <a:ext cx="5731510" cy="2565497"/>
+                    </a:xfrm>
+                    <a:prstGeom prst="rect">
+                      <a:avLst/>
+                    </a:prstGeom>
+                    <a:noFill/>
+                    <a:ln>
+                      <a:noFill/>
+                    </a:ln>
+                  </pic:spPr>
+                </pic:pic>
+              </a:graphicData>
+            </a:graphic>
+          </wp:inline>
+        </w:drawing>
+      </w:r>
+    </w:p>
+    <w:p/>
+    <w:p>
+      <w:pPr>
+        <w:rPr>
+          <w:b/>
+          <w:bCs/>
+          <w:sz w:val="32"/>
+          <w:szCs w:val="32"/>
+          <w:u w:val="single"/>
+        </w:rPr>
+      </w:pPr>
+    </w:p>
+    <w:p>
+      <w:pPr>
+        <w:rPr>
+          <w:b/>
+          <w:bCs/>
+          <w:sz w:val="32"/>
+          <w:szCs w:val="32"/>
+          <w:u w:val="single"/>
+        </w:rPr>
+      </w:pPr>
+    </w:p>
+    <w:p>
+      <w:pPr>
+        <w:rPr>
+          <w:b/>
+          <w:bCs/>
+          <w:sz w:val="32"/>
+          <w:szCs w:val="32"/>
+          <w:u w:val="single"/>
+        </w:rPr>
+      </w:pPr>
+    </w:p>
+    <w:p>
+      <w:pPr>
+        <w:rPr>
+          <w:b/>
+          <w:bCs/>
+          <w:sz w:val="32"/>
+          <w:szCs w:val="32"/>
+          <w:u w:val="single"/>
+        </w:rPr>
+      </w:pPr>
+    </w:p>
+    <w:p>
+      <w:pPr>
+        <w:rPr>
+          <w:b/>
+          <w:bCs/>
+          <w:sz w:val="32"/>
+          <w:szCs w:val="32"/>
+          <w:u w:val="single"/>
+        </w:rPr>
+      </w:pPr>
+    </w:p>
+    <w:p>
+      <w:pPr>
+        <w:rPr>
+          <w:b/>
+          <w:bCs/>
+          <w:sz w:val="32"/>
+          <w:szCs w:val="32"/>
+          <w:u w:val="single"/>
+        </w:rPr>
+      </w:pPr>
+    </w:p>
+    <w:p>
+      <w:pPr>
+        <w:rPr>
+          <w:b/>
+          <w:bCs/>
+          <w:sz w:val="32"/>
+          <w:szCs w:val="32"/>
+          <w:u w:val="single"/>
+        </w:rPr>
+      </w:pPr>
+    </w:p>
+    <w:p>
+      <w:pPr>
+        <w:rPr>
+          <w:b/>
+          <w:bCs/>
+          <w:sz w:val="32"/>
+          <w:szCs w:val="32"/>
+          <w:u w:val="single"/>
+        </w:rPr>
+      </w:pPr>
+      <w:r>
+        <w:rPr>
+          <w:b/>
+          <w:bCs/>
+          <w:sz w:val="32"/>
+          <w:szCs w:val="32"/>
+          <w:u w:val="single"/>
+        </w:rPr>
+        <w:lastRenderedPageBreak/>
+        <w:t xml:space="preserve">Session 3 : | </w:t>
+      </w:r>
+      <w:proofErr w:type="spellStart"/>
+      <w:r>
+        <w:rPr>
+          <w:b/>
+          <w:bCs/>
+          <w:sz w:val="32"/>
+          <w:szCs w:val="32"/>
+          <w:u w:val="single"/>
+        </w:rPr>
+        <w:t>kubernetes</w:t>
+      </w:r>
+      <w:proofErr w:type="spellEnd"/>
+      <w:r>
+        <w:rPr>
+          <w:b/>
+          <w:bCs/>
+          <w:sz w:val="32"/>
+          <w:szCs w:val="32"/>
+          <w:u w:val="single"/>
+        </w:rPr>
+        <w:t xml:space="preserve"> Cluster Quick Setup Using </w:t>
+      </w:r>
+      <w:proofErr w:type="spellStart"/>
+      <w:r>
+        <w:rPr>
+          <w:b/>
+          <w:bCs/>
+          <w:sz w:val="32"/>
+          <w:szCs w:val="32"/>
+          <w:u w:val="single"/>
+        </w:rPr>
+        <w:t>Vargant</w:t>
+      </w:r>
+      <w:proofErr w:type="spellEnd"/>
+      <w:r>
+        <w:rPr>
+          <w:b/>
+          <w:bCs/>
+          <w:sz w:val="32"/>
+          <w:szCs w:val="32"/>
+          <w:u w:val="single"/>
+        </w:rPr>
+        <w:t xml:space="preserve"> | Easy &amp; Fast Deployment Tutorial Live</w:t>
+      </w:r>
+    </w:p>
+    <w:p>
+      <w:pPr>
+        <w:rPr>
+          <w:sz w:val="20"/>
+          <w:szCs w:val="20"/>
+        </w:rPr>
+      </w:pPr>
+    </w:p>
+    <w:p>
+      <w:pPr>
+        <w:rPr>
+          <w:sz w:val="20"/>
+          <w:szCs w:val="20"/>
+        </w:rPr>
+      </w:pPr>
+      <w:proofErr w:type="spellStart"/>
+      <w:r>
+        <w:rPr>
+          <w:rFonts w:ascii="Nirmala UI" w:hAnsi="Nirmala UI" w:cs="Nirmala UI"/>
+          <w:sz w:val="20"/>
+          <w:szCs w:val="20"/>
+        </w:rPr>
+        <w:t>समझ</w:t>
+      </w:r>
+      <w:proofErr w:type="spellEnd"/>
+      <w:r>
+        <w:rPr>
+          <w:sz w:val="20"/>
+          <w:szCs w:val="20"/>
+        </w:rPr>
+        <w:t xml:space="preserve"> </w:t>
+      </w:r>
+      <w:proofErr w:type="spellStart"/>
+      <w:r>
+        <w:rPr>
+          <w:rFonts w:ascii="Nirmala UI" w:hAnsi="Nirmala UI" w:cs="Nirmala UI"/>
+          <w:sz w:val="20"/>
+          <w:szCs w:val="20"/>
+        </w:rPr>
+        <w:t>गया</w:t>
+      </w:r>
+      <w:proofErr w:type="spellEnd"/>
+      <w:r>
+        <w:rPr>
+          <w:sz w:val="20"/>
+          <w:szCs w:val="20"/>
+        </w:rPr>
+        <w:t xml:space="preserve"> </w:t>
+      </w:r>
+      <w:r>
+        <w:rPr>
+          <w:rFonts w:ascii="Segoe UI Emoji" w:hAnsi="Segoe UI Emoji" w:cs="Segoe UI Emoji"/>
+          <w:sz w:val="20"/>
+          <w:szCs w:val="20"/>
+        </w:rPr>
+        <w:t>👍</w:t>
+      </w:r>
+      <w:r>
+        <w:rPr>
+          <w:sz w:val="20"/>
+          <w:szCs w:val="20"/>
+        </w:rPr>
+        <w:br/>
+      </w:r>
+      <w:proofErr w:type="spellStart"/>
+      <w:r>
+        <w:rPr>
+          <w:rFonts w:ascii="Nirmala UI" w:hAnsi="Nirmala UI" w:cs="Nirmala UI"/>
+          <w:sz w:val="20"/>
+          <w:szCs w:val="20"/>
+        </w:rPr>
+        <w:t>मैं</w:t>
+      </w:r>
+      <w:proofErr w:type="spellEnd"/>
+      <w:r>
+        <w:rPr>
+          <w:sz w:val="20"/>
+          <w:szCs w:val="20"/>
+        </w:rPr>
+        <w:t xml:space="preserve"> </w:t>
+      </w:r>
+      <w:proofErr w:type="spellStart"/>
+      <w:r>
+        <w:rPr>
+          <w:rFonts w:ascii="Nirmala UI" w:hAnsi="Nirmala UI" w:cs="Nirmala UI"/>
+          <w:sz w:val="20"/>
+          <w:szCs w:val="20"/>
+        </w:rPr>
+        <w:t>आपके</w:t>
+      </w:r>
+      <w:proofErr w:type="spellEnd"/>
+      <w:r>
+        <w:rPr>
+          <w:sz w:val="20"/>
+          <w:szCs w:val="20"/>
+        </w:rPr>
+        <w:t xml:space="preserve"> </w:t>
+      </w:r>
+      <w:proofErr w:type="spellStart"/>
+      <w:r>
+        <w:rPr>
+          <w:rFonts w:ascii="Nirmala UI" w:hAnsi="Nirmala UI" w:cs="Nirmala UI"/>
+          <w:sz w:val="20"/>
+          <w:szCs w:val="20"/>
+        </w:rPr>
+        <w:t>लिए</w:t>
+      </w:r>
+      <w:proofErr w:type="spellEnd"/>
+      <w:r>
+        <w:rPr>
+          <w:sz w:val="20"/>
+          <w:szCs w:val="20"/>
+        </w:rPr>
+        <w:t xml:space="preserve"> </w:t>
+      </w:r>
+      <w:proofErr w:type="spellStart"/>
+      <w:r>
+        <w:rPr>
+          <w:rFonts w:ascii="Nirmala UI" w:hAnsi="Nirmala UI" w:cs="Nirmala UI"/>
+          <w:sz w:val="20"/>
+          <w:szCs w:val="20"/>
+        </w:rPr>
+        <w:t>इस</w:t>
+      </w:r>
+      <w:proofErr w:type="spellEnd"/>
+      <w:r>
+        <w:rPr>
+          <w:sz w:val="20"/>
+          <w:szCs w:val="20"/>
+        </w:rPr>
+        <w:t xml:space="preserve"> </w:t>
+      </w:r>
+      <w:proofErr w:type="spellStart"/>
+      <w:r>
+        <w:rPr>
+          <w:rFonts w:ascii="Nirmala UI" w:hAnsi="Nirmala UI" w:cs="Nirmala UI"/>
+          <w:sz w:val="20"/>
+          <w:szCs w:val="20"/>
+        </w:rPr>
+        <w:t>वीडियो</w:t>
+      </w:r>
+      <w:proofErr w:type="spellEnd"/>
+      <w:r>
+        <w:rPr>
+          <w:sz w:val="20"/>
+          <w:szCs w:val="20"/>
+        </w:rPr>
+        <w:t xml:space="preserve"> (Kubernetes Cluster Installation – Nehra Classes) </w:t>
+      </w:r>
+      <w:proofErr w:type="spellStart"/>
+      <w:r>
+        <w:rPr>
+          <w:rFonts w:ascii="Nirmala UI" w:hAnsi="Nirmala UI" w:cs="Nirmala UI"/>
+          <w:sz w:val="20"/>
+          <w:szCs w:val="20"/>
+        </w:rPr>
+        <w:t>से</w:t>
+      </w:r>
+      <w:proofErr w:type="spellEnd"/>
+      <w:r>
+        <w:rPr>
+          <w:sz w:val="20"/>
+          <w:szCs w:val="20"/>
+        </w:rPr>
+        <w:t xml:space="preserve"> </w:t>
+      </w:r>
+      <w:r>
+        <w:rPr>
+          <w:b/>
+          <w:bCs/>
+          <w:sz w:val="20"/>
+          <w:szCs w:val="20"/>
+        </w:rPr>
+        <w:t>self-learning friendly notes</w:t>
+      </w:r>
+      <w:r>
+        <w:rPr>
+          <w:sz w:val="20"/>
+          <w:szCs w:val="20"/>
+        </w:rPr>
+        <w:t xml:space="preserve"> </w:t>
+      </w:r>
+      <w:proofErr w:type="spellStart"/>
+      <w:r>
+        <w:rPr>
+          <w:rFonts w:ascii="Nirmala UI" w:hAnsi="Nirmala UI" w:cs="Nirmala UI"/>
+          <w:sz w:val="20"/>
+          <w:szCs w:val="20"/>
+        </w:rPr>
+        <w:t>बना</w:t>
+      </w:r>
+      <w:proofErr w:type="spellEnd"/>
+      <w:r>
+        <w:rPr>
+          <w:sz w:val="20"/>
+          <w:szCs w:val="20"/>
+        </w:rPr>
+        <w:t xml:space="preserve"> </w:t>
+      </w:r>
+      <w:proofErr w:type="spellStart"/>
+      <w:r>
+        <w:rPr>
+          <w:rFonts w:ascii="Nirmala UI" w:hAnsi="Nirmala UI" w:cs="Nirmala UI"/>
+          <w:sz w:val="20"/>
+          <w:szCs w:val="20"/>
+        </w:rPr>
+        <w:t>देता</w:t>
+      </w:r>
+      <w:proofErr w:type="spellEnd"/>
+      <w:r>
+        <w:rPr>
+          <w:sz w:val="20"/>
+          <w:szCs w:val="20"/>
+        </w:rPr>
+        <w:t xml:space="preserve"> </w:t>
+      </w:r>
+      <w:proofErr w:type="spellStart"/>
+      <w:r>
+        <w:rPr>
+          <w:rFonts w:ascii="Nirmala UI" w:hAnsi="Nirmala UI" w:cs="Nirmala UI"/>
+          <w:sz w:val="20"/>
+          <w:szCs w:val="20"/>
+        </w:rPr>
+        <w:t>हूँ</w:t>
+      </w:r>
+      <w:proofErr w:type="spellEnd"/>
+      <w:r>
+        <w:rPr>
+          <w:rFonts w:ascii="Nirmala UI" w:hAnsi="Nirmala UI" w:cs="Nirmala UI"/>
+          <w:sz w:val="20"/>
+          <w:szCs w:val="20"/>
+        </w:rPr>
+        <w:t>।</w:t>
+      </w:r>
+      <w:r>
+        <w:rPr>
+          <w:sz w:val="20"/>
+          <w:szCs w:val="20"/>
+        </w:rPr>
+        <w:t xml:space="preserve"> </w:t>
+      </w:r>
+      <w:proofErr w:type="spellStart"/>
+      <w:r>
+        <w:rPr>
+          <w:rFonts w:ascii="Nirmala UI" w:hAnsi="Nirmala UI" w:cs="Nirmala UI"/>
+          <w:sz w:val="20"/>
+          <w:szCs w:val="20"/>
+        </w:rPr>
+        <w:t>ये</w:t>
+      </w:r>
+      <w:proofErr w:type="spellEnd"/>
+      <w:r>
+        <w:rPr>
+          <w:sz w:val="20"/>
+          <w:szCs w:val="20"/>
+        </w:rPr>
+        <w:t xml:space="preserve"> </w:t>
+      </w:r>
+      <w:proofErr w:type="spellStart"/>
+      <w:r>
+        <w:rPr>
+          <w:rFonts w:ascii="Nirmala UI" w:hAnsi="Nirmala UI" w:cs="Nirmala UI"/>
+          <w:sz w:val="20"/>
+          <w:szCs w:val="20"/>
+        </w:rPr>
+        <w:t>ऐसे</w:t>
+      </w:r>
+      <w:proofErr w:type="spellEnd"/>
+      <w:r>
+        <w:rPr>
+          <w:sz w:val="20"/>
+          <w:szCs w:val="20"/>
+        </w:rPr>
+        <w:t xml:space="preserve"> </w:t>
+      </w:r>
+      <w:proofErr w:type="spellStart"/>
+      <w:r>
+        <w:rPr>
+          <w:rFonts w:ascii="Nirmala UI" w:hAnsi="Nirmala UI" w:cs="Nirmala UI"/>
+          <w:sz w:val="20"/>
+          <w:szCs w:val="20"/>
+        </w:rPr>
+        <w:t>होंगे</w:t>
+      </w:r>
+      <w:proofErr w:type="spellEnd"/>
+      <w:r>
+        <w:rPr>
+          <w:sz w:val="20"/>
+          <w:szCs w:val="20"/>
+        </w:rPr>
+        <w:t xml:space="preserve"> </w:t>
+      </w:r>
+      <w:proofErr w:type="spellStart"/>
+      <w:r>
+        <w:rPr>
+          <w:rFonts w:ascii="Nirmala UI" w:hAnsi="Nirmala UI" w:cs="Nirmala UI"/>
+          <w:sz w:val="20"/>
+          <w:szCs w:val="20"/>
+        </w:rPr>
+        <w:t>कि</w:t>
+      </w:r>
+      <w:proofErr w:type="spellEnd"/>
+      <w:r>
+        <w:rPr>
+          <w:sz w:val="20"/>
+          <w:szCs w:val="20"/>
+        </w:rPr>
+        <w:t xml:space="preserve"> </w:t>
+      </w:r>
+      <w:proofErr w:type="spellStart"/>
+      <w:r>
+        <w:rPr>
+          <w:rFonts w:ascii="Nirmala UI" w:hAnsi="Nirmala UI" w:cs="Nirmala UI"/>
+          <w:sz w:val="20"/>
+          <w:szCs w:val="20"/>
+        </w:rPr>
+        <w:t>आप</w:t>
+      </w:r>
+      <w:proofErr w:type="spellEnd"/>
+      <w:r>
+        <w:rPr>
+          <w:sz w:val="20"/>
+          <w:szCs w:val="20"/>
+        </w:rPr>
+        <w:t xml:space="preserve"> </w:t>
+      </w:r>
+      <w:proofErr w:type="spellStart"/>
+      <w:r>
+        <w:rPr>
+          <w:rFonts w:ascii="Nirmala UI" w:hAnsi="Nirmala UI" w:cs="Nirmala UI"/>
+          <w:sz w:val="20"/>
+          <w:szCs w:val="20"/>
+        </w:rPr>
+        <w:t>बाद</w:t>
+      </w:r>
+      <w:proofErr w:type="spellEnd"/>
+      <w:r>
+        <w:rPr>
+          <w:sz w:val="20"/>
+          <w:szCs w:val="20"/>
+        </w:rPr>
+        <w:t xml:space="preserve"> </w:t>
+      </w:r>
+      <w:proofErr w:type="spellStart"/>
+      <w:r>
+        <w:rPr>
+          <w:rFonts w:ascii="Nirmala UI" w:hAnsi="Nirmala UI" w:cs="Nirmala UI"/>
+          <w:sz w:val="20"/>
+          <w:szCs w:val="20"/>
+        </w:rPr>
+        <w:t>में</w:t>
+      </w:r>
+      <w:proofErr w:type="spellEnd"/>
+      <w:r>
+        <w:rPr>
+          <w:sz w:val="20"/>
+          <w:szCs w:val="20"/>
+        </w:rPr>
+        <w:t xml:space="preserve"> </w:t>
+      </w:r>
+      <w:proofErr w:type="spellStart"/>
+      <w:r>
+        <w:rPr>
+          <w:rFonts w:ascii="Nirmala UI" w:hAnsi="Nirmala UI" w:cs="Nirmala UI"/>
+          <w:sz w:val="20"/>
+          <w:szCs w:val="20"/>
+        </w:rPr>
+        <w:t>सीधे</w:t>
+      </w:r>
+      <w:proofErr w:type="spellEnd"/>
+      <w:r>
+        <w:rPr>
+          <w:sz w:val="20"/>
+          <w:szCs w:val="20"/>
+        </w:rPr>
+        <w:t xml:space="preserve"> </w:t>
+      </w:r>
+      <w:proofErr w:type="spellStart"/>
+      <w:r>
+        <w:rPr>
+          <w:rFonts w:ascii="Nirmala UI" w:hAnsi="Nirmala UI" w:cs="Nirmala UI"/>
+          <w:sz w:val="20"/>
+          <w:szCs w:val="20"/>
+        </w:rPr>
+        <w:t>पढ़कर</w:t>
+      </w:r>
+      <w:proofErr w:type="spellEnd"/>
+      <w:r>
+        <w:rPr>
+          <w:sz w:val="20"/>
+          <w:szCs w:val="20"/>
+        </w:rPr>
+        <w:t xml:space="preserve"> </w:t>
+      </w:r>
+      <w:proofErr w:type="spellStart"/>
+      <w:r>
+        <w:rPr>
+          <w:rFonts w:ascii="Nirmala UI" w:hAnsi="Nirmala UI" w:cs="Nirmala UI"/>
+          <w:sz w:val="20"/>
+          <w:szCs w:val="20"/>
+        </w:rPr>
+        <w:t>समझ</w:t>
+      </w:r>
+      <w:proofErr w:type="spellEnd"/>
+      <w:r>
+        <w:rPr>
+          <w:sz w:val="20"/>
+          <w:szCs w:val="20"/>
+        </w:rPr>
+        <w:t xml:space="preserve"> </w:t>
+      </w:r>
+      <w:proofErr w:type="spellStart"/>
+      <w:r>
+        <w:rPr>
+          <w:rFonts w:ascii="Nirmala UI" w:hAnsi="Nirmala UI" w:cs="Nirmala UI"/>
+          <w:sz w:val="20"/>
+          <w:szCs w:val="20"/>
+        </w:rPr>
+        <w:t>सको</w:t>
+      </w:r>
+      <w:proofErr w:type="spellEnd"/>
+      <w:r>
+        <w:rPr>
+          <w:sz w:val="20"/>
+          <w:szCs w:val="20"/>
+        </w:rPr>
+        <w:t xml:space="preserve"> </w:t>
+      </w:r>
+      <w:proofErr w:type="spellStart"/>
+      <w:r>
+        <w:rPr>
+          <w:rFonts w:ascii="Nirmala UI" w:hAnsi="Nirmala UI" w:cs="Nirmala UI"/>
+          <w:sz w:val="20"/>
+          <w:szCs w:val="20"/>
+        </w:rPr>
+        <w:t>और</w:t>
+      </w:r>
+      <w:proofErr w:type="spellEnd"/>
+      <w:r>
+        <w:rPr>
+          <w:sz w:val="20"/>
+          <w:szCs w:val="20"/>
+        </w:rPr>
+        <w:t xml:space="preserve"> </w:t>
+      </w:r>
+      <w:proofErr w:type="spellStart"/>
+      <w:r>
+        <w:rPr>
+          <w:rFonts w:ascii="Nirmala UI" w:hAnsi="Nirmala UI" w:cs="Nirmala UI"/>
+          <w:sz w:val="20"/>
+          <w:szCs w:val="20"/>
+        </w:rPr>
+        <w:t>प्रैक्टिस</w:t>
+      </w:r>
+      <w:proofErr w:type="spellEnd"/>
+      <w:r>
+        <w:rPr>
+          <w:sz w:val="20"/>
+          <w:szCs w:val="20"/>
+        </w:rPr>
+        <w:t xml:space="preserve"> </w:t>
+      </w:r>
+      <w:proofErr w:type="spellStart"/>
+      <w:r>
+        <w:rPr>
+          <w:rFonts w:ascii="Nirmala UI" w:hAnsi="Nirmala UI" w:cs="Nirmala UI"/>
+          <w:sz w:val="20"/>
+          <w:szCs w:val="20"/>
+        </w:rPr>
+        <w:t>भी</w:t>
+      </w:r>
+      <w:proofErr w:type="spellEnd"/>
+      <w:r>
+        <w:rPr>
+          <w:sz w:val="20"/>
+          <w:szCs w:val="20"/>
+        </w:rPr>
+        <w:t xml:space="preserve"> </w:t>
+      </w:r>
+      <w:proofErr w:type="spellStart"/>
+      <w:r>
+        <w:rPr>
+          <w:rFonts w:ascii="Nirmala UI" w:hAnsi="Nirmala UI" w:cs="Nirmala UI"/>
+          <w:sz w:val="20"/>
+          <w:szCs w:val="20"/>
+        </w:rPr>
+        <w:t>कर</w:t>
+      </w:r>
+      <w:proofErr w:type="spellEnd"/>
+      <w:r>
+        <w:rPr>
+          <w:sz w:val="20"/>
+          <w:szCs w:val="20"/>
+        </w:rPr>
+        <w:t xml:space="preserve"> </w:t>
+      </w:r>
+      <w:proofErr w:type="spellStart"/>
+      <w:r>
+        <w:rPr>
+          <w:rFonts w:ascii="Nirmala UI" w:hAnsi="Nirmala UI" w:cs="Nirmala UI"/>
+          <w:sz w:val="20"/>
+          <w:szCs w:val="20"/>
+        </w:rPr>
+        <w:t>सको</w:t>
+      </w:r>
+      <w:proofErr w:type="spellEnd"/>
+      <w:r>
+        <w:rPr>
+          <w:rFonts w:ascii="Nirmala UI" w:hAnsi="Nirmala UI" w:cs="Nirmala UI"/>
+          <w:sz w:val="20"/>
+          <w:szCs w:val="20"/>
+        </w:rPr>
+        <w:t>।</w:t>
+      </w:r>
+    </w:p>
+    <w:p>
+      <w:pPr>
+        <w:rPr>
+          <w:sz w:val="20"/>
+          <w:szCs w:val="20"/>
+        </w:rPr>
+      </w:pPr>
+      <w:r>
+        <w:rPr>
+          <w:sz w:val="20"/>
+          <w:szCs w:val="20"/>
+        </w:rPr>
+        <w:pict w14:anchorId="6FC49BAF">
+          <v:rect id="_x0000_i1187" style="width:0;height:1.5pt" o:hralign="center" o:hrstd="t" o:hr="t" fillcolor="#a0a0a0" stroked="f"/>
+        </w:pict>
+      </w:r>
+    </w:p>
+    <w:p>
+      <w:pPr>
+        <w:rPr>
+          <w:b/>
+          <w:bCs/>
+          <w:sz w:val="20"/>
+          <w:szCs w:val="20"/>
+        </w:rPr>
+      </w:pPr>
+      <w:r>
+        <w:rPr>
+          <w:rFonts w:ascii="Segoe UI Emoji" w:hAnsi="Segoe UI Emoji" w:cs="Segoe UI Emoji"/>
+          <w:b/>
+          <w:bCs/>
+          <w:sz w:val="20"/>
+          <w:szCs w:val="20"/>
+        </w:rPr>
+        <w:t>📒</w:t>
+      </w:r>
+      <w:r>
+        <w:rPr>
+          <w:b/>
+          <w:bCs/>
+          <w:sz w:val="20"/>
+          <w:szCs w:val="20"/>
+        </w:rPr>
+        <w:t xml:space="preserve"> Notes: Kubernetes Cluster Installation (Quick Setup – Vagrant + VirtualBox)</w:t>
+      </w:r>
+    </w:p>
+    <w:p>
+      <w:pPr>
+        <w:rPr>
+          <w:b/>
+          <w:bCs/>
+          <w:sz w:val="20"/>
+          <w:szCs w:val="20"/>
+        </w:rPr>
+      </w:pPr>
+      <w:r>
+        <w:rPr>
+          <w:b/>
+          <w:bCs/>
+          <w:sz w:val="20"/>
+          <w:szCs w:val="20"/>
+        </w:rPr>
+        <w:t>1. Kubernetes Cluster Basics</w:t>
+      </w:r>
+    </w:p>
+    <w:p>
+      <w:pPr>
+        <w:numPr>
+          <w:ilvl w:val="0"/>
+          <w:numId w:val="9"/>
+        </w:numPr>
+        <w:rPr>
+          <w:sz w:val="20"/>
+          <w:szCs w:val="20"/>
+        </w:rPr>
+      </w:pPr>
+      <w:r>
+        <w:rPr>
+          <w:sz w:val="20"/>
+          <w:szCs w:val="20"/>
+        </w:rPr>
+        <w:t xml:space="preserve">Cluster = </w:t>
+      </w:r>
+      <w:r>
+        <w:rPr>
+          <w:b/>
+          <w:bCs/>
+          <w:sz w:val="20"/>
+          <w:szCs w:val="20"/>
+        </w:rPr>
+        <w:t>Masters (control plane)</w:t>
+      </w:r>
+      <w:r>
+        <w:rPr>
+          <w:sz w:val="20"/>
+          <w:szCs w:val="20"/>
+        </w:rPr>
+        <w:t xml:space="preserve"> + </w:t>
+      </w:r>
+      <w:r>
+        <w:rPr>
+          <w:b/>
+          <w:bCs/>
+          <w:sz w:val="20"/>
+          <w:szCs w:val="20"/>
+        </w:rPr>
+        <w:t>Workers (application nodes)</w:t>
+      </w:r>
+    </w:p>
+    <w:p>
+      <w:pPr>
+        <w:numPr>
+          <w:ilvl w:val="0"/>
+          <w:numId w:val="9"/>
+        </w:numPr>
+        <w:rPr>
+          <w:sz w:val="20"/>
+          <w:szCs w:val="20"/>
+        </w:rPr>
+      </w:pPr>
+      <w:r>
+        <w:rPr>
+          <w:sz w:val="20"/>
+          <w:szCs w:val="20"/>
+        </w:rPr>
+        <w:t>Master Components:</w:t>
+      </w:r>
+    </w:p>
+    <w:p>
+      <w:pPr>
+        <w:numPr>
+          <w:ilvl w:val="1"/>
+          <w:numId w:val="9"/>
+        </w:numPr>
+        <w:rPr>
+          <w:sz w:val="20"/>
+          <w:szCs w:val="20"/>
+        </w:rPr>
+      </w:pPr>
+      <w:r>
+        <w:rPr>
+          <w:sz w:val="20"/>
+          <w:szCs w:val="20"/>
+        </w:rPr>
+        <w:t>API Server</w:t>
+      </w:r>
+    </w:p>
+    <w:p>
+      <w:pPr>
+        <w:numPr>
+          <w:ilvl w:val="1"/>
+          <w:numId w:val="9"/>
+        </w:numPr>
+        <w:rPr>
+          <w:sz w:val="20"/>
+          <w:szCs w:val="20"/>
+        </w:rPr>
+      </w:pPr>
+      <w:proofErr w:type="spellStart"/>
+      <w:r>
+        <w:rPr>
+          <w:sz w:val="20"/>
+          <w:szCs w:val="20"/>
+        </w:rPr>
+        <w:t>etcd</w:t>
+      </w:r>
+      <w:proofErr w:type="spellEnd"/>
+      <w:r>
+        <w:rPr>
+          <w:sz w:val="20"/>
+          <w:szCs w:val="20"/>
+        </w:rPr>
+        <w:t xml:space="preserve"> (key-value store)</w:t>
+      </w:r>
+    </w:p>
+    <w:p>
+      <w:pPr>
+        <w:numPr>
+          <w:ilvl w:val="1"/>
+          <w:numId w:val="9"/>
+        </w:numPr>
+        <w:rPr>
+          <w:sz w:val="20"/>
+          <w:szCs w:val="20"/>
+        </w:rPr>
+      </w:pPr>
+      <w:r>
+        <w:rPr>
+          <w:sz w:val="20"/>
+          <w:szCs w:val="20"/>
+        </w:rPr>
+        <w:t>Scheduler</w:t>
+      </w:r>
+    </w:p>
+    <w:p>
+      <w:pPr>
+        <w:numPr>
+          <w:ilvl w:val="1"/>
+          <w:numId w:val="9"/>
+        </w:numPr>
+        <w:rPr>
+          <w:sz w:val="20"/>
+          <w:szCs w:val="20"/>
+        </w:rPr>
+      </w:pPr>
+      <w:r>
+        <w:rPr>
+          <w:sz w:val="20"/>
+          <w:szCs w:val="20"/>
+        </w:rPr>
+        <w:t>Controller Manager</w:t>
+      </w:r>
+    </w:p>
+    <w:p>
+      <w:pPr>
+        <w:numPr>
+          <w:ilvl w:val="0"/>
+          <w:numId w:val="9"/>
+        </w:numPr>
+        <w:rPr>
+          <w:sz w:val="20"/>
+          <w:szCs w:val="20"/>
+        </w:rPr>
+      </w:pPr>
+      <w:r>
+        <w:rPr>
+          <w:sz w:val="20"/>
+          <w:szCs w:val="20"/>
+        </w:rPr>
+        <w:t>Worker Components:</w:t>
+      </w:r>
+    </w:p>
+    <w:p>
+      <w:pPr>
+        <w:numPr>
+          <w:ilvl w:val="1"/>
+          <w:numId w:val="9"/>
+        </w:numPr>
+        <w:rPr>
+          <w:sz w:val="20"/>
+          <w:szCs w:val="20"/>
+        </w:rPr>
+      </w:pPr>
+      <w:proofErr w:type="spellStart"/>
+      <w:r>
+        <w:rPr>
+          <w:sz w:val="20"/>
+          <w:szCs w:val="20"/>
+        </w:rPr>
+        <w:t>Kubelet</w:t>
+      </w:r>
+      <w:proofErr w:type="spellEnd"/>
+    </w:p>
+    <w:p>
+      <w:pPr>
+        <w:numPr>
+          <w:ilvl w:val="1"/>
+          <w:numId w:val="9"/>
+        </w:numPr>
+        <w:rPr>
+          <w:sz w:val="20"/>
+          <w:szCs w:val="20"/>
+        </w:rPr>
+      </w:pPr>
+      <w:r>
+        <w:rPr>
+          <w:sz w:val="20"/>
+          <w:szCs w:val="20"/>
+        </w:rPr>
+        <w:t>Kube-proxy</w:t>
+      </w:r>
+    </w:p>
+    <w:p>
+      <w:pPr>
+        <w:numPr>
+          <w:ilvl w:val="1"/>
+          <w:numId w:val="9"/>
+        </w:numPr>
+        <w:rPr>
+          <w:sz w:val="20"/>
+          <w:szCs w:val="20"/>
+        </w:rPr>
+      </w:pPr>
+      <w:r>
+        <w:rPr>
+          <w:sz w:val="20"/>
+          <w:szCs w:val="20"/>
+        </w:rPr>
+        <w:t>Pods (containers run here)</w:t>
+      </w:r>
+    </w:p>
+    <w:p>
+      <w:pPr>
+        <w:rPr>
+          <w:sz w:val="20"/>
+          <w:szCs w:val="20"/>
+        </w:rPr>
+      </w:pPr>
+      <w:r>
+        <w:rPr>
+          <w:sz w:val="20"/>
+          <w:szCs w:val="20"/>
+        </w:rPr>
+        <w:pict w14:anchorId="64956FD3">
+          <v:rect id="_x0000_i1188" style="width:0;height:1.5pt" o:hralign="center" o:hrstd="t" o:hr="t" fillcolor="#a0a0a0" stroked="f"/>
+        </w:pict>
+      </w:r>
+    </w:p>
+    <w:p>
+      <w:pPr>
+        <w:rPr>
+          <w:b/>
+          <w:bCs/>
+          <w:sz w:val="20"/>
+          <w:szCs w:val="20"/>
+        </w:rPr>
+      </w:pPr>
+      <w:r>
+        <w:rPr>
+          <w:b/>
+          <w:bCs/>
+          <w:sz w:val="20"/>
+          <w:szCs w:val="20"/>
+        </w:rPr>
+        <w:t>2. Master Node Count Rule</w:t>
+      </w:r>
+    </w:p>
+    <w:p>
+      <w:pPr>
+        <w:numPr>
+          <w:ilvl w:val="0"/>
+          <w:numId w:val="10"/>
+        </w:numPr>
+        <w:rPr>
+          <w:sz w:val="20"/>
+          <w:szCs w:val="20"/>
+        </w:rPr>
+      </w:pPr>
+      <w:proofErr w:type="spellStart"/>
+      <w:r>
+        <w:rPr>
+          <w:rFonts w:ascii="Nirmala UI" w:hAnsi="Nirmala UI" w:cs="Nirmala UI"/>
+          <w:sz w:val="20"/>
+          <w:szCs w:val="20"/>
+        </w:rPr>
+        <w:t>हमेशा</w:t>
+      </w:r>
+      <w:proofErr w:type="spellEnd"/>
+      <w:r>
+        <w:rPr>
+          <w:sz w:val="20"/>
+          <w:szCs w:val="20"/>
+        </w:rPr>
+        <w:t xml:space="preserve"> </w:t>
+      </w:r>
+      <w:r>
+        <w:rPr>
+          <w:b/>
+          <w:bCs/>
+          <w:sz w:val="20"/>
+          <w:szCs w:val="20"/>
+        </w:rPr>
+        <w:t>odd number of masters</w:t>
+      </w:r>
+      <w:r>
+        <w:rPr>
+          <w:sz w:val="20"/>
+          <w:szCs w:val="20"/>
+        </w:rPr>
+        <w:t xml:space="preserve"> </w:t>
+      </w:r>
+      <w:proofErr w:type="spellStart"/>
+      <w:r>
+        <w:rPr>
+          <w:rFonts w:ascii="Nirmala UI" w:hAnsi="Nirmala UI" w:cs="Nirmala UI"/>
+          <w:sz w:val="20"/>
+          <w:szCs w:val="20"/>
+        </w:rPr>
+        <w:t>चुनें</w:t>
+      </w:r>
+      <w:proofErr w:type="spellEnd"/>
+      <w:r>
+        <w:rPr>
+          <w:sz w:val="20"/>
+          <w:szCs w:val="20"/>
+        </w:rPr>
+        <w:t xml:space="preserve"> → 1, 3, 5, 7...</w:t>
+      </w:r>
+    </w:p>
+    <w:p>
+      <w:pPr>
+        <w:numPr>
+          <w:ilvl w:val="0"/>
+          <w:numId w:val="10"/>
+        </w:numPr>
+        <w:rPr>
+          <w:sz w:val="20"/>
+          <w:szCs w:val="20"/>
+        </w:rPr>
+      </w:pPr>
+      <w:proofErr w:type="spellStart"/>
+      <w:r>
+        <w:rPr>
+          <w:rFonts w:ascii="Nirmala UI" w:hAnsi="Nirmala UI" w:cs="Nirmala UI"/>
+          <w:sz w:val="20"/>
+          <w:szCs w:val="20"/>
+        </w:rPr>
+        <w:t>क्यों</w:t>
+      </w:r>
+      <w:proofErr w:type="spellEnd"/>
+      <w:r>
+        <w:rPr>
+          <w:sz w:val="20"/>
+          <w:szCs w:val="20"/>
+        </w:rPr>
+        <w:t xml:space="preserve">? → </w:t>
+      </w:r>
+      <w:proofErr w:type="spellStart"/>
+      <w:r>
+        <w:rPr>
+          <w:sz w:val="20"/>
+          <w:szCs w:val="20"/>
+        </w:rPr>
+        <w:t>etcd</w:t>
+      </w:r>
+      <w:proofErr w:type="spellEnd"/>
+      <w:r>
+        <w:rPr>
+          <w:sz w:val="20"/>
+          <w:szCs w:val="20"/>
+        </w:rPr>
+        <w:t xml:space="preserve"> uses </w:t>
+      </w:r>
+      <w:r>
+        <w:rPr>
+          <w:b/>
+          <w:bCs/>
+          <w:sz w:val="20"/>
+          <w:szCs w:val="20"/>
+        </w:rPr>
+        <w:t>Raft consensus algorithm</w:t>
+      </w:r>
+      <w:r>
+        <w:rPr>
+          <w:sz w:val="20"/>
+          <w:szCs w:val="20"/>
+        </w:rPr>
+        <w:t xml:space="preserve"> (quorum needed).</w:t>
+      </w:r>
+    </w:p>
+    <w:p>
+      <w:pPr>
+        <w:numPr>
+          <w:ilvl w:val="0"/>
+          <w:numId w:val="10"/>
+        </w:numPr>
+        <w:rPr>
+          <w:sz w:val="20"/>
+          <w:szCs w:val="20"/>
+        </w:rPr>
+      </w:pPr>
+      <w:r>
+        <w:rPr>
+          <w:b/>
+          <w:bCs/>
+          <w:sz w:val="20"/>
+          <w:szCs w:val="20"/>
+        </w:rPr>
+        <w:t>Quorum formula:</w:t>
+      </w:r>
+      <w:r>
+        <w:rPr>
+          <w:sz w:val="20"/>
+          <w:szCs w:val="20"/>
+        </w:rPr>
+        <w:t xml:space="preserve"> n/2 + 1</w:t>
+      </w:r>
+    </w:p>
+    <w:p>
+      <w:pPr>
+        <w:numPr>
+          <w:ilvl w:val="1"/>
+          <w:numId w:val="10"/>
+        </w:numPr>
+        <w:rPr>
+          <w:sz w:val="20"/>
+          <w:szCs w:val="20"/>
+        </w:rPr>
+      </w:pPr>
+      <w:r>
+        <w:rPr>
+          <w:sz w:val="20"/>
+          <w:szCs w:val="20"/>
+        </w:rPr>
+        <w:t>1 master → quorum = 1 → no fault tolerance</w:t>
+      </w:r>
+    </w:p>
+    <w:p>
+      <w:pPr>
+        <w:numPr>
+          <w:ilvl w:val="1"/>
+          <w:numId w:val="10"/>
+        </w:numPr>
+        <w:rPr>
+          <w:sz w:val="20"/>
+          <w:szCs w:val="20"/>
+        </w:rPr>
+      </w:pPr>
+      <w:r>
+        <w:rPr>
+          <w:sz w:val="20"/>
+          <w:szCs w:val="20"/>
+        </w:rPr>
+        <w:t>3 masters → quorum = 2 → 1 node can fail</w:t>
+      </w:r>
+    </w:p>
+    <w:p>
+      <w:pPr>
+        <w:numPr>
+          <w:ilvl w:val="1"/>
+          <w:numId w:val="10"/>
+        </w:numPr>
+        <w:rPr>
+          <w:sz w:val="20"/>
+          <w:szCs w:val="20"/>
+        </w:rPr>
+      </w:pPr>
+      <w:r>
+        <w:rPr>
+          <w:sz w:val="20"/>
+          <w:szCs w:val="20"/>
+        </w:rPr>
+        <w:t>5 masters → quorum = 3 → 2 nodes can fail</w:t>
+      </w:r>
+    </w:p>
+    <w:p>
+      <w:pPr>
+        <w:rPr>
+          <w:sz w:val="20"/>
+          <w:szCs w:val="20"/>
+        </w:rPr>
+      </w:pPr>
+      <w:r>
+        <w:rPr>
+          <w:rFonts w:ascii="Segoe UI Emoji" w:hAnsi="Segoe UI Emoji" w:cs="Segoe UI Emoji"/>
+          <w:sz w:val="20"/>
+          <w:szCs w:val="20"/>
+        </w:rPr>
+        <w:t>👉</w:t>
+      </w:r>
+      <w:r>
+        <w:rPr>
+          <w:sz w:val="20"/>
+          <w:szCs w:val="20"/>
+        </w:rPr>
+        <w:t xml:space="preserve"> Odd masters prevent </w:t>
+      </w:r>
+      <w:r>
+        <w:rPr>
+          <w:b/>
+          <w:bCs/>
+          <w:sz w:val="20"/>
+          <w:szCs w:val="20"/>
+        </w:rPr>
+        <w:t>split brain problem</w:t>
+      </w:r>
+      <w:r>
+        <w:rPr>
+          <w:sz w:val="20"/>
+          <w:szCs w:val="20"/>
+        </w:rPr>
+        <w:t>.</w:t>
+      </w:r>
+    </w:p>
+    <w:p>
+      <w:pPr>
+        <w:rPr>
+          <w:sz w:val="20"/>
+          <w:szCs w:val="20"/>
+        </w:rPr>
+      </w:pPr>
+      <w:r>
+        <w:rPr>
+          <w:sz w:val="20"/>
+          <w:szCs w:val="20"/>
+        </w:rPr>
+        <w:pict w14:anchorId="53EFD72E">
+          <v:rect id="_x0000_i1189" style="width:0;height:1.5pt" o:hralign="center" o:hrstd="t" o:hr="t" fillcolor="#a0a0a0" stroked="f"/>
+        </w:pict>
+      </w:r>
+    </w:p>
+    <w:p>
+      <w:pPr>
+        <w:rPr>
+          <w:b/>
+          <w:bCs/>
+          <w:sz w:val="20"/>
+          <w:szCs w:val="20"/>
+        </w:rPr>
+      </w:pPr>
+      <w:r>
+        <w:rPr>
+          <w:b/>
+          <w:bCs/>
+          <w:sz w:val="20"/>
+          <w:szCs w:val="20"/>
+        </w:rPr>
+        <w:t>3. Kubernetes Cluster Limits</w:t>
+      </w:r>
+    </w:p>
+    <w:p>
+      <w:pPr>
+        <w:rPr>
+          <w:sz w:val="20"/>
+          <w:szCs w:val="20"/>
+        </w:rPr>
+      </w:pPr>
+      <w:r>
+        <w:rPr>
+          <w:sz w:val="20"/>
+          <w:szCs w:val="20"/>
+        </w:rPr>
+        <w:t>(As per official docs)</w:t>
+      </w:r>
+    </w:p>
+    <w:p>
+      <w:pPr>
+        <w:numPr>
+          <w:ilvl w:val="0"/>
+          <w:numId w:val="11"/>
+        </w:numPr>
+        <w:rPr>
+          <w:sz w:val="20"/>
+          <w:szCs w:val="20"/>
+        </w:rPr>
+      </w:pPr>
+      <w:r>
+        <w:rPr>
+          <w:sz w:val="20"/>
+          <w:szCs w:val="20"/>
+        </w:rPr>
+        <w:t xml:space="preserve">Max </w:t>
+      </w:r>
+      <w:r>
+        <w:rPr>
+          <w:b/>
+          <w:bCs/>
+          <w:sz w:val="20"/>
+          <w:szCs w:val="20"/>
+        </w:rPr>
+        <w:t>5000 nodes</w:t>
+      </w:r>
+      <w:r>
+        <w:rPr>
+          <w:sz w:val="20"/>
+          <w:szCs w:val="20"/>
+        </w:rPr>
+        <w:t xml:space="preserve"> per cluster</w:t>
+      </w:r>
+    </w:p>
+    <w:p>
+      <w:pPr>
+        <w:numPr>
+          <w:ilvl w:val="0"/>
+          <w:numId w:val="11"/>
+        </w:numPr>
+        <w:rPr>
+          <w:sz w:val="20"/>
+          <w:szCs w:val="20"/>
+        </w:rPr>
+      </w:pPr>
+      <w:r>
+        <w:rPr>
+          <w:sz w:val="20"/>
+          <w:szCs w:val="20"/>
+        </w:rPr>
+        <w:t xml:space="preserve">Max </w:t>
+      </w:r>
+      <w:r>
+        <w:rPr>
+          <w:b/>
+          <w:bCs/>
+          <w:sz w:val="20"/>
+          <w:szCs w:val="20"/>
+        </w:rPr>
+        <w:t>110 pods per node</w:t>
+      </w:r>
+    </w:p>
+    <w:p>
+      <w:pPr>
+        <w:numPr>
+          <w:ilvl w:val="0"/>
+          <w:numId w:val="11"/>
+        </w:numPr>
+        <w:rPr>
+          <w:sz w:val="20"/>
+          <w:szCs w:val="20"/>
+        </w:rPr>
+      </w:pPr>
+      <w:r>
+        <w:rPr>
+          <w:sz w:val="20"/>
+          <w:szCs w:val="20"/>
+        </w:rPr>
+        <w:lastRenderedPageBreak/>
+        <w:t xml:space="preserve">Max </w:t>
+      </w:r>
+      <w:r>
+        <w:rPr>
+          <w:b/>
+          <w:bCs/>
+          <w:sz w:val="20"/>
+          <w:szCs w:val="20"/>
+        </w:rPr>
+        <w:t>150,000 pods per cluster</w:t>
+      </w:r>
+    </w:p>
+    <w:p>
+      <w:pPr>
+        <w:numPr>
+          <w:ilvl w:val="0"/>
+          <w:numId w:val="11"/>
+        </w:numPr>
+        <w:rPr>
+          <w:sz w:val="20"/>
+          <w:szCs w:val="20"/>
+        </w:rPr>
+      </w:pPr>
+      <w:r>
+        <w:rPr>
+          <w:sz w:val="20"/>
+          <w:szCs w:val="20"/>
+        </w:rPr>
+        <w:t xml:space="preserve">Max </w:t>
+      </w:r>
+      <w:r>
+        <w:rPr>
+          <w:b/>
+          <w:bCs/>
+          <w:sz w:val="20"/>
+          <w:szCs w:val="20"/>
+        </w:rPr>
+        <w:t>300,000 containers per cluster</w:t>
+      </w:r>
+    </w:p>
+    <w:p>
+      <w:pPr>
+        <w:rPr>
+          <w:sz w:val="20"/>
+          <w:szCs w:val="20"/>
+        </w:rPr>
+      </w:pPr>
+      <w:r>
+        <w:rPr>
+          <w:sz w:val="20"/>
+          <w:szCs w:val="20"/>
+        </w:rPr>
+        <w:pict w14:anchorId="331EDE46">
+          <v:rect id="_x0000_i1190" style="width:0;height:1.5pt" o:hralign="center" o:hrstd="t" o:hr="t" fillcolor="#a0a0a0" stroked="f"/>
+        </w:pict>
+      </w:r>
+    </w:p>
+    <w:p>
+      <w:pPr>
+        <w:rPr>
+          <w:b/>
+          <w:bCs/>
+          <w:sz w:val="20"/>
+          <w:szCs w:val="20"/>
+        </w:rPr>
+      </w:pPr>
+      <w:r>
+        <w:rPr>
+          <w:b/>
+          <w:bCs/>
+          <w:sz w:val="20"/>
+          <w:szCs w:val="20"/>
+        </w:rPr>
+        <w:t>4. Hardware Requirements (for practice)</w:t>
+      </w:r>
+    </w:p>
+    <w:p>
+      <w:pPr>
+        <w:numPr>
+          <w:ilvl w:val="0"/>
+          <w:numId w:val="12"/>
+        </w:numPr>
+        <w:rPr>
+          <w:sz w:val="20"/>
+          <w:szCs w:val="20"/>
+        </w:rPr>
+      </w:pPr>
+      <w:r>
+        <w:rPr>
+          <w:sz w:val="20"/>
+          <w:szCs w:val="20"/>
+        </w:rPr>
+        <w:t xml:space="preserve">Minimum: </w:t>
+      </w:r>
+      <w:r>
+        <w:rPr>
+          <w:b/>
+          <w:bCs/>
+          <w:sz w:val="20"/>
+          <w:szCs w:val="20"/>
+        </w:rPr>
+        <w:t>1 CPU + 2 GB RAM</w:t>
+      </w:r>
+      <w:r>
+        <w:rPr>
+          <w:sz w:val="20"/>
+          <w:szCs w:val="20"/>
+        </w:rPr>
+        <w:t xml:space="preserve"> per VM/node</w:t>
+      </w:r>
+    </w:p>
+    <w:p>
+      <w:pPr>
+        <w:numPr>
+          <w:ilvl w:val="0"/>
+          <w:numId w:val="12"/>
+        </w:numPr>
+        <w:rPr>
+          <w:sz w:val="20"/>
+          <w:szCs w:val="20"/>
+        </w:rPr>
+      </w:pPr>
+      <w:r>
+        <w:rPr>
+          <w:sz w:val="20"/>
+          <w:szCs w:val="20"/>
+        </w:rPr>
+        <w:t>Recommended setups:</w:t>
+      </w:r>
+    </w:p>
+    <w:p>
+      <w:pPr>
+        <w:numPr>
+          <w:ilvl w:val="1"/>
+          <w:numId w:val="12"/>
+        </w:numPr>
+        <w:rPr>
+          <w:sz w:val="20"/>
+          <w:szCs w:val="20"/>
+        </w:rPr>
+      </w:pPr>
+      <w:r>
+        <w:rPr>
+          <w:sz w:val="20"/>
+          <w:szCs w:val="20"/>
+        </w:rPr>
+        <w:t xml:space="preserve">Small: </w:t>
+      </w:r>
+      <w:r>
+        <w:rPr>
+          <w:b/>
+          <w:bCs/>
+          <w:sz w:val="20"/>
+          <w:szCs w:val="20"/>
+        </w:rPr>
+        <w:t>1 master + 2 workers</w:t>
+      </w:r>
+    </w:p>
+    <w:p>
+      <w:pPr>
+        <w:numPr>
+          <w:ilvl w:val="1"/>
+          <w:numId w:val="12"/>
+        </w:numPr>
+        <w:rPr>
+          <w:sz w:val="20"/>
+          <w:szCs w:val="20"/>
+        </w:rPr>
+      </w:pPr>
+      <w:r>
+        <w:rPr>
+          <w:sz w:val="20"/>
+          <w:szCs w:val="20"/>
+        </w:rPr>
+        <w:t xml:space="preserve">Better: </w:t>
+      </w:r>
+      <w:r>
+        <w:rPr>
+          <w:b/>
+          <w:bCs/>
+          <w:sz w:val="20"/>
+          <w:szCs w:val="20"/>
+        </w:rPr>
+        <w:t>3 masters + 5 workers</w:t>
+      </w:r>
+    </w:p>
+    <w:p>
+      <w:pPr>
+        <w:rPr>
+          <w:sz w:val="20"/>
+          <w:szCs w:val="20"/>
+        </w:rPr>
+      </w:pPr>
+      <w:r>
+        <w:rPr>
+          <w:sz w:val="20"/>
+          <w:szCs w:val="20"/>
+        </w:rPr>
+        <w:pict w14:anchorId="4241DFBF">
+          <v:rect id="_x0000_i1191" style="width:0;height:1.5pt" o:hralign="center" o:hrstd="t" o:hr="t" fillcolor="#a0a0a0" stroked="f"/>
+        </w:pict>
+      </w:r>
+    </w:p>
+    <w:p>
+      <w:pPr>
+        <w:rPr>
+          <w:b/>
+          <w:bCs/>
+          <w:sz w:val="20"/>
+          <w:szCs w:val="20"/>
+        </w:rPr>
+      </w:pPr>
+      <w:r>
+        <w:rPr>
+          <w:b/>
+          <w:bCs/>
+          <w:sz w:val="20"/>
+          <w:szCs w:val="20"/>
+        </w:rPr>
+        <w:t>5. Tools Required</w:t>
+      </w:r>
+    </w:p>
+    <w:p>
+      <w:pPr>
+        <w:numPr>
+          <w:ilvl w:val="0"/>
+          <w:numId w:val="13"/>
+        </w:numPr>
+        <w:rPr>
+          <w:sz w:val="20"/>
+          <w:szCs w:val="20"/>
+        </w:rPr>
+      </w:pPr>
+      <w:r>
+        <w:rPr>
+          <w:b/>
+          <w:bCs/>
+          <w:sz w:val="20"/>
+          <w:szCs w:val="20"/>
+        </w:rPr>
+        <w:t>Oracle VirtualBox</w:t>
+      </w:r>
+      <w:r>
+        <w:rPr>
+          <w:sz w:val="20"/>
+          <w:szCs w:val="20"/>
+        </w:rPr>
+        <w:t xml:space="preserve"> (Hypervisor)</w:t>
+      </w:r>
+    </w:p>
+    <w:p>
+      <w:pPr>
+        <w:numPr>
+          <w:ilvl w:val="1"/>
+          <w:numId w:val="13"/>
+        </w:numPr>
+        <w:rPr>
+          <w:sz w:val="20"/>
+          <w:szCs w:val="20"/>
+        </w:rPr>
+      </w:pPr>
+      <w:r>
+        <w:rPr>
+          <w:sz w:val="20"/>
+          <w:szCs w:val="20"/>
+        </w:rPr>
+        <w:t xml:space="preserve">Install → Add </w:t>
+      </w:r>
+      <w:r>
+        <w:rPr>
+          <w:b/>
+          <w:bCs/>
+          <w:sz w:val="20"/>
+          <w:szCs w:val="20"/>
+        </w:rPr>
+        <w:t>Extension Pack</w:t>
+      </w:r>
+    </w:p>
+    <w:p>
+      <w:pPr>
+        <w:numPr>
+          <w:ilvl w:val="0"/>
+          <w:numId w:val="13"/>
+        </w:numPr>
+        <w:rPr>
+          <w:sz w:val="20"/>
+          <w:szCs w:val="20"/>
+        </w:rPr>
+      </w:pPr>
+      <w:r>
+        <w:rPr>
+          <w:b/>
+          <w:bCs/>
+          <w:sz w:val="20"/>
+          <w:szCs w:val="20"/>
+        </w:rPr>
+        <w:t>Vagrant</w:t>
+      </w:r>
+      <w:r>
+        <w:rPr>
+          <w:sz w:val="20"/>
+          <w:szCs w:val="20"/>
+        </w:rPr>
+        <w:t xml:space="preserve"> (automates VM creation)</w:t>
+      </w:r>
+    </w:p>
+    <w:p>
+      <w:pPr>
+        <w:numPr>
+          <w:ilvl w:val="0"/>
+          <w:numId w:val="13"/>
+        </w:numPr>
+        <w:rPr>
+          <w:sz w:val="20"/>
+          <w:szCs w:val="20"/>
+        </w:rPr>
+      </w:pPr>
+      <w:r>
+        <w:rPr>
+          <w:b/>
+          <w:bCs/>
+          <w:sz w:val="20"/>
+          <w:szCs w:val="20"/>
+        </w:rPr>
+        <w:t xml:space="preserve">Git Bash / PowerShell / </w:t>
+      </w:r>
+      <w:proofErr w:type="spellStart"/>
+      <w:r>
+        <w:rPr>
+          <w:b/>
+          <w:bCs/>
+          <w:sz w:val="20"/>
+          <w:szCs w:val="20"/>
+        </w:rPr>
+        <w:t>MobaXterm</w:t>
+      </w:r>
+      <w:proofErr w:type="spellEnd"/>
+      <w:r>
+        <w:rPr>
+          <w:sz w:val="20"/>
+          <w:szCs w:val="20"/>
+        </w:rPr>
+        <w:t xml:space="preserve"> (for commands)</w:t>
+      </w:r>
+    </w:p>
+    <w:p>
+      <w:pPr>
+        <w:rPr>
+          <w:sz w:val="20"/>
+          <w:szCs w:val="20"/>
+        </w:rPr>
+      </w:pPr>
+      <w:r>
+        <w:rPr>
+          <w:sz w:val="20"/>
+          <w:szCs w:val="20"/>
+        </w:rPr>
+        <w:pict w14:anchorId="743184B1">
+          <v:rect id="_x0000_i1192" style="width:0;height:1.5pt" o:hralign="center" o:hrstd="t" o:hr="t" fillcolor="#a0a0a0" stroked="f"/>
+        </w:pict>
+      </w:r>
+    </w:p>
+    <w:p>
+      <w:pPr>
+        <w:rPr>
+          <w:b/>
+          <w:bCs/>
+          <w:sz w:val="20"/>
+          <w:szCs w:val="20"/>
+        </w:rPr>
+      </w:pPr>
+      <w:r>
+        <w:rPr>
+          <w:b/>
+          <w:bCs/>
+          <w:sz w:val="20"/>
+          <w:szCs w:val="20"/>
+        </w:rPr>
+        <w:t>6. Installation Steps (Quick Deployment)</w:t>
+      </w:r>
+    </w:p>
+    <w:p>
+      <w:pPr>
+        <w:numPr>
+          <w:ilvl w:val="0"/>
+          <w:numId w:val="14"/>
+        </w:numPr>
+        <w:rPr>
+          <w:sz w:val="20"/>
+          <w:szCs w:val="20"/>
+        </w:rPr>
+      </w:pPr>
+      <w:r>
+        <w:rPr>
+          <w:b/>
+          <w:bCs/>
+          <w:sz w:val="20"/>
+          <w:szCs w:val="20"/>
+        </w:rPr>
+        <w:t>Install VirtualBox</w:t>
+      </w:r>
+    </w:p>
+    <w:p>
+      <w:pPr>
+        <w:numPr>
+          <w:ilvl w:val="1"/>
+          <w:numId w:val="14"/>
+        </w:numPr>
+        <w:rPr>
+          <w:sz w:val="20"/>
+          <w:szCs w:val="20"/>
+        </w:rPr>
+      </w:pPr>
+      <w:r>
+        <w:rPr>
+          <w:sz w:val="20"/>
+          <w:szCs w:val="20"/>
+        </w:rPr>
+        <w:t xml:space="preserve">Download from </w:t>
+      </w:r>
+      <w:hyperlink r:id="rId25" w:history="1">
+        <w:r>
+          <w:rPr>
+            <w:rStyle w:val="Hyperlink"/>
+            <w:sz w:val="20"/>
+            <w:szCs w:val="20"/>
+          </w:rPr>
+          <w:t>virtualbox.org</w:t>
+        </w:r>
+      </w:hyperlink>
+    </w:p>
+    <w:p>
+      <w:pPr>
+        <w:numPr>
+          <w:ilvl w:val="1"/>
+          <w:numId w:val="14"/>
+        </w:numPr>
+        <w:rPr>
+          <w:sz w:val="20"/>
+          <w:szCs w:val="20"/>
+        </w:rPr>
+      </w:pPr>
+      <w:r>
+        <w:rPr>
+          <w:sz w:val="20"/>
+          <w:szCs w:val="20"/>
+        </w:rPr>
+        <w:t>Install + Extension Pack</w:t>
+      </w:r>
+    </w:p>
+    <w:p>
+      <w:pPr>
+        <w:numPr>
+          <w:ilvl w:val="0"/>
+          <w:numId w:val="14"/>
+        </w:numPr>
+        <w:rPr>
+          <w:sz w:val="20"/>
+          <w:szCs w:val="20"/>
+        </w:rPr>
+      </w:pPr>
+      <w:r>
+        <w:rPr>
+          <w:b/>
+          <w:bCs/>
+          <w:sz w:val="20"/>
+          <w:szCs w:val="20"/>
+        </w:rPr>
+        <w:t>Install Vagrant</w:t>
+      </w:r>
+    </w:p>
+    <w:p>
+      <w:pPr>
+        <w:numPr>
+          <w:ilvl w:val="1"/>
+          <w:numId w:val="14"/>
+        </w:numPr>
+        <w:rPr>
+          <w:sz w:val="20"/>
+          <w:szCs w:val="20"/>
+        </w:rPr>
+      </w:pPr>
+      <w:r>
+        <w:rPr>
+          <w:sz w:val="20"/>
+          <w:szCs w:val="20"/>
+        </w:rPr>
+        <w:t xml:space="preserve">Download from </w:t>
+      </w:r>
+      <w:hyperlink r:id="rId26" w:history="1">
+        <w:r>
+          <w:rPr>
+            <w:rStyle w:val="Hyperlink"/>
+            <w:sz w:val="20"/>
+            <w:szCs w:val="20"/>
+          </w:rPr>
+          <w:t>vagrantup.com</w:t>
+        </w:r>
+      </w:hyperlink>
+    </w:p>
+    <w:p>
+      <w:pPr>
+        <w:numPr>
+          <w:ilvl w:val="1"/>
+          <w:numId w:val="14"/>
+        </w:numPr>
+        <w:rPr>
+          <w:sz w:val="20"/>
+          <w:szCs w:val="20"/>
+        </w:rPr>
+      </w:pPr>
+      <w:r>
+        <w:rPr>
+          <w:sz w:val="20"/>
+          <w:szCs w:val="20"/>
+        </w:rPr>
+        <w:t>Install → Restart</w:t>
+      </w:r>
+    </w:p>
+    <w:p>
+      <w:pPr>
+        <w:numPr>
+          <w:ilvl w:val="0"/>
+          <w:numId w:val="14"/>
+        </w:numPr>
+        <w:rPr>
+          <w:sz w:val="20"/>
+          <w:szCs w:val="20"/>
+        </w:rPr>
+      </w:pPr>
+      <w:r>
+        <w:rPr>
+          <w:b/>
+          <w:bCs/>
+          <w:sz w:val="20"/>
+          <w:szCs w:val="20"/>
+        </w:rPr>
+        <w:t>Get Kubernetes Setup Code</w:t>
+      </w:r>
+    </w:p>
+    <w:p>
+      <w:pPr>
+        <w:numPr>
+          <w:ilvl w:val="1"/>
+          <w:numId w:val="14"/>
+        </w:numPr>
+        <w:rPr>
+          <w:sz w:val="20"/>
+          <w:szCs w:val="20"/>
+        </w:rPr>
+      </w:pPr>
+      <w:r>
+        <w:rPr>
+          <w:sz w:val="20"/>
+          <w:szCs w:val="20"/>
+        </w:rPr>
+        <w:t>Option A: Clone repo</w:t>
+      </w:r>
+    </w:p>
+    <w:p>
+      <w:pPr>
+        <w:numPr>
+          <w:ilvl w:val="1"/>
+          <w:numId w:val="14"/>
+        </w:numPr>
+        <w:tabs>
+          <w:tab w:val="clear" w:pos="1440"/>
+        </w:tabs>
+        <w:rPr>
+          <w:sz w:val="20"/>
+          <w:szCs w:val="20"/>
+        </w:rPr>
+      </w:pPr>
+      <w:r>
+        <w:rPr>
+          <w:sz w:val="20"/>
+          <w:szCs w:val="20"/>
+        </w:rPr>
+        <w:t>git clone https://github.com/Casa-Cloud/kubernetes.git</w:t>
+      </w:r>
+    </w:p>
+    <w:p>
+      <w:pPr>
+        <w:numPr>
+          <w:ilvl w:val="1"/>
+          <w:numId w:val="14"/>
+        </w:numPr>
+        <w:rPr>
+          <w:sz w:val="20"/>
+          <w:szCs w:val="20"/>
+        </w:rPr>
+      </w:pPr>
+      <w:r>
+        <w:rPr>
+          <w:sz w:val="20"/>
+          <w:szCs w:val="20"/>
+        </w:rPr>
+        <w:t>Option B: Download ZIP → Extract into C:\kubernetes\</w:t>
+      </w:r>
+    </w:p>
+    <w:p>
+      <w:pPr>
+        <w:numPr>
+          <w:ilvl w:val="0"/>
+          <w:numId w:val="14"/>
+        </w:numPr>
+        <w:rPr>
+          <w:sz w:val="20"/>
+          <w:szCs w:val="20"/>
+        </w:rPr>
+      </w:pPr>
+      <w:r>
+        <w:rPr>
+          <w:b/>
+          <w:bCs/>
+          <w:sz w:val="20"/>
+          <w:szCs w:val="20"/>
+        </w:rPr>
+        <w:t>Go to Vagrant Setup Folder</w:t>
+      </w:r>
+    </w:p>
+    <w:p>
+      <w:pPr>
+        <w:numPr>
+          <w:ilvl w:val="0"/>
+          <w:numId w:val="14"/>
+        </w:numPr>
+        <w:tabs>
+          <w:tab w:val="clear" w:pos="720"/>
+        </w:tabs>
+        <w:rPr>
+          <w:sz w:val="20"/>
+          <w:szCs w:val="20"/>
+        </w:rPr>
+      </w:pPr>
+      <w:r>
+        <w:rPr>
+          <w:sz w:val="20"/>
+          <w:szCs w:val="20"/>
+        </w:rPr>
+        <w:t xml:space="preserve">cd </w:t>
+      </w:r>
+      <w:proofErr w:type="spellStart"/>
+      <w:r>
+        <w:rPr>
+          <w:sz w:val="20"/>
+          <w:szCs w:val="20"/>
+        </w:rPr>
+        <w:t>kubernetes</w:t>
+      </w:r>
+      <w:proofErr w:type="spellEnd"/>
+      <w:r>
+        <w:rPr>
+          <w:sz w:val="20"/>
+          <w:szCs w:val="20"/>
+        </w:rPr>
+        <w:t>/setup-of-k8s/vagrant-</w:t>
+      </w:r>
+      <w:proofErr w:type="spellStart"/>
+      <w:r>
+        <w:rPr>
+          <w:sz w:val="20"/>
+          <w:szCs w:val="20"/>
+        </w:rPr>
+        <w:t>kubeadm</w:t>
+      </w:r>
+      <w:proofErr w:type="spellEnd"/>
+    </w:p>
+    <w:p>
+      <w:pPr>
+        <w:numPr>
+          <w:ilvl w:val="0"/>
+          <w:numId w:val="14"/>
+        </w:numPr>
+        <w:rPr>
+          <w:sz w:val="20"/>
+          <w:szCs w:val="20"/>
+        </w:rPr>
+      </w:pPr>
+      <w:r>
+        <w:rPr>
+          <w:b/>
+          <w:bCs/>
+          <w:sz w:val="20"/>
+          <w:szCs w:val="20"/>
+        </w:rPr>
+        <w:t xml:space="preserve">Edit </w:t>
+      </w:r>
+      <w:proofErr w:type="spellStart"/>
+      <w:r>
+        <w:rPr>
+          <w:b/>
+          <w:bCs/>
+          <w:sz w:val="20"/>
+          <w:szCs w:val="20"/>
+        </w:rPr>
+        <w:t>Vagrantfile</w:t>
+      </w:r>
+      <w:proofErr w:type="spellEnd"/>
+    </w:p>
+    <w:p>
+      <w:pPr>
+        <w:numPr>
+          <w:ilvl w:val="1"/>
+          <w:numId w:val="14"/>
+        </w:numPr>
+        <w:rPr>
+          <w:sz w:val="20"/>
+          <w:szCs w:val="20"/>
+        </w:rPr>
+      </w:pPr>
+      <w:r>
+        <w:rPr>
+          <w:sz w:val="20"/>
+          <w:szCs w:val="20"/>
+        </w:rPr>
+        <w:t>Set number of masters &amp; workers:</w:t>
+      </w:r>
+    </w:p>
+    <w:p>
+      <w:pPr>
+        <w:numPr>
+          <w:ilvl w:val="1"/>
+          <w:numId w:val="14"/>
+        </w:numPr>
+        <w:tabs>
+          <w:tab w:val="clear" w:pos="1440"/>
+        </w:tabs>
+        <w:rPr>
+          <w:sz w:val="20"/>
+          <w:szCs w:val="20"/>
+        </w:rPr>
+      </w:pPr>
+      <w:r>
+        <w:rPr>
+          <w:sz w:val="20"/>
+          <w:szCs w:val="20"/>
+        </w:rPr>
+        <w:t>MASTER_COUNT = 1</w:t>
+      </w:r>
+    </w:p>
+    <w:p>
+      <w:pPr>
+        <w:numPr>
+          <w:ilvl w:val="1"/>
+          <w:numId w:val="14"/>
+        </w:numPr>
+        <w:tabs>
+          <w:tab w:val="clear" w:pos="1440"/>
+        </w:tabs>
+        <w:rPr>
+          <w:sz w:val="20"/>
+          <w:szCs w:val="20"/>
+        </w:rPr>
+      </w:pPr>
+      <w:r>
+        <w:rPr>
+          <w:sz w:val="20"/>
+          <w:szCs w:val="20"/>
+        </w:rPr>
+        <w:t>WORKER_COUNT = 2</w:t>
+      </w:r>
+    </w:p>
+    <w:p>
+      <w:pPr>
+        <w:numPr>
+          <w:ilvl w:val="0"/>
+          <w:numId w:val="14"/>
+        </w:numPr>
+        <w:rPr>
+          <w:sz w:val="20"/>
+          <w:szCs w:val="20"/>
+        </w:rPr>
+      </w:pPr>
+      <w:r>
+        <w:rPr>
+          <w:b/>
+          <w:bCs/>
+          <w:sz w:val="20"/>
+          <w:szCs w:val="20"/>
+        </w:rPr>
+        <w:t>Bring up cluster</w:t>
+      </w:r>
+    </w:p>
+    <w:p>
+      <w:pPr>
+        <w:numPr>
+          <w:ilvl w:val="0"/>
+          <w:numId w:val="14"/>
+        </w:numPr>
+        <w:tabs>
+          <w:tab w:val="clear" w:pos="720"/>
+        </w:tabs>
+        <w:rPr>
+          <w:sz w:val="20"/>
+          <w:szCs w:val="20"/>
+        </w:rPr>
+      </w:pPr>
+      <w:r>
+        <w:rPr>
+          <w:sz w:val="20"/>
+          <w:szCs w:val="20"/>
+        </w:rPr>
+        <w:lastRenderedPageBreak/>
+        <w:t>vagrant up</w:t>
+      </w:r>
+    </w:p>
+    <w:p>
+      <w:pPr>
+        <w:numPr>
+          <w:ilvl w:val="0"/>
+          <w:numId w:val="14"/>
+        </w:numPr>
+        <w:rPr>
+          <w:sz w:val="20"/>
+          <w:szCs w:val="20"/>
+        </w:rPr>
+      </w:pPr>
+      <w:r>
+        <w:rPr>
+          <w:b/>
+          <w:bCs/>
+          <w:sz w:val="20"/>
+          <w:szCs w:val="20"/>
+        </w:rPr>
+        <w:t>Login to master node</w:t>
+      </w:r>
+    </w:p>
+    <w:p>
+      <w:pPr>
+        <w:numPr>
+          <w:ilvl w:val="0"/>
+          <w:numId w:val="14"/>
+        </w:numPr>
+        <w:tabs>
+          <w:tab w:val="clear" w:pos="720"/>
+        </w:tabs>
+        <w:rPr>
+          <w:sz w:val="20"/>
+          <w:szCs w:val="20"/>
+        </w:rPr>
+      </w:pPr>
+      <w:r>
+        <w:rPr>
+          <w:sz w:val="20"/>
+          <w:szCs w:val="20"/>
+        </w:rPr>
+        <w:t xml:space="preserve">vagrant ssh </w:t>
+      </w:r>
+      <w:proofErr w:type="spellStart"/>
+      <w:r>
+        <w:rPr>
+          <w:sz w:val="20"/>
+          <w:szCs w:val="20"/>
+        </w:rPr>
+        <w:t>kmaster</w:t>
+      </w:r>
+      <w:proofErr w:type="spellEnd"/>
+    </w:p>
+    <w:p>
+      <w:pPr>
+        <w:rPr>
+          <w:sz w:val="20"/>
+          <w:szCs w:val="20"/>
+        </w:rPr>
+      </w:pPr>
+      <w:r>
+        <w:rPr>
+          <w:sz w:val="20"/>
+          <w:szCs w:val="20"/>
+        </w:rPr>
+        <w:pict w14:anchorId="2ABC6021">
+          <v:rect id="_x0000_i1193" style="width:0;height:1.5pt" o:hralign="center" o:hrstd="t" o:hr="t" fillcolor="#a0a0a0" stroked="f"/>
+        </w:pict>
+      </w:r>
+    </w:p>
+    <w:p>
+      <w:pPr>
+        <w:rPr>
+          <w:b/>
+          <w:bCs/>
+          <w:sz w:val="20"/>
+          <w:szCs w:val="20"/>
+        </w:rPr>
+      </w:pPr>
+      <w:r>
+        <w:rPr>
+          <w:b/>
+          <w:bCs/>
+          <w:sz w:val="20"/>
+          <w:szCs w:val="20"/>
+        </w:rPr>
+        <w:t>7. Why Vagrant Setup?</w:t>
+      </w:r>
+    </w:p>
+    <w:p>
+      <w:pPr>
+        <w:numPr>
+          <w:ilvl w:val="0"/>
+          <w:numId w:val="15"/>
+        </w:numPr>
+        <w:rPr>
+          <w:sz w:val="20"/>
+          <w:szCs w:val="20"/>
+        </w:rPr>
+      </w:pPr>
+      <w:r>
+        <w:rPr>
+          <w:sz w:val="20"/>
+          <w:szCs w:val="20"/>
+        </w:rPr>
+        <w:t xml:space="preserve">Saves time (no manual </w:t>
+      </w:r>
+      <w:proofErr w:type="spellStart"/>
+      <w:r>
+        <w:rPr>
+          <w:sz w:val="20"/>
+          <w:szCs w:val="20"/>
+        </w:rPr>
+        <w:t>kubeadm</w:t>
+      </w:r>
+      <w:proofErr w:type="spellEnd"/>
+      <w:r>
+        <w:rPr>
+          <w:sz w:val="20"/>
+          <w:szCs w:val="20"/>
+        </w:rPr>
+        <w:t xml:space="preserve"> errors).</w:t>
+      </w:r>
+    </w:p>
+    <w:p>
+      <w:pPr>
+        <w:numPr>
+          <w:ilvl w:val="0"/>
+          <w:numId w:val="15"/>
+        </w:numPr>
+        <w:rPr>
+          <w:sz w:val="20"/>
+          <w:szCs w:val="20"/>
+        </w:rPr>
+      </w:pPr>
+      <w:r>
+        <w:rPr>
+          <w:sz w:val="20"/>
+          <w:szCs w:val="20"/>
+        </w:rPr>
+        <w:t>Beginners can directly start practicing deployments &amp; services.</w:t>
+      </w:r>
+    </w:p>
+    <w:p>
+      <w:pPr>
+        <w:numPr>
+          <w:ilvl w:val="0"/>
+          <w:numId w:val="15"/>
+        </w:numPr>
+        <w:rPr>
+          <w:sz w:val="20"/>
+          <w:szCs w:val="20"/>
+        </w:rPr>
+      </w:pPr>
+      <w:r>
+        <w:rPr>
+          <w:sz w:val="20"/>
+          <w:szCs w:val="20"/>
+        </w:rPr>
+        <w:t xml:space="preserve">Later: Learn </w:t>
+      </w:r>
+      <w:r>
+        <w:rPr>
+          <w:b/>
+          <w:bCs/>
+          <w:sz w:val="20"/>
+          <w:szCs w:val="20"/>
+        </w:rPr>
+        <w:t>manual installation</w:t>
+      </w:r>
+      <w:r>
+        <w:rPr>
+          <w:sz w:val="20"/>
+          <w:szCs w:val="20"/>
+        </w:rPr>
+        <w:t xml:space="preserve"> for deep understanding.</w:t>
+      </w:r>
+    </w:p>
+    <w:p>
+      <w:pPr>
+        <w:rPr>
+          <w:sz w:val="20"/>
+          <w:szCs w:val="20"/>
+        </w:rPr>
+      </w:pPr>
+      <w:r>
+        <w:rPr>
+          <w:sz w:val="20"/>
+          <w:szCs w:val="20"/>
+        </w:rPr>
+        <w:pict w14:anchorId="17C0A623">
+          <v:rect id="_x0000_i1194" style="width:0;height:1.5pt" o:hralign="center" o:hrstd="t" o:hr="t" fillcolor="#a0a0a0" stroked="f"/>
+        </w:pict>
+      </w:r>
+    </w:p>
+    <w:p>
+      <w:pPr>
+        <w:rPr>
+          <w:b/>
+          <w:bCs/>
+          <w:sz w:val="20"/>
+          <w:szCs w:val="20"/>
+        </w:rPr>
+      </w:pPr>
+      <w:r>
+        <w:rPr>
+          <w:b/>
+          <w:bCs/>
+          <w:sz w:val="20"/>
+          <w:szCs w:val="20"/>
+        </w:rPr>
+        <w:t>8. Key Takeaways</w:t>
+      </w:r>
+    </w:p>
+    <w:p>
+      <w:pPr>
+        <w:numPr>
+          <w:ilvl w:val="0"/>
+          <w:numId w:val="16"/>
+        </w:numPr>
+        <w:rPr>
+          <w:sz w:val="20"/>
+          <w:szCs w:val="20"/>
+        </w:rPr>
+      </w:pPr>
+      <w:r>
+        <w:rPr>
+          <w:sz w:val="20"/>
+          <w:szCs w:val="20"/>
+        </w:rPr>
+        <w:t xml:space="preserve">Always use </w:t>
+      </w:r>
+      <w:r>
+        <w:rPr>
+          <w:b/>
+          <w:bCs/>
+          <w:sz w:val="20"/>
+          <w:szCs w:val="20"/>
+        </w:rPr>
+        <w:t>odd number of masters</w:t>
+      </w:r>
+      <w:r>
+        <w:rPr>
+          <w:sz w:val="20"/>
+          <w:szCs w:val="20"/>
+        </w:rPr>
+        <w:t>.</w:t>
+      </w:r>
+    </w:p>
+    <w:p>
+      <w:pPr>
+        <w:numPr>
+          <w:ilvl w:val="0"/>
+          <w:numId w:val="16"/>
+        </w:numPr>
+        <w:rPr>
+          <w:sz w:val="20"/>
+          <w:szCs w:val="20"/>
+        </w:rPr>
+      </w:pPr>
+      <w:r>
+        <w:rPr>
+          <w:sz w:val="20"/>
+          <w:szCs w:val="20"/>
+        </w:rPr>
+        <w:t>Cluster can scale large but follow limits.</w:t>
+      </w:r>
+    </w:p>
+    <w:p>
+      <w:pPr>
+        <w:numPr>
+          <w:ilvl w:val="0"/>
+          <w:numId w:val="16"/>
+        </w:numPr>
+        <w:rPr>
+          <w:sz w:val="20"/>
+          <w:szCs w:val="20"/>
+        </w:rPr>
+      </w:pPr>
+      <w:r>
+        <w:rPr>
+          <w:b/>
+          <w:bCs/>
+          <w:sz w:val="20"/>
+          <w:szCs w:val="20"/>
+        </w:rPr>
+        <w:t>Vagrant + VirtualBox</w:t>
+      </w:r>
+      <w:r>
+        <w:rPr>
+          <w:sz w:val="20"/>
+          <w:szCs w:val="20"/>
+        </w:rPr>
+        <w:t xml:space="preserve"> = easiest way to get a working cluster for learning.</w:t>
+      </w:r>
+    </w:p>
+    <w:p>
+      <w:pPr>
+        <w:rPr>
+          <w:sz w:val="20"/>
+          <w:szCs w:val="20"/>
+        </w:rPr>
+      </w:pPr>
+      <w:r>
+        <w:rPr>
+          <w:sz w:val="20"/>
+          <w:szCs w:val="20"/>
+        </w:rPr>
+        <w:pict w14:anchorId="54B23F84">
+          <v:rect id="_x0000_i1195" style="width:0;height:1.5pt" o:hralign="center" o:hrstd="t" o:hr="t" fillcolor="#a0a0a0" stroked="f"/>
+        </w:pict>
+      </w:r>
+    </w:p>
+    <w:p>
+      <w:pPr>
+        <w:rPr>
+          <w:sz w:val="20"/>
+          <w:szCs w:val="20"/>
+        </w:rPr>
+      </w:pPr>
+      <w:r>
+        <w:rPr>
+          <w:rFonts w:ascii="Segoe UI Emoji" w:hAnsi="Segoe UI Emoji" w:cs="Segoe UI Emoji"/>
+          <w:sz w:val="20"/>
+          <w:szCs w:val="20"/>
+        </w:rPr>
+        <w:t>👉</w:t>
+      </w:r>
+      <w:r>
+        <w:rPr>
+          <w:sz w:val="20"/>
+          <w:szCs w:val="20"/>
+        </w:rPr>
+        <w:t xml:space="preserve"> </w:t>
+      </w:r>
+      <w:proofErr w:type="spellStart"/>
+      <w:r>
+        <w:rPr>
+          <w:rFonts w:ascii="Nirmala UI" w:hAnsi="Nirmala UI" w:cs="Nirmala UI"/>
+          <w:sz w:val="20"/>
+          <w:szCs w:val="20"/>
+        </w:rPr>
+        <w:t>इन</w:t>
+      </w:r>
+      <w:proofErr w:type="spellEnd"/>
+      <w:r>
+        <w:rPr>
+          <w:sz w:val="20"/>
+          <w:szCs w:val="20"/>
+        </w:rPr>
+        <w:t xml:space="preserve"> notes </w:t>
+      </w:r>
+      <w:proofErr w:type="spellStart"/>
+      <w:r>
+        <w:rPr>
+          <w:rFonts w:ascii="Nirmala UI" w:hAnsi="Nirmala UI" w:cs="Nirmala UI"/>
+          <w:sz w:val="20"/>
+          <w:szCs w:val="20"/>
+        </w:rPr>
+        <w:t>से</w:t>
+      </w:r>
+      <w:proofErr w:type="spellEnd"/>
+      <w:r>
+        <w:rPr>
+          <w:sz w:val="20"/>
+          <w:szCs w:val="20"/>
+        </w:rPr>
+        <w:t xml:space="preserve"> </w:t>
+      </w:r>
+      <w:proofErr w:type="spellStart"/>
+      <w:r>
+        <w:rPr>
+          <w:rFonts w:ascii="Nirmala UI" w:hAnsi="Nirmala UI" w:cs="Nirmala UI"/>
+          <w:sz w:val="20"/>
+          <w:szCs w:val="20"/>
+        </w:rPr>
+        <w:t>आप</w:t>
+      </w:r>
+      <w:proofErr w:type="spellEnd"/>
+      <w:r>
+        <w:rPr>
+          <w:sz w:val="20"/>
+          <w:szCs w:val="20"/>
+        </w:rPr>
+        <w:t xml:space="preserve"> </w:t>
+      </w:r>
+      <w:proofErr w:type="spellStart"/>
+      <w:r>
+        <w:rPr>
+          <w:rFonts w:ascii="Nirmala UI" w:hAnsi="Nirmala UI" w:cs="Nirmala UI"/>
+          <w:sz w:val="20"/>
+          <w:szCs w:val="20"/>
+        </w:rPr>
+        <w:t>एक</w:t>
+      </w:r>
+      <w:proofErr w:type="spellEnd"/>
+      <w:r>
+        <w:rPr>
+          <w:sz w:val="20"/>
+          <w:szCs w:val="20"/>
+        </w:rPr>
+        <w:t xml:space="preserve"> </w:t>
+      </w:r>
+      <w:proofErr w:type="spellStart"/>
+      <w:r>
+        <w:rPr>
+          <w:rFonts w:ascii="Nirmala UI" w:hAnsi="Nirmala UI" w:cs="Nirmala UI"/>
+          <w:sz w:val="20"/>
+          <w:szCs w:val="20"/>
+        </w:rPr>
+        <w:t>बार</w:t>
+      </w:r>
+      <w:proofErr w:type="spellEnd"/>
+      <w:r>
+        <w:rPr>
+          <w:sz w:val="20"/>
+          <w:szCs w:val="20"/>
+        </w:rPr>
+        <w:t xml:space="preserve"> setup try </w:t>
+      </w:r>
+      <w:proofErr w:type="spellStart"/>
+      <w:r>
+        <w:rPr>
+          <w:rFonts w:ascii="Nirmala UI" w:hAnsi="Nirmala UI" w:cs="Nirmala UI"/>
+          <w:sz w:val="20"/>
+          <w:szCs w:val="20"/>
+        </w:rPr>
+        <w:t>करोगे</w:t>
+      </w:r>
+      <w:proofErr w:type="spellEnd"/>
+      <w:r>
+        <w:rPr>
+          <w:sz w:val="20"/>
+          <w:szCs w:val="20"/>
+        </w:rPr>
+        <w:t xml:space="preserve"> </w:t>
+      </w:r>
+      <w:proofErr w:type="spellStart"/>
+      <w:r>
+        <w:rPr>
+          <w:rFonts w:ascii="Nirmala UI" w:hAnsi="Nirmala UI" w:cs="Nirmala UI"/>
+          <w:sz w:val="20"/>
+          <w:szCs w:val="20"/>
+        </w:rPr>
+        <w:t>तो</w:t>
+      </w:r>
+      <w:proofErr w:type="spellEnd"/>
+      <w:r>
+        <w:rPr>
+          <w:sz w:val="20"/>
+          <w:szCs w:val="20"/>
+        </w:rPr>
+        <w:t xml:space="preserve"> </w:t>
+      </w:r>
+      <w:proofErr w:type="spellStart"/>
+      <w:r>
+        <w:rPr>
+          <w:rFonts w:ascii="Nirmala UI" w:hAnsi="Nirmala UI" w:cs="Nirmala UI"/>
+          <w:sz w:val="20"/>
+          <w:szCs w:val="20"/>
+        </w:rPr>
+        <w:t>तुरंत</w:t>
+      </w:r>
+      <w:proofErr w:type="spellEnd"/>
+      <w:r>
+        <w:rPr>
+          <w:sz w:val="20"/>
+          <w:szCs w:val="20"/>
+        </w:rPr>
+        <w:t xml:space="preserve"> Kubernetes basics clear </w:t>
+      </w:r>
+      <w:proofErr w:type="spellStart"/>
+      <w:r>
+        <w:rPr>
+          <w:rFonts w:ascii="Nirmala UI" w:hAnsi="Nirmala UI" w:cs="Nirmala UI"/>
+          <w:sz w:val="20"/>
+          <w:szCs w:val="20"/>
+        </w:rPr>
+        <w:t>हो</w:t>
+      </w:r>
+      <w:proofErr w:type="spellEnd"/>
+      <w:r>
+        <w:rPr>
+          <w:sz w:val="20"/>
+          <w:szCs w:val="20"/>
+        </w:rPr>
+        <w:t xml:space="preserve"> </w:t>
+      </w:r>
+      <w:proofErr w:type="spellStart"/>
+      <w:r>
+        <w:rPr>
+          <w:rFonts w:ascii="Nirmala UI" w:hAnsi="Nirmala UI" w:cs="Nirmala UI"/>
+          <w:sz w:val="20"/>
+          <w:szCs w:val="20"/>
+        </w:rPr>
+        <w:t>जाएंगे</w:t>
+      </w:r>
+      <w:proofErr w:type="spellEnd"/>
+      <w:r>
+        <w:rPr>
+          <w:rFonts w:ascii="Nirmala UI" w:hAnsi="Nirmala UI" w:cs="Nirmala UI"/>
+          <w:sz w:val="20"/>
+          <w:szCs w:val="20"/>
+        </w:rPr>
+        <w:t>।</w:t>
+      </w:r>
+    </w:p>
+    <w:p>
+      <w:pPr>
+        <w:rPr>
+          <w:sz w:val="20"/>
+          <w:szCs w:val="20"/>
+        </w:rPr>
+      </w:pPr>
+      <w:proofErr w:type="spellStart"/>
+      <w:r>
+        <w:rPr>
+          <w:rFonts w:ascii="Nirmala UI" w:hAnsi="Nirmala UI" w:cs="Nirmala UI"/>
+          <w:sz w:val="20"/>
+          <w:szCs w:val="20"/>
+        </w:rPr>
+        <w:t>क्या</w:t>
+      </w:r>
+      <w:proofErr w:type="spellEnd"/>
+      <w:r>
+        <w:rPr>
+          <w:sz w:val="20"/>
+          <w:szCs w:val="20"/>
+        </w:rPr>
+        <w:t xml:space="preserve"> </w:t>
+      </w:r>
+      <w:proofErr w:type="spellStart"/>
+      <w:r>
+        <w:rPr>
+          <w:rFonts w:ascii="Nirmala UI" w:hAnsi="Nirmala UI" w:cs="Nirmala UI"/>
+          <w:sz w:val="20"/>
+          <w:szCs w:val="20"/>
+        </w:rPr>
+        <w:t>आप</w:t>
+      </w:r>
+      <w:proofErr w:type="spellEnd"/>
+      <w:r>
+        <w:rPr>
+          <w:sz w:val="20"/>
+          <w:szCs w:val="20"/>
+        </w:rPr>
+        <w:t xml:space="preserve"> </w:t>
+      </w:r>
+      <w:proofErr w:type="spellStart"/>
+      <w:r>
+        <w:rPr>
+          <w:rFonts w:ascii="Nirmala UI" w:hAnsi="Nirmala UI" w:cs="Nirmala UI"/>
+          <w:sz w:val="20"/>
+          <w:szCs w:val="20"/>
+        </w:rPr>
+        <w:t>चाहोगे</w:t>
+      </w:r>
+      <w:proofErr w:type="spellEnd"/>
+      <w:r>
+        <w:rPr>
+          <w:sz w:val="20"/>
+          <w:szCs w:val="20"/>
+        </w:rPr>
+        <w:t xml:space="preserve"> </w:t>
+      </w:r>
+      <w:proofErr w:type="spellStart"/>
+      <w:r>
+        <w:rPr>
+          <w:rFonts w:ascii="Nirmala UI" w:hAnsi="Nirmala UI" w:cs="Nirmala UI"/>
+          <w:sz w:val="20"/>
+          <w:szCs w:val="20"/>
+        </w:rPr>
+        <w:t>कि</w:t>
+      </w:r>
+      <w:proofErr w:type="spellEnd"/>
+      <w:r>
+        <w:rPr>
+          <w:sz w:val="20"/>
+          <w:szCs w:val="20"/>
+        </w:rPr>
+        <w:t xml:space="preserve"> </w:t>
+      </w:r>
+      <w:proofErr w:type="spellStart"/>
+      <w:r>
+        <w:rPr>
+          <w:rFonts w:ascii="Nirmala UI" w:hAnsi="Nirmala UI" w:cs="Nirmala UI"/>
+          <w:sz w:val="20"/>
+          <w:szCs w:val="20"/>
+        </w:rPr>
+        <w:t>मैं</w:t>
+      </w:r>
+      <w:proofErr w:type="spellEnd"/>
+      <w:r>
+        <w:rPr>
+          <w:sz w:val="20"/>
+          <w:szCs w:val="20"/>
+        </w:rPr>
+        <w:t xml:space="preserve"> </w:t>
+      </w:r>
+      <w:proofErr w:type="spellStart"/>
+      <w:r>
+        <w:rPr>
+          <w:rFonts w:ascii="Nirmala UI" w:hAnsi="Nirmala UI" w:cs="Nirmala UI"/>
+          <w:sz w:val="20"/>
+          <w:szCs w:val="20"/>
+        </w:rPr>
+        <w:t>आपको</w:t>
+      </w:r>
+      <w:proofErr w:type="spellEnd"/>
+      <w:r>
+        <w:rPr>
+          <w:sz w:val="20"/>
+          <w:szCs w:val="20"/>
+        </w:rPr>
+        <w:t xml:space="preserve"> </w:t>
+      </w:r>
+      <w:proofErr w:type="spellStart"/>
+      <w:r>
+        <w:rPr>
+          <w:rFonts w:ascii="Nirmala UI" w:hAnsi="Nirmala UI" w:cs="Nirmala UI"/>
+          <w:sz w:val="20"/>
+          <w:szCs w:val="20"/>
+        </w:rPr>
+        <w:t>इन</w:t>
+      </w:r>
+      <w:proofErr w:type="spellEnd"/>
+      <w:r>
+        <w:rPr>
+          <w:sz w:val="20"/>
+          <w:szCs w:val="20"/>
+        </w:rPr>
+        <w:t xml:space="preserve"> notes </w:t>
+      </w:r>
+      <w:proofErr w:type="spellStart"/>
+      <w:r>
+        <w:rPr>
+          <w:rFonts w:ascii="Nirmala UI" w:hAnsi="Nirmala UI" w:cs="Nirmala UI"/>
+          <w:sz w:val="20"/>
+          <w:szCs w:val="20"/>
+        </w:rPr>
+        <w:t>को</w:t>
+      </w:r>
+      <w:proofErr w:type="spellEnd"/>
+      <w:r>
+        <w:rPr>
+          <w:sz w:val="20"/>
+          <w:szCs w:val="20"/>
+        </w:rPr>
+        <w:t xml:space="preserve"> </w:t>
+      </w:r>
+      <w:r>
+        <w:rPr>
+          <w:b/>
+          <w:bCs/>
+          <w:sz w:val="20"/>
+          <w:szCs w:val="20"/>
+        </w:rPr>
+        <w:t>step-by-step lab manual</w:t>
+      </w:r>
+      <w:r>
+        <w:rPr>
+          <w:sz w:val="20"/>
+          <w:szCs w:val="20"/>
+        </w:rPr>
+        <w:t xml:space="preserve"> (commands + expected output) </w:t>
+      </w:r>
+      <w:proofErr w:type="spellStart"/>
+      <w:r>
+        <w:rPr>
+          <w:rFonts w:ascii="Nirmala UI" w:hAnsi="Nirmala UI" w:cs="Nirmala UI"/>
+          <w:sz w:val="20"/>
+          <w:szCs w:val="20"/>
+        </w:rPr>
+        <w:t>के</w:t>
+      </w:r>
+      <w:proofErr w:type="spellEnd"/>
+      <w:r>
+        <w:rPr>
+          <w:sz w:val="20"/>
+          <w:szCs w:val="20"/>
+        </w:rPr>
+        <w:t xml:space="preserve"> </w:t>
+      </w:r>
+      <w:proofErr w:type="spellStart"/>
+      <w:r>
+        <w:rPr>
+          <w:rFonts w:ascii="Nirmala UI" w:hAnsi="Nirmala UI" w:cs="Nirmala UI"/>
+          <w:sz w:val="20"/>
+          <w:szCs w:val="20"/>
+        </w:rPr>
+        <w:t>रूप</w:t>
+      </w:r>
+      <w:proofErr w:type="spellEnd"/>
+      <w:r>
+        <w:rPr>
+          <w:sz w:val="20"/>
+          <w:szCs w:val="20"/>
+        </w:rPr>
+        <w:t xml:space="preserve"> </w:t>
+      </w:r>
+      <w:proofErr w:type="spellStart"/>
+      <w:r>
+        <w:rPr>
+          <w:rFonts w:ascii="Nirmala UI" w:hAnsi="Nirmala UI" w:cs="Nirmala UI"/>
+          <w:sz w:val="20"/>
+          <w:szCs w:val="20"/>
+        </w:rPr>
+        <w:t>में</w:t>
+      </w:r>
+      <w:proofErr w:type="spellEnd"/>
+      <w:r>
+        <w:rPr>
+          <w:sz w:val="20"/>
+          <w:szCs w:val="20"/>
+        </w:rPr>
+        <w:t xml:space="preserve"> </w:t>
+      </w:r>
+      <w:proofErr w:type="spellStart"/>
+      <w:r>
+        <w:rPr>
+          <w:rFonts w:ascii="Nirmala UI" w:hAnsi="Nirmala UI" w:cs="Nirmala UI"/>
+          <w:sz w:val="20"/>
+          <w:szCs w:val="20"/>
+        </w:rPr>
+        <w:t>बदल</w:t>
+      </w:r>
+      <w:proofErr w:type="spellEnd"/>
+      <w:r>
+        <w:rPr>
+          <w:sz w:val="20"/>
+          <w:szCs w:val="20"/>
+        </w:rPr>
+        <w:t xml:space="preserve"> </w:t>
+      </w:r>
+      <w:proofErr w:type="spellStart"/>
+      <w:r>
+        <w:rPr>
+          <w:rFonts w:ascii="Nirmala UI" w:hAnsi="Nirmala UI" w:cs="Nirmala UI"/>
+          <w:sz w:val="20"/>
+          <w:szCs w:val="20"/>
+        </w:rPr>
+        <w:t>दूँ</w:t>
+      </w:r>
+      <w:proofErr w:type="spellEnd"/>
+      <w:r>
+        <w:rPr>
+          <w:sz w:val="20"/>
+          <w:szCs w:val="20"/>
+        </w:rPr>
+        <w:t xml:space="preserve"> </w:t>
+      </w:r>
+      <w:proofErr w:type="spellStart"/>
+      <w:r>
+        <w:rPr>
+          <w:rFonts w:ascii="Nirmala UI" w:hAnsi="Nirmala UI" w:cs="Nirmala UI"/>
+          <w:sz w:val="20"/>
+          <w:szCs w:val="20"/>
+        </w:rPr>
+        <w:t>ताकि</w:t>
+      </w:r>
+      <w:proofErr w:type="spellEnd"/>
+      <w:r>
+        <w:rPr>
+          <w:sz w:val="20"/>
+          <w:szCs w:val="20"/>
+        </w:rPr>
+        <w:t xml:space="preserve"> </w:t>
+      </w:r>
+      <w:proofErr w:type="spellStart"/>
+      <w:r>
+        <w:rPr>
+          <w:rFonts w:ascii="Nirmala UI" w:hAnsi="Nirmala UI" w:cs="Nirmala UI"/>
+          <w:sz w:val="20"/>
+          <w:szCs w:val="20"/>
+        </w:rPr>
+        <w:t>आप</w:t>
+      </w:r>
+      <w:proofErr w:type="spellEnd"/>
+      <w:r>
+        <w:rPr>
+          <w:sz w:val="20"/>
+          <w:szCs w:val="20"/>
+        </w:rPr>
+        <w:t xml:space="preserve"> </w:t>
+      </w:r>
+      <w:proofErr w:type="spellStart"/>
+      <w:r>
+        <w:rPr>
+          <w:rFonts w:ascii="Nirmala UI" w:hAnsi="Nirmala UI" w:cs="Nirmala UI"/>
+          <w:sz w:val="20"/>
+          <w:szCs w:val="20"/>
+        </w:rPr>
+        <w:t>सीधे</w:t>
+      </w:r>
+      <w:proofErr w:type="spellEnd"/>
+      <w:r>
+        <w:rPr>
+          <w:sz w:val="20"/>
+          <w:szCs w:val="20"/>
+        </w:rPr>
+        <w:t xml:space="preserve"> copy-paste </w:t>
+      </w:r>
+      <w:proofErr w:type="spellStart"/>
+      <w:r>
+        <w:rPr>
+          <w:rFonts w:ascii="Nirmala UI" w:hAnsi="Nirmala UI" w:cs="Nirmala UI"/>
+          <w:sz w:val="20"/>
+          <w:szCs w:val="20"/>
+        </w:rPr>
+        <w:t>करके</w:t>
+      </w:r>
+      <w:proofErr w:type="spellEnd"/>
+      <w:r>
+        <w:rPr>
+          <w:sz w:val="20"/>
+          <w:szCs w:val="20"/>
+        </w:rPr>
+        <w:t xml:space="preserve"> execute </w:t>
+      </w:r>
+      <w:proofErr w:type="spellStart"/>
+      <w:r>
+        <w:rPr>
+          <w:rFonts w:ascii="Nirmala UI" w:hAnsi="Nirmala UI" w:cs="Nirmala UI"/>
+          <w:sz w:val="20"/>
+          <w:szCs w:val="20"/>
+        </w:rPr>
+        <w:t>कर</w:t>
+      </w:r>
+      <w:proofErr w:type="spellEnd"/>
+      <w:r>
+        <w:rPr>
+          <w:sz w:val="20"/>
+          <w:szCs w:val="20"/>
+        </w:rPr>
+        <w:t xml:space="preserve"> </w:t>
+      </w:r>
+      <w:proofErr w:type="spellStart"/>
+      <w:r>
+        <w:rPr>
+          <w:rFonts w:ascii="Nirmala UI" w:hAnsi="Nirmala UI" w:cs="Nirmala UI"/>
+          <w:sz w:val="20"/>
+          <w:szCs w:val="20"/>
+        </w:rPr>
+        <w:t>सको</w:t>
+      </w:r>
+      <w:proofErr w:type="spellEnd"/>
+      <w:r>
+        <w:rPr>
+          <w:sz w:val="20"/>
+          <w:szCs w:val="20"/>
+        </w:rPr>
+        <w:t>?</w:t>
+      </w:r>
+    </w:p>
+    <w:p>
+      <w:pPr>
+        <w:rPr>
+          <w:sz w:val="20"/>
+          <w:szCs w:val="20"/>
+        </w:rPr>
+      </w:pPr>
+    </w:p>
+    <w:p>
+      <w:pPr>
+        <w:rPr>
+          <w:sz w:val="20"/>
+          <w:szCs w:val="20"/>
+        </w:rPr>
+      </w:pPr>
+      <w:r>
+        <w:rPr>
+          <w:sz w:val="20"/>
+          <w:szCs w:val="20"/>
+        </w:rPr>
+        <w:t>==========================================================================================</w:t>
+      </w:r>
+    </w:p>
+    <w:p>
+      <w:pPr>
+        <w:rPr>
+          <w:sz w:val="20"/>
+          <w:szCs w:val="20"/>
+        </w:rPr>
+      </w:pPr>
+    </w:p>
+    <w:p>
+      <w:pPr>
+        <w:rPr>
+          <w:b/>
+          <w:bCs/>
+          <w:sz w:val="32"/>
+          <w:szCs w:val="32"/>
+          <w:u w:val="single"/>
+        </w:rPr>
+      </w:pPr>
+    </w:p>
+    <w:p>
+      <w:pPr>
+        <w:rPr>
+          <w:b/>
+          <w:bCs/>
+          <w:sz w:val="32"/>
+          <w:szCs w:val="32"/>
+          <w:u w:val="single"/>
+        </w:rPr>
+      </w:pPr>
+    </w:p>
+    <w:p>
+      <w:pPr>
+        <w:rPr>
+          <w:b/>
+          <w:bCs/>
+          <w:sz w:val="32"/>
+          <w:szCs w:val="32"/>
+          <w:u w:val="single"/>
+        </w:rPr>
+      </w:pPr>
+    </w:p>
+    <w:p>
+      <w:pPr>
+        <w:rPr>
+          <w:b/>
+          <w:bCs/>
+          <w:sz w:val="32"/>
+          <w:szCs w:val="32"/>
+          <w:u w:val="single"/>
+        </w:rPr>
+      </w:pPr>
+    </w:p>
+    <w:p/>
     <w:sectPr>
       <w:pgSz w:w="11906" w:h="16838"/>
       <w:pgMar w:top="1440" w:right="1440" w:bottom="1440" w:left="1440" w:header="708" w:footer="708" w:gutter="0"/>
@@ -1150,8 +4248,2317 @@
 </w:document>
 </file>
 
+<file path=word/numbering.xml><?xml version="1.0" encoding="utf-8"?>
+<w:numbering xmlns:wpc="http://schemas.microsoft.com/office/word/2010/wordprocessingCanvas" xmlns:cx="http://schemas.microsoft.com/office/drawing/2014/chartex" xmlns:cx1="http://schemas.microsoft.com/office/drawing/2015/9/8/chartex" xmlns:cx2="http://schemas.microsoft.com/office/drawing/2015/10/21/chartex" xmlns:cx3="http://schemas.microsoft.com/office/drawing/2016/5/9/chartex" xmlns:cx4="http://schemas.microsoft.com/office/drawing/2016/5/10/chartex" xmlns:cx5="http://schemas.microsoft.com/office/drawing/2016/5/11/chartex" xmlns:cx6="http://schemas.microsoft.com/office/drawing/2016/5/12/chartex" xmlns:cx7="http://schemas.microsoft.com/office/drawing/2016/5/13/chartex" xmlns:cx8="http://schemas.microsoft.com/office/drawing/2016/5/14/chartex" xmlns:mc="http://schemas.openxmlformats.org/markup-compatibility/2006" xmlns:aink="http://schemas.microsoft.com/office/drawing/2016/ink" xmlns:am3d="http://schemas.microsoft.com/office/drawing/2017/model3d" xmlns:o="urn:schemas-microsoft-com:office:office" xmlns:oel="http://schemas.microsoft.com/office/2019/extlst" xmlns:r="http://schemas.openxmlformats.org/officeDocument/2006/relationships" xmlns:m="http://schemas.openxmlformats.org/officeDocument/2006/math" xmlns:v="urn:schemas-microsoft-com:vml" xmlns:wp14="http://schemas.microsoft.com/office/word/2010/wordprocessingDrawing" xmlns:wp="http://schemas.openxmlformats.org/drawingml/2006/wordprocessingDrawing" xmlns:w10="urn:schemas-microsoft-com:office:word" xmlns:w="http://schemas.openxmlformats.org/wordprocessingml/2006/main" xmlns:w14="http://schemas.microsoft.com/office/word/2010/wordml" xmlns:w15="http://schemas.microsoft.com/office/word/2012/wordml" xmlns:w16cex="http://schemas.microsoft.com/office/word/2018/wordml/cex" xmlns:w16cid="http://schemas.microsoft.com/office/word/2016/wordml/cid" xmlns:w16="http://schemas.microsoft.com/office/word/2018/wordml" xmlns:w16du="http://schemas.microsoft.com/office/word/2023/wordml/word16du" xmlns:w16sdtdh="http://schemas.microsoft.com/office/word/2020/wordml/sdtdatahash" xmlns:w16sdtfl="http://schemas.microsoft.com/office/word/2024/wordml/sdtformatlock" xmlns:w16se="http://schemas.microsoft.com/office/word/2015/wordml/symex" xmlns:wpg="http://schemas.microsoft.com/office/word/2010/wordprocessingGroup" xmlns:wpi="http://schemas.microsoft.com/office/word/2010/wordprocessingInk" xmlns:wne="http://schemas.microsoft.com/office/word/2006/wordml" xmlns:wps="http://schemas.microsoft.com/office/word/2010/wordprocessingShape" mc:Ignorable="w14 w15 w16se w16cid w16 w16cex w16sdtdh w16sdtfl w16du wp14">
+  <w:abstractNum w:abstractNumId="0" w15:restartNumberingAfterBreak="0">
+    <w:nsid w:val="072429C0"/>
+    <w:multiLevelType w:val="multilevel"/>
+    <w:tmpl w:val="AD3415CE"/>
+    <w:lvl w:ilvl="0">
+      <w:start w:val="1"/>
+      <w:numFmt w:val="bullet"/>
+      <w:lvlText w:val=""/>
+      <w:lvlJc w:val="left"/>
+      <w:pPr>
+        <w:tabs>
+          <w:tab w:val="num" w:pos="720"/>
+        </w:tabs>
+        <w:ind w:left="720" w:hanging="360"/>
+      </w:pPr>
+      <w:rPr>
+        <w:rFonts w:ascii="Symbol" w:hAnsi="Symbol" w:hint="default"/>
+        <w:sz w:val="20"/>
+      </w:rPr>
+    </w:lvl>
+    <w:lvl w:ilvl="1">
+      <w:start w:val="1"/>
+      <w:numFmt w:val="bullet"/>
+      <w:lvlText w:val="o"/>
+      <w:lvlJc w:val="left"/>
+      <w:pPr>
+        <w:tabs>
+          <w:tab w:val="num" w:pos="1440"/>
+        </w:tabs>
+        <w:ind w:left="1440" w:hanging="360"/>
+      </w:pPr>
+      <w:rPr>
+        <w:rFonts w:ascii="Courier New" w:hAnsi="Courier New" w:hint="default"/>
+        <w:sz w:val="20"/>
+      </w:rPr>
+    </w:lvl>
+    <w:lvl w:ilvl="2" w:tentative="1">
+      <w:start w:val="1"/>
+      <w:numFmt w:val="bullet"/>
+      <w:lvlText w:val=""/>
+      <w:lvlJc w:val="left"/>
+      <w:pPr>
+        <w:tabs>
+          <w:tab w:val="num" w:pos="2160"/>
+        </w:tabs>
+        <w:ind w:left="2160" w:hanging="360"/>
+      </w:pPr>
+      <w:rPr>
+        <w:rFonts w:ascii="Wingdings" w:hAnsi="Wingdings" w:hint="default"/>
+        <w:sz w:val="20"/>
+      </w:rPr>
+    </w:lvl>
+    <w:lvl w:ilvl="3" w:tentative="1">
+      <w:start w:val="1"/>
+      <w:numFmt w:val="bullet"/>
+      <w:lvlText w:val=""/>
+      <w:lvlJc w:val="left"/>
+      <w:pPr>
+        <w:tabs>
+          <w:tab w:val="num" w:pos="2880"/>
+        </w:tabs>
+        <w:ind w:left="2880" w:hanging="360"/>
+      </w:pPr>
+      <w:rPr>
+        <w:rFonts w:ascii="Wingdings" w:hAnsi="Wingdings" w:hint="default"/>
+        <w:sz w:val="20"/>
+      </w:rPr>
+    </w:lvl>
+    <w:lvl w:ilvl="4" w:tentative="1">
+      <w:start w:val="1"/>
+      <w:numFmt w:val="bullet"/>
+      <w:lvlText w:val=""/>
+      <w:lvlJc w:val="left"/>
+      <w:pPr>
+        <w:tabs>
+          <w:tab w:val="num" w:pos="3600"/>
+        </w:tabs>
+        <w:ind w:left="3600" w:hanging="360"/>
+      </w:pPr>
+      <w:rPr>
+        <w:rFonts w:ascii="Wingdings" w:hAnsi="Wingdings" w:hint="default"/>
+        <w:sz w:val="20"/>
+      </w:rPr>
+    </w:lvl>
+    <w:lvl w:ilvl="5" w:tentative="1">
+      <w:start w:val="1"/>
+      <w:numFmt w:val="bullet"/>
+      <w:lvlText w:val=""/>
+      <w:lvlJc w:val="left"/>
+      <w:pPr>
+        <w:tabs>
+          <w:tab w:val="num" w:pos="4320"/>
+        </w:tabs>
+        <w:ind w:left="4320" w:hanging="360"/>
+      </w:pPr>
+      <w:rPr>
+        <w:rFonts w:ascii="Wingdings" w:hAnsi="Wingdings" w:hint="default"/>
+        <w:sz w:val="20"/>
+      </w:rPr>
+    </w:lvl>
+    <w:lvl w:ilvl="6" w:tentative="1">
+      <w:start w:val="1"/>
+      <w:numFmt w:val="bullet"/>
+      <w:lvlText w:val=""/>
+      <w:lvlJc w:val="left"/>
+      <w:pPr>
+        <w:tabs>
+          <w:tab w:val="num" w:pos="5040"/>
+        </w:tabs>
+        <w:ind w:left="5040" w:hanging="360"/>
+      </w:pPr>
+      <w:rPr>
+        <w:rFonts w:ascii="Wingdings" w:hAnsi="Wingdings" w:hint="default"/>
+        <w:sz w:val="20"/>
+      </w:rPr>
+    </w:lvl>
+    <w:lvl w:ilvl="7" w:tentative="1">
+      <w:start w:val="1"/>
+      <w:numFmt w:val="bullet"/>
+      <w:lvlText w:val=""/>
+      <w:lvlJc w:val="left"/>
+      <w:pPr>
+        <w:tabs>
+          <w:tab w:val="num" w:pos="5760"/>
+        </w:tabs>
+        <w:ind w:left="5760" w:hanging="360"/>
+      </w:pPr>
+      <w:rPr>
+        <w:rFonts w:ascii="Wingdings" w:hAnsi="Wingdings" w:hint="default"/>
+        <w:sz w:val="20"/>
+      </w:rPr>
+    </w:lvl>
+    <w:lvl w:ilvl="8" w:tentative="1">
+      <w:start w:val="1"/>
+      <w:numFmt w:val="bullet"/>
+      <w:lvlText w:val=""/>
+      <w:lvlJc w:val="left"/>
+      <w:pPr>
+        <w:tabs>
+          <w:tab w:val="num" w:pos="6480"/>
+        </w:tabs>
+        <w:ind w:left="6480" w:hanging="360"/>
+      </w:pPr>
+      <w:rPr>
+        <w:rFonts w:ascii="Wingdings" w:hAnsi="Wingdings" w:hint="default"/>
+        <w:sz w:val="20"/>
+      </w:rPr>
+    </w:lvl>
+  </w:abstractNum>
+  <w:abstractNum w:abstractNumId="1" w15:restartNumberingAfterBreak="0">
+    <w:nsid w:val="13BB23B3"/>
+    <w:multiLevelType w:val="multilevel"/>
+    <w:tmpl w:val="901609F0"/>
+    <w:lvl w:ilvl="0">
+      <w:start w:val="1"/>
+      <w:numFmt w:val="decimal"/>
+      <w:lvlText w:val="%1."/>
+      <w:lvlJc w:val="left"/>
+      <w:pPr>
+        <w:tabs>
+          <w:tab w:val="num" w:pos="720"/>
+        </w:tabs>
+        <w:ind w:left="720" w:hanging="360"/>
+      </w:pPr>
+    </w:lvl>
+    <w:lvl w:ilvl="1">
+      <w:start w:val="1"/>
+      <w:numFmt w:val="bullet"/>
+      <w:lvlText w:val="o"/>
+      <w:lvlJc w:val="left"/>
+      <w:pPr>
+        <w:tabs>
+          <w:tab w:val="num" w:pos="1440"/>
+        </w:tabs>
+        <w:ind w:left="1440" w:hanging="360"/>
+      </w:pPr>
+      <w:rPr>
+        <w:rFonts w:ascii="Courier New" w:hAnsi="Courier New" w:hint="default"/>
+        <w:sz w:val="20"/>
+      </w:rPr>
+    </w:lvl>
+    <w:lvl w:ilvl="2" w:tentative="1">
+      <w:start w:val="1"/>
+      <w:numFmt w:val="decimal"/>
+      <w:lvlText w:val="%3."/>
+      <w:lvlJc w:val="left"/>
+      <w:pPr>
+        <w:tabs>
+          <w:tab w:val="num" w:pos="2160"/>
+        </w:tabs>
+        <w:ind w:left="2160" w:hanging="360"/>
+      </w:pPr>
+    </w:lvl>
+    <w:lvl w:ilvl="3" w:tentative="1">
+      <w:start w:val="1"/>
+      <w:numFmt w:val="decimal"/>
+      <w:lvlText w:val="%4."/>
+      <w:lvlJc w:val="left"/>
+      <w:pPr>
+        <w:tabs>
+          <w:tab w:val="num" w:pos="2880"/>
+        </w:tabs>
+        <w:ind w:left="2880" w:hanging="360"/>
+      </w:pPr>
+    </w:lvl>
+    <w:lvl w:ilvl="4" w:tentative="1">
+      <w:start w:val="1"/>
+      <w:numFmt w:val="decimal"/>
+      <w:lvlText w:val="%5."/>
+      <w:lvlJc w:val="left"/>
+      <w:pPr>
+        <w:tabs>
+          <w:tab w:val="num" w:pos="3600"/>
+        </w:tabs>
+        <w:ind w:left="3600" w:hanging="360"/>
+      </w:pPr>
+    </w:lvl>
+    <w:lvl w:ilvl="5" w:tentative="1">
+      <w:start w:val="1"/>
+      <w:numFmt w:val="decimal"/>
+      <w:lvlText w:val="%6."/>
+      <w:lvlJc w:val="left"/>
+      <w:pPr>
+        <w:tabs>
+          <w:tab w:val="num" w:pos="4320"/>
+        </w:tabs>
+        <w:ind w:left="4320" w:hanging="360"/>
+      </w:pPr>
+    </w:lvl>
+    <w:lvl w:ilvl="6" w:tentative="1">
+      <w:start w:val="1"/>
+      <w:numFmt w:val="decimal"/>
+      <w:lvlText w:val="%7."/>
+      <w:lvlJc w:val="left"/>
+      <w:pPr>
+        <w:tabs>
+          <w:tab w:val="num" w:pos="5040"/>
+        </w:tabs>
+        <w:ind w:left="5040" w:hanging="360"/>
+      </w:pPr>
+    </w:lvl>
+    <w:lvl w:ilvl="7" w:tentative="1">
+      <w:start w:val="1"/>
+      <w:numFmt w:val="decimal"/>
+      <w:lvlText w:val="%8."/>
+      <w:lvlJc w:val="left"/>
+      <w:pPr>
+        <w:tabs>
+          <w:tab w:val="num" w:pos="5760"/>
+        </w:tabs>
+        <w:ind w:left="5760" w:hanging="360"/>
+      </w:pPr>
+    </w:lvl>
+    <w:lvl w:ilvl="8" w:tentative="1">
+      <w:start w:val="1"/>
+      <w:numFmt w:val="decimal"/>
+      <w:lvlText w:val="%9."/>
+      <w:lvlJc w:val="left"/>
+      <w:pPr>
+        <w:tabs>
+          <w:tab w:val="num" w:pos="6480"/>
+        </w:tabs>
+        <w:ind w:left="6480" w:hanging="360"/>
+      </w:pPr>
+    </w:lvl>
+  </w:abstractNum>
+  <w:abstractNum w:abstractNumId="2" w15:restartNumberingAfterBreak="0">
+    <w:nsid w:val="15B97D5F"/>
+    <w:multiLevelType w:val="multilevel"/>
+    <w:tmpl w:val="0F9A015C"/>
+    <w:lvl w:ilvl="0">
+      <w:start w:val="1"/>
+      <w:numFmt w:val="decimal"/>
+      <w:lvlText w:val="%1."/>
+      <w:lvlJc w:val="left"/>
+      <w:pPr>
+        <w:tabs>
+          <w:tab w:val="num" w:pos="720"/>
+        </w:tabs>
+        <w:ind w:left="720" w:hanging="360"/>
+      </w:pPr>
+    </w:lvl>
+    <w:lvl w:ilvl="1">
+      <w:start w:val="1"/>
+      <w:numFmt w:val="bullet"/>
+      <w:lvlText w:val="o"/>
+      <w:lvlJc w:val="left"/>
+      <w:pPr>
+        <w:tabs>
+          <w:tab w:val="num" w:pos="1440"/>
+        </w:tabs>
+        <w:ind w:left="1440" w:hanging="360"/>
+      </w:pPr>
+      <w:rPr>
+        <w:rFonts w:ascii="Courier New" w:hAnsi="Courier New" w:hint="default"/>
+        <w:sz w:val="20"/>
+      </w:rPr>
+    </w:lvl>
+    <w:lvl w:ilvl="2" w:tentative="1">
+      <w:start w:val="1"/>
+      <w:numFmt w:val="decimal"/>
+      <w:lvlText w:val="%3."/>
+      <w:lvlJc w:val="left"/>
+      <w:pPr>
+        <w:tabs>
+          <w:tab w:val="num" w:pos="2160"/>
+        </w:tabs>
+        <w:ind w:left="2160" w:hanging="360"/>
+      </w:pPr>
+    </w:lvl>
+    <w:lvl w:ilvl="3" w:tentative="1">
+      <w:start w:val="1"/>
+      <w:numFmt w:val="decimal"/>
+      <w:lvlText w:val="%4."/>
+      <w:lvlJc w:val="left"/>
+      <w:pPr>
+        <w:tabs>
+          <w:tab w:val="num" w:pos="2880"/>
+        </w:tabs>
+        <w:ind w:left="2880" w:hanging="360"/>
+      </w:pPr>
+    </w:lvl>
+    <w:lvl w:ilvl="4" w:tentative="1">
+      <w:start w:val="1"/>
+      <w:numFmt w:val="decimal"/>
+      <w:lvlText w:val="%5."/>
+      <w:lvlJc w:val="left"/>
+      <w:pPr>
+        <w:tabs>
+          <w:tab w:val="num" w:pos="3600"/>
+        </w:tabs>
+        <w:ind w:left="3600" w:hanging="360"/>
+      </w:pPr>
+    </w:lvl>
+    <w:lvl w:ilvl="5" w:tentative="1">
+      <w:start w:val="1"/>
+      <w:numFmt w:val="decimal"/>
+      <w:lvlText w:val="%6."/>
+      <w:lvlJc w:val="left"/>
+      <w:pPr>
+        <w:tabs>
+          <w:tab w:val="num" w:pos="4320"/>
+        </w:tabs>
+        <w:ind w:left="4320" w:hanging="360"/>
+      </w:pPr>
+    </w:lvl>
+    <w:lvl w:ilvl="6" w:tentative="1">
+      <w:start w:val="1"/>
+      <w:numFmt w:val="decimal"/>
+      <w:lvlText w:val="%7."/>
+      <w:lvlJc w:val="left"/>
+      <w:pPr>
+        <w:tabs>
+          <w:tab w:val="num" w:pos="5040"/>
+        </w:tabs>
+        <w:ind w:left="5040" w:hanging="360"/>
+      </w:pPr>
+    </w:lvl>
+    <w:lvl w:ilvl="7" w:tentative="1">
+      <w:start w:val="1"/>
+      <w:numFmt w:val="decimal"/>
+      <w:lvlText w:val="%8."/>
+      <w:lvlJc w:val="left"/>
+      <w:pPr>
+        <w:tabs>
+          <w:tab w:val="num" w:pos="5760"/>
+        </w:tabs>
+        <w:ind w:left="5760" w:hanging="360"/>
+      </w:pPr>
+    </w:lvl>
+    <w:lvl w:ilvl="8" w:tentative="1">
+      <w:start w:val="1"/>
+      <w:numFmt w:val="decimal"/>
+      <w:lvlText w:val="%9."/>
+      <w:lvlJc w:val="left"/>
+      <w:pPr>
+        <w:tabs>
+          <w:tab w:val="num" w:pos="6480"/>
+        </w:tabs>
+        <w:ind w:left="6480" w:hanging="360"/>
+      </w:pPr>
+    </w:lvl>
+  </w:abstractNum>
+  <w:abstractNum w:abstractNumId="3" w15:restartNumberingAfterBreak="0">
+    <w:nsid w:val="1A530E29"/>
+    <w:multiLevelType w:val="multilevel"/>
+    <w:tmpl w:val="ED8E10AA"/>
+    <w:lvl w:ilvl="0">
+      <w:start w:val="1"/>
+      <w:numFmt w:val="decimal"/>
+      <w:lvlText w:val="%1."/>
+      <w:lvlJc w:val="left"/>
+      <w:pPr>
+        <w:tabs>
+          <w:tab w:val="num" w:pos="720"/>
+        </w:tabs>
+        <w:ind w:left="720" w:hanging="360"/>
+      </w:pPr>
+    </w:lvl>
+    <w:lvl w:ilvl="1">
+      <w:start w:val="1"/>
+      <w:numFmt w:val="bullet"/>
+      <w:lvlText w:val="o"/>
+      <w:lvlJc w:val="left"/>
+      <w:pPr>
+        <w:tabs>
+          <w:tab w:val="num" w:pos="1440"/>
+        </w:tabs>
+        <w:ind w:left="1440" w:hanging="360"/>
+      </w:pPr>
+      <w:rPr>
+        <w:rFonts w:ascii="Courier New" w:hAnsi="Courier New" w:hint="default"/>
+        <w:sz w:val="20"/>
+      </w:rPr>
+    </w:lvl>
+    <w:lvl w:ilvl="2" w:tentative="1">
+      <w:start w:val="1"/>
+      <w:numFmt w:val="decimal"/>
+      <w:lvlText w:val="%3."/>
+      <w:lvlJc w:val="left"/>
+      <w:pPr>
+        <w:tabs>
+          <w:tab w:val="num" w:pos="2160"/>
+        </w:tabs>
+        <w:ind w:left="2160" w:hanging="360"/>
+      </w:pPr>
+    </w:lvl>
+    <w:lvl w:ilvl="3" w:tentative="1">
+      <w:start w:val="1"/>
+      <w:numFmt w:val="decimal"/>
+      <w:lvlText w:val="%4."/>
+      <w:lvlJc w:val="left"/>
+      <w:pPr>
+        <w:tabs>
+          <w:tab w:val="num" w:pos="2880"/>
+        </w:tabs>
+        <w:ind w:left="2880" w:hanging="360"/>
+      </w:pPr>
+    </w:lvl>
+    <w:lvl w:ilvl="4" w:tentative="1">
+      <w:start w:val="1"/>
+      <w:numFmt w:val="decimal"/>
+      <w:lvlText w:val="%5."/>
+      <w:lvlJc w:val="left"/>
+      <w:pPr>
+        <w:tabs>
+          <w:tab w:val="num" w:pos="3600"/>
+        </w:tabs>
+        <w:ind w:left="3600" w:hanging="360"/>
+      </w:pPr>
+    </w:lvl>
+    <w:lvl w:ilvl="5" w:tentative="1">
+      <w:start w:val="1"/>
+      <w:numFmt w:val="decimal"/>
+      <w:lvlText w:val="%6."/>
+      <w:lvlJc w:val="left"/>
+      <w:pPr>
+        <w:tabs>
+          <w:tab w:val="num" w:pos="4320"/>
+        </w:tabs>
+        <w:ind w:left="4320" w:hanging="360"/>
+      </w:pPr>
+    </w:lvl>
+    <w:lvl w:ilvl="6" w:tentative="1">
+      <w:start w:val="1"/>
+      <w:numFmt w:val="decimal"/>
+      <w:lvlText w:val="%7."/>
+      <w:lvlJc w:val="left"/>
+      <w:pPr>
+        <w:tabs>
+          <w:tab w:val="num" w:pos="5040"/>
+        </w:tabs>
+        <w:ind w:left="5040" w:hanging="360"/>
+      </w:pPr>
+    </w:lvl>
+    <w:lvl w:ilvl="7" w:tentative="1">
+      <w:start w:val="1"/>
+      <w:numFmt w:val="decimal"/>
+      <w:lvlText w:val="%8."/>
+      <w:lvlJc w:val="left"/>
+      <w:pPr>
+        <w:tabs>
+          <w:tab w:val="num" w:pos="5760"/>
+        </w:tabs>
+        <w:ind w:left="5760" w:hanging="360"/>
+      </w:pPr>
+    </w:lvl>
+    <w:lvl w:ilvl="8" w:tentative="1">
+      <w:start w:val="1"/>
+      <w:numFmt w:val="decimal"/>
+      <w:lvlText w:val="%9."/>
+      <w:lvlJc w:val="left"/>
+      <w:pPr>
+        <w:tabs>
+          <w:tab w:val="num" w:pos="6480"/>
+        </w:tabs>
+        <w:ind w:left="6480" w:hanging="360"/>
+      </w:pPr>
+    </w:lvl>
+  </w:abstractNum>
+  <w:abstractNum w:abstractNumId="4" w15:restartNumberingAfterBreak="0">
+    <w:nsid w:val="20144E3D"/>
+    <w:multiLevelType w:val="multilevel"/>
+    <w:tmpl w:val="7F1E3862"/>
+    <w:lvl w:ilvl="0">
+      <w:start w:val="1"/>
+      <w:numFmt w:val="bullet"/>
+      <w:lvlText w:val=""/>
+      <w:lvlJc w:val="left"/>
+      <w:pPr>
+        <w:tabs>
+          <w:tab w:val="num" w:pos="720"/>
+        </w:tabs>
+        <w:ind w:left="720" w:hanging="360"/>
+      </w:pPr>
+      <w:rPr>
+        <w:rFonts w:ascii="Symbol" w:hAnsi="Symbol" w:hint="default"/>
+        <w:sz w:val="20"/>
+      </w:rPr>
+    </w:lvl>
+    <w:lvl w:ilvl="1" w:tentative="1">
+      <w:start w:val="1"/>
+      <w:numFmt w:val="bullet"/>
+      <w:lvlText w:val="o"/>
+      <w:lvlJc w:val="left"/>
+      <w:pPr>
+        <w:tabs>
+          <w:tab w:val="num" w:pos="1440"/>
+        </w:tabs>
+        <w:ind w:left="1440" w:hanging="360"/>
+      </w:pPr>
+      <w:rPr>
+        <w:rFonts w:ascii="Courier New" w:hAnsi="Courier New" w:hint="default"/>
+        <w:sz w:val="20"/>
+      </w:rPr>
+    </w:lvl>
+    <w:lvl w:ilvl="2" w:tentative="1">
+      <w:start w:val="1"/>
+      <w:numFmt w:val="bullet"/>
+      <w:lvlText w:val=""/>
+      <w:lvlJc w:val="left"/>
+      <w:pPr>
+        <w:tabs>
+          <w:tab w:val="num" w:pos="2160"/>
+        </w:tabs>
+        <w:ind w:left="2160" w:hanging="360"/>
+      </w:pPr>
+      <w:rPr>
+        <w:rFonts w:ascii="Wingdings" w:hAnsi="Wingdings" w:hint="default"/>
+        <w:sz w:val="20"/>
+      </w:rPr>
+    </w:lvl>
+    <w:lvl w:ilvl="3" w:tentative="1">
+      <w:start w:val="1"/>
+      <w:numFmt w:val="bullet"/>
+      <w:lvlText w:val=""/>
+      <w:lvlJc w:val="left"/>
+      <w:pPr>
+        <w:tabs>
+          <w:tab w:val="num" w:pos="2880"/>
+        </w:tabs>
+        <w:ind w:left="2880" w:hanging="360"/>
+      </w:pPr>
+      <w:rPr>
+        <w:rFonts w:ascii="Wingdings" w:hAnsi="Wingdings" w:hint="default"/>
+        <w:sz w:val="20"/>
+      </w:rPr>
+    </w:lvl>
+    <w:lvl w:ilvl="4" w:tentative="1">
+      <w:start w:val="1"/>
+      <w:numFmt w:val="bullet"/>
+      <w:lvlText w:val=""/>
+      <w:lvlJc w:val="left"/>
+      <w:pPr>
+        <w:tabs>
+          <w:tab w:val="num" w:pos="3600"/>
+        </w:tabs>
+        <w:ind w:left="3600" w:hanging="360"/>
+      </w:pPr>
+      <w:rPr>
+        <w:rFonts w:ascii="Wingdings" w:hAnsi="Wingdings" w:hint="default"/>
+        <w:sz w:val="20"/>
+      </w:rPr>
+    </w:lvl>
+    <w:lvl w:ilvl="5" w:tentative="1">
+      <w:start w:val="1"/>
+      <w:numFmt w:val="bullet"/>
+      <w:lvlText w:val=""/>
+      <w:lvlJc w:val="left"/>
+      <w:pPr>
+        <w:tabs>
+          <w:tab w:val="num" w:pos="4320"/>
+        </w:tabs>
+        <w:ind w:left="4320" w:hanging="360"/>
+      </w:pPr>
+      <w:rPr>
+        <w:rFonts w:ascii="Wingdings" w:hAnsi="Wingdings" w:hint="default"/>
+        <w:sz w:val="20"/>
+      </w:rPr>
+    </w:lvl>
+    <w:lvl w:ilvl="6" w:tentative="1">
+      <w:start w:val="1"/>
+      <w:numFmt w:val="bullet"/>
+      <w:lvlText w:val=""/>
+      <w:lvlJc w:val="left"/>
+      <w:pPr>
+        <w:tabs>
+          <w:tab w:val="num" w:pos="5040"/>
+        </w:tabs>
+        <w:ind w:left="5040" w:hanging="360"/>
+      </w:pPr>
+      <w:rPr>
+        <w:rFonts w:ascii="Wingdings" w:hAnsi="Wingdings" w:hint="default"/>
+        <w:sz w:val="20"/>
+      </w:rPr>
+    </w:lvl>
+    <w:lvl w:ilvl="7" w:tentative="1">
+      <w:start w:val="1"/>
+      <w:numFmt w:val="bullet"/>
+      <w:lvlText w:val=""/>
+      <w:lvlJc w:val="left"/>
+      <w:pPr>
+        <w:tabs>
+          <w:tab w:val="num" w:pos="5760"/>
+        </w:tabs>
+        <w:ind w:left="5760" w:hanging="360"/>
+      </w:pPr>
+      <w:rPr>
+        <w:rFonts w:ascii="Wingdings" w:hAnsi="Wingdings" w:hint="default"/>
+        <w:sz w:val="20"/>
+      </w:rPr>
+    </w:lvl>
+    <w:lvl w:ilvl="8" w:tentative="1">
+      <w:start w:val="1"/>
+      <w:numFmt w:val="bullet"/>
+      <w:lvlText w:val=""/>
+      <w:lvlJc w:val="left"/>
+      <w:pPr>
+        <w:tabs>
+          <w:tab w:val="num" w:pos="6480"/>
+        </w:tabs>
+        <w:ind w:left="6480" w:hanging="360"/>
+      </w:pPr>
+      <w:rPr>
+        <w:rFonts w:ascii="Wingdings" w:hAnsi="Wingdings" w:hint="default"/>
+        <w:sz w:val="20"/>
+      </w:rPr>
+    </w:lvl>
+  </w:abstractNum>
+  <w:abstractNum w:abstractNumId="5" w15:restartNumberingAfterBreak="0">
+    <w:nsid w:val="23233D19"/>
+    <w:multiLevelType w:val="multilevel"/>
+    <w:tmpl w:val="5E963AB8"/>
+    <w:lvl w:ilvl="0">
+      <w:start w:val="1"/>
+      <w:numFmt w:val="bullet"/>
+      <w:lvlText w:val=""/>
+      <w:lvlJc w:val="left"/>
+      <w:pPr>
+        <w:tabs>
+          <w:tab w:val="num" w:pos="720"/>
+        </w:tabs>
+        <w:ind w:left="720" w:hanging="360"/>
+      </w:pPr>
+      <w:rPr>
+        <w:rFonts w:ascii="Symbol" w:hAnsi="Symbol" w:hint="default"/>
+        <w:sz w:val="20"/>
+      </w:rPr>
+    </w:lvl>
+    <w:lvl w:ilvl="1">
+      <w:start w:val="1"/>
+      <w:numFmt w:val="bullet"/>
+      <w:lvlText w:val="o"/>
+      <w:lvlJc w:val="left"/>
+      <w:pPr>
+        <w:tabs>
+          <w:tab w:val="num" w:pos="1440"/>
+        </w:tabs>
+        <w:ind w:left="1440" w:hanging="360"/>
+      </w:pPr>
+      <w:rPr>
+        <w:rFonts w:ascii="Courier New" w:hAnsi="Courier New" w:hint="default"/>
+        <w:sz w:val="20"/>
+      </w:rPr>
+    </w:lvl>
+    <w:lvl w:ilvl="2" w:tentative="1">
+      <w:start w:val="1"/>
+      <w:numFmt w:val="bullet"/>
+      <w:lvlText w:val=""/>
+      <w:lvlJc w:val="left"/>
+      <w:pPr>
+        <w:tabs>
+          <w:tab w:val="num" w:pos="2160"/>
+        </w:tabs>
+        <w:ind w:left="2160" w:hanging="360"/>
+      </w:pPr>
+      <w:rPr>
+        <w:rFonts w:ascii="Wingdings" w:hAnsi="Wingdings" w:hint="default"/>
+        <w:sz w:val="20"/>
+      </w:rPr>
+    </w:lvl>
+    <w:lvl w:ilvl="3" w:tentative="1">
+      <w:start w:val="1"/>
+      <w:numFmt w:val="bullet"/>
+      <w:lvlText w:val=""/>
+      <w:lvlJc w:val="left"/>
+      <w:pPr>
+        <w:tabs>
+          <w:tab w:val="num" w:pos="2880"/>
+        </w:tabs>
+        <w:ind w:left="2880" w:hanging="360"/>
+      </w:pPr>
+      <w:rPr>
+        <w:rFonts w:ascii="Wingdings" w:hAnsi="Wingdings" w:hint="default"/>
+        <w:sz w:val="20"/>
+      </w:rPr>
+    </w:lvl>
+    <w:lvl w:ilvl="4" w:tentative="1">
+      <w:start w:val="1"/>
+      <w:numFmt w:val="bullet"/>
+      <w:lvlText w:val=""/>
+      <w:lvlJc w:val="left"/>
+      <w:pPr>
+        <w:tabs>
+          <w:tab w:val="num" w:pos="3600"/>
+        </w:tabs>
+        <w:ind w:left="3600" w:hanging="360"/>
+      </w:pPr>
+      <w:rPr>
+        <w:rFonts w:ascii="Wingdings" w:hAnsi="Wingdings" w:hint="default"/>
+        <w:sz w:val="20"/>
+      </w:rPr>
+    </w:lvl>
+    <w:lvl w:ilvl="5" w:tentative="1">
+      <w:start w:val="1"/>
+      <w:numFmt w:val="bullet"/>
+      <w:lvlText w:val=""/>
+      <w:lvlJc w:val="left"/>
+      <w:pPr>
+        <w:tabs>
+          <w:tab w:val="num" w:pos="4320"/>
+        </w:tabs>
+        <w:ind w:left="4320" w:hanging="360"/>
+      </w:pPr>
+      <w:rPr>
+        <w:rFonts w:ascii="Wingdings" w:hAnsi="Wingdings" w:hint="default"/>
+        <w:sz w:val="20"/>
+      </w:rPr>
+    </w:lvl>
+    <w:lvl w:ilvl="6" w:tentative="1">
+      <w:start w:val="1"/>
+      <w:numFmt w:val="bullet"/>
+      <w:lvlText w:val=""/>
+      <w:lvlJc w:val="left"/>
+      <w:pPr>
+        <w:tabs>
+          <w:tab w:val="num" w:pos="5040"/>
+        </w:tabs>
+        <w:ind w:left="5040" w:hanging="360"/>
+      </w:pPr>
+      <w:rPr>
+        <w:rFonts w:ascii="Wingdings" w:hAnsi="Wingdings" w:hint="default"/>
+        <w:sz w:val="20"/>
+      </w:rPr>
+    </w:lvl>
+    <w:lvl w:ilvl="7" w:tentative="1">
+      <w:start w:val="1"/>
+      <w:numFmt w:val="bullet"/>
+      <w:lvlText w:val=""/>
+      <w:lvlJc w:val="left"/>
+      <w:pPr>
+        <w:tabs>
+          <w:tab w:val="num" w:pos="5760"/>
+        </w:tabs>
+        <w:ind w:left="5760" w:hanging="360"/>
+      </w:pPr>
+      <w:rPr>
+        <w:rFonts w:ascii="Wingdings" w:hAnsi="Wingdings" w:hint="default"/>
+        <w:sz w:val="20"/>
+      </w:rPr>
+    </w:lvl>
+    <w:lvl w:ilvl="8" w:tentative="1">
+      <w:start w:val="1"/>
+      <w:numFmt w:val="bullet"/>
+      <w:lvlText w:val=""/>
+      <w:lvlJc w:val="left"/>
+      <w:pPr>
+        <w:tabs>
+          <w:tab w:val="num" w:pos="6480"/>
+        </w:tabs>
+        <w:ind w:left="6480" w:hanging="360"/>
+      </w:pPr>
+      <w:rPr>
+        <w:rFonts w:ascii="Wingdings" w:hAnsi="Wingdings" w:hint="default"/>
+        <w:sz w:val="20"/>
+      </w:rPr>
+    </w:lvl>
+  </w:abstractNum>
+  <w:abstractNum w:abstractNumId="6" w15:restartNumberingAfterBreak="0">
+    <w:nsid w:val="24174828"/>
+    <w:multiLevelType w:val="multilevel"/>
+    <w:tmpl w:val="D2B4CBF4"/>
+    <w:lvl w:ilvl="0">
+      <w:start w:val="1"/>
+      <w:numFmt w:val="bullet"/>
+      <w:lvlText w:val=""/>
+      <w:lvlJc w:val="left"/>
+      <w:pPr>
+        <w:tabs>
+          <w:tab w:val="num" w:pos="720"/>
+        </w:tabs>
+        <w:ind w:left="720" w:hanging="360"/>
+      </w:pPr>
+      <w:rPr>
+        <w:rFonts w:ascii="Symbol" w:hAnsi="Symbol" w:hint="default"/>
+        <w:sz w:val="20"/>
+      </w:rPr>
+    </w:lvl>
+    <w:lvl w:ilvl="1">
+      <w:start w:val="1"/>
+      <w:numFmt w:val="bullet"/>
+      <w:lvlText w:val="o"/>
+      <w:lvlJc w:val="left"/>
+      <w:pPr>
+        <w:tabs>
+          <w:tab w:val="num" w:pos="1440"/>
+        </w:tabs>
+        <w:ind w:left="1440" w:hanging="360"/>
+      </w:pPr>
+      <w:rPr>
+        <w:rFonts w:ascii="Courier New" w:hAnsi="Courier New" w:hint="default"/>
+        <w:sz w:val="20"/>
+      </w:rPr>
+    </w:lvl>
+    <w:lvl w:ilvl="2" w:tentative="1">
+      <w:start w:val="1"/>
+      <w:numFmt w:val="bullet"/>
+      <w:lvlText w:val=""/>
+      <w:lvlJc w:val="left"/>
+      <w:pPr>
+        <w:tabs>
+          <w:tab w:val="num" w:pos="2160"/>
+        </w:tabs>
+        <w:ind w:left="2160" w:hanging="360"/>
+      </w:pPr>
+      <w:rPr>
+        <w:rFonts w:ascii="Wingdings" w:hAnsi="Wingdings" w:hint="default"/>
+        <w:sz w:val="20"/>
+      </w:rPr>
+    </w:lvl>
+    <w:lvl w:ilvl="3" w:tentative="1">
+      <w:start w:val="1"/>
+      <w:numFmt w:val="bullet"/>
+      <w:lvlText w:val=""/>
+      <w:lvlJc w:val="left"/>
+      <w:pPr>
+        <w:tabs>
+          <w:tab w:val="num" w:pos="2880"/>
+        </w:tabs>
+        <w:ind w:left="2880" w:hanging="360"/>
+      </w:pPr>
+      <w:rPr>
+        <w:rFonts w:ascii="Wingdings" w:hAnsi="Wingdings" w:hint="default"/>
+        <w:sz w:val="20"/>
+      </w:rPr>
+    </w:lvl>
+    <w:lvl w:ilvl="4" w:tentative="1">
+      <w:start w:val="1"/>
+      <w:numFmt w:val="bullet"/>
+      <w:lvlText w:val=""/>
+      <w:lvlJc w:val="left"/>
+      <w:pPr>
+        <w:tabs>
+          <w:tab w:val="num" w:pos="3600"/>
+        </w:tabs>
+        <w:ind w:left="3600" w:hanging="360"/>
+      </w:pPr>
+      <w:rPr>
+        <w:rFonts w:ascii="Wingdings" w:hAnsi="Wingdings" w:hint="default"/>
+        <w:sz w:val="20"/>
+      </w:rPr>
+    </w:lvl>
+    <w:lvl w:ilvl="5" w:tentative="1">
+      <w:start w:val="1"/>
+      <w:numFmt w:val="bullet"/>
+      <w:lvlText w:val=""/>
+      <w:lvlJc w:val="left"/>
+      <w:pPr>
+        <w:tabs>
+          <w:tab w:val="num" w:pos="4320"/>
+        </w:tabs>
+        <w:ind w:left="4320" w:hanging="360"/>
+      </w:pPr>
+      <w:rPr>
+        <w:rFonts w:ascii="Wingdings" w:hAnsi="Wingdings" w:hint="default"/>
+        <w:sz w:val="20"/>
+      </w:rPr>
+    </w:lvl>
+    <w:lvl w:ilvl="6" w:tentative="1">
+      <w:start w:val="1"/>
+      <w:numFmt w:val="bullet"/>
+      <w:lvlText w:val=""/>
+      <w:lvlJc w:val="left"/>
+      <w:pPr>
+        <w:tabs>
+          <w:tab w:val="num" w:pos="5040"/>
+        </w:tabs>
+        <w:ind w:left="5040" w:hanging="360"/>
+      </w:pPr>
+      <w:rPr>
+        <w:rFonts w:ascii="Wingdings" w:hAnsi="Wingdings" w:hint="default"/>
+        <w:sz w:val="20"/>
+      </w:rPr>
+    </w:lvl>
+    <w:lvl w:ilvl="7" w:tentative="1">
+      <w:start w:val="1"/>
+      <w:numFmt w:val="bullet"/>
+      <w:lvlText w:val=""/>
+      <w:lvlJc w:val="left"/>
+      <w:pPr>
+        <w:tabs>
+          <w:tab w:val="num" w:pos="5760"/>
+        </w:tabs>
+        <w:ind w:left="5760" w:hanging="360"/>
+      </w:pPr>
+      <w:rPr>
+        <w:rFonts w:ascii="Wingdings" w:hAnsi="Wingdings" w:hint="default"/>
+        <w:sz w:val="20"/>
+      </w:rPr>
+    </w:lvl>
+    <w:lvl w:ilvl="8" w:tentative="1">
+      <w:start w:val="1"/>
+      <w:numFmt w:val="bullet"/>
+      <w:lvlText w:val=""/>
+      <w:lvlJc w:val="left"/>
+      <w:pPr>
+        <w:tabs>
+          <w:tab w:val="num" w:pos="6480"/>
+        </w:tabs>
+        <w:ind w:left="6480" w:hanging="360"/>
+      </w:pPr>
+      <w:rPr>
+        <w:rFonts w:ascii="Wingdings" w:hAnsi="Wingdings" w:hint="default"/>
+        <w:sz w:val="20"/>
+      </w:rPr>
+    </w:lvl>
+  </w:abstractNum>
+  <w:abstractNum w:abstractNumId="7" w15:restartNumberingAfterBreak="0">
+    <w:nsid w:val="32664134"/>
+    <w:multiLevelType w:val="multilevel"/>
+    <w:tmpl w:val="3CD87DDA"/>
+    <w:lvl w:ilvl="0">
+      <w:start w:val="1"/>
+      <w:numFmt w:val="bullet"/>
+      <w:lvlText w:val=""/>
+      <w:lvlJc w:val="left"/>
+      <w:pPr>
+        <w:tabs>
+          <w:tab w:val="num" w:pos="720"/>
+        </w:tabs>
+        <w:ind w:left="720" w:hanging="360"/>
+      </w:pPr>
+      <w:rPr>
+        <w:rFonts w:ascii="Symbol" w:hAnsi="Symbol" w:hint="default"/>
+        <w:sz w:val="20"/>
+      </w:rPr>
+    </w:lvl>
+    <w:lvl w:ilvl="1">
+      <w:start w:val="1"/>
+      <w:numFmt w:val="bullet"/>
+      <w:lvlText w:val="o"/>
+      <w:lvlJc w:val="left"/>
+      <w:pPr>
+        <w:tabs>
+          <w:tab w:val="num" w:pos="1440"/>
+        </w:tabs>
+        <w:ind w:left="1440" w:hanging="360"/>
+      </w:pPr>
+      <w:rPr>
+        <w:rFonts w:ascii="Courier New" w:hAnsi="Courier New" w:hint="default"/>
+        <w:sz w:val="20"/>
+      </w:rPr>
+    </w:lvl>
+    <w:lvl w:ilvl="2" w:tentative="1">
+      <w:start w:val="1"/>
+      <w:numFmt w:val="bullet"/>
+      <w:lvlText w:val=""/>
+      <w:lvlJc w:val="left"/>
+      <w:pPr>
+        <w:tabs>
+          <w:tab w:val="num" w:pos="2160"/>
+        </w:tabs>
+        <w:ind w:left="2160" w:hanging="360"/>
+      </w:pPr>
+      <w:rPr>
+        <w:rFonts w:ascii="Wingdings" w:hAnsi="Wingdings" w:hint="default"/>
+        <w:sz w:val="20"/>
+      </w:rPr>
+    </w:lvl>
+    <w:lvl w:ilvl="3" w:tentative="1">
+      <w:start w:val="1"/>
+      <w:numFmt w:val="bullet"/>
+      <w:lvlText w:val=""/>
+      <w:lvlJc w:val="left"/>
+      <w:pPr>
+        <w:tabs>
+          <w:tab w:val="num" w:pos="2880"/>
+        </w:tabs>
+        <w:ind w:left="2880" w:hanging="360"/>
+      </w:pPr>
+      <w:rPr>
+        <w:rFonts w:ascii="Wingdings" w:hAnsi="Wingdings" w:hint="default"/>
+        <w:sz w:val="20"/>
+      </w:rPr>
+    </w:lvl>
+    <w:lvl w:ilvl="4" w:tentative="1">
+      <w:start w:val="1"/>
+      <w:numFmt w:val="bullet"/>
+      <w:lvlText w:val=""/>
+      <w:lvlJc w:val="left"/>
+      <w:pPr>
+        <w:tabs>
+          <w:tab w:val="num" w:pos="3600"/>
+        </w:tabs>
+        <w:ind w:left="3600" w:hanging="360"/>
+      </w:pPr>
+      <w:rPr>
+        <w:rFonts w:ascii="Wingdings" w:hAnsi="Wingdings" w:hint="default"/>
+        <w:sz w:val="20"/>
+      </w:rPr>
+    </w:lvl>
+    <w:lvl w:ilvl="5" w:tentative="1">
+      <w:start w:val="1"/>
+      <w:numFmt w:val="bullet"/>
+      <w:lvlText w:val=""/>
+      <w:lvlJc w:val="left"/>
+      <w:pPr>
+        <w:tabs>
+          <w:tab w:val="num" w:pos="4320"/>
+        </w:tabs>
+        <w:ind w:left="4320" w:hanging="360"/>
+      </w:pPr>
+      <w:rPr>
+        <w:rFonts w:ascii="Wingdings" w:hAnsi="Wingdings" w:hint="default"/>
+        <w:sz w:val="20"/>
+      </w:rPr>
+    </w:lvl>
+    <w:lvl w:ilvl="6" w:tentative="1">
+      <w:start w:val="1"/>
+      <w:numFmt w:val="bullet"/>
+      <w:lvlText w:val=""/>
+      <w:lvlJc w:val="left"/>
+      <w:pPr>
+        <w:tabs>
+          <w:tab w:val="num" w:pos="5040"/>
+        </w:tabs>
+        <w:ind w:left="5040" w:hanging="360"/>
+      </w:pPr>
+      <w:rPr>
+        <w:rFonts w:ascii="Wingdings" w:hAnsi="Wingdings" w:hint="default"/>
+        <w:sz w:val="20"/>
+      </w:rPr>
+    </w:lvl>
+    <w:lvl w:ilvl="7" w:tentative="1">
+      <w:start w:val="1"/>
+      <w:numFmt w:val="bullet"/>
+      <w:lvlText w:val=""/>
+      <w:lvlJc w:val="left"/>
+      <w:pPr>
+        <w:tabs>
+          <w:tab w:val="num" w:pos="5760"/>
+        </w:tabs>
+        <w:ind w:left="5760" w:hanging="360"/>
+      </w:pPr>
+      <w:rPr>
+        <w:rFonts w:ascii="Wingdings" w:hAnsi="Wingdings" w:hint="default"/>
+        <w:sz w:val="20"/>
+      </w:rPr>
+    </w:lvl>
+    <w:lvl w:ilvl="8" w:tentative="1">
+      <w:start w:val="1"/>
+      <w:numFmt w:val="bullet"/>
+      <w:lvlText w:val=""/>
+      <w:lvlJc w:val="left"/>
+      <w:pPr>
+        <w:tabs>
+          <w:tab w:val="num" w:pos="6480"/>
+        </w:tabs>
+        <w:ind w:left="6480" w:hanging="360"/>
+      </w:pPr>
+      <w:rPr>
+        <w:rFonts w:ascii="Wingdings" w:hAnsi="Wingdings" w:hint="default"/>
+        <w:sz w:val="20"/>
+      </w:rPr>
+    </w:lvl>
+  </w:abstractNum>
+  <w:abstractNum w:abstractNumId="8" w15:restartNumberingAfterBreak="0">
+    <w:nsid w:val="3346336E"/>
+    <w:multiLevelType w:val="multilevel"/>
+    <w:tmpl w:val="61B62150"/>
+    <w:lvl w:ilvl="0">
+      <w:start w:val="1"/>
+      <w:numFmt w:val="bullet"/>
+      <w:lvlText w:val=""/>
+      <w:lvlJc w:val="left"/>
+      <w:pPr>
+        <w:tabs>
+          <w:tab w:val="num" w:pos="720"/>
+        </w:tabs>
+        <w:ind w:left="720" w:hanging="360"/>
+      </w:pPr>
+      <w:rPr>
+        <w:rFonts w:ascii="Symbol" w:hAnsi="Symbol" w:hint="default"/>
+        <w:sz w:val="20"/>
+      </w:rPr>
+    </w:lvl>
+    <w:lvl w:ilvl="1">
+      <w:start w:val="1"/>
+      <w:numFmt w:val="bullet"/>
+      <w:lvlText w:val="o"/>
+      <w:lvlJc w:val="left"/>
+      <w:pPr>
+        <w:tabs>
+          <w:tab w:val="num" w:pos="1440"/>
+        </w:tabs>
+        <w:ind w:left="1440" w:hanging="360"/>
+      </w:pPr>
+      <w:rPr>
+        <w:rFonts w:ascii="Courier New" w:hAnsi="Courier New" w:hint="default"/>
+        <w:sz w:val="20"/>
+      </w:rPr>
+    </w:lvl>
+    <w:lvl w:ilvl="2" w:tentative="1">
+      <w:start w:val="1"/>
+      <w:numFmt w:val="bullet"/>
+      <w:lvlText w:val=""/>
+      <w:lvlJc w:val="left"/>
+      <w:pPr>
+        <w:tabs>
+          <w:tab w:val="num" w:pos="2160"/>
+        </w:tabs>
+        <w:ind w:left="2160" w:hanging="360"/>
+      </w:pPr>
+      <w:rPr>
+        <w:rFonts w:ascii="Wingdings" w:hAnsi="Wingdings" w:hint="default"/>
+        <w:sz w:val="20"/>
+      </w:rPr>
+    </w:lvl>
+    <w:lvl w:ilvl="3" w:tentative="1">
+      <w:start w:val="1"/>
+      <w:numFmt w:val="bullet"/>
+      <w:lvlText w:val=""/>
+      <w:lvlJc w:val="left"/>
+      <w:pPr>
+        <w:tabs>
+          <w:tab w:val="num" w:pos="2880"/>
+        </w:tabs>
+        <w:ind w:left="2880" w:hanging="360"/>
+      </w:pPr>
+      <w:rPr>
+        <w:rFonts w:ascii="Wingdings" w:hAnsi="Wingdings" w:hint="default"/>
+        <w:sz w:val="20"/>
+      </w:rPr>
+    </w:lvl>
+    <w:lvl w:ilvl="4" w:tentative="1">
+      <w:start w:val="1"/>
+      <w:numFmt w:val="bullet"/>
+      <w:lvlText w:val=""/>
+      <w:lvlJc w:val="left"/>
+      <w:pPr>
+        <w:tabs>
+          <w:tab w:val="num" w:pos="3600"/>
+        </w:tabs>
+        <w:ind w:left="3600" w:hanging="360"/>
+      </w:pPr>
+      <w:rPr>
+        <w:rFonts w:ascii="Wingdings" w:hAnsi="Wingdings" w:hint="default"/>
+        <w:sz w:val="20"/>
+      </w:rPr>
+    </w:lvl>
+    <w:lvl w:ilvl="5" w:tentative="1">
+      <w:start w:val="1"/>
+      <w:numFmt w:val="bullet"/>
+      <w:lvlText w:val=""/>
+      <w:lvlJc w:val="left"/>
+      <w:pPr>
+        <w:tabs>
+          <w:tab w:val="num" w:pos="4320"/>
+        </w:tabs>
+        <w:ind w:left="4320" w:hanging="360"/>
+      </w:pPr>
+      <w:rPr>
+        <w:rFonts w:ascii="Wingdings" w:hAnsi="Wingdings" w:hint="default"/>
+        <w:sz w:val="20"/>
+      </w:rPr>
+    </w:lvl>
+    <w:lvl w:ilvl="6" w:tentative="1">
+      <w:start w:val="1"/>
+      <w:numFmt w:val="bullet"/>
+      <w:lvlText w:val=""/>
+      <w:lvlJc w:val="left"/>
+      <w:pPr>
+        <w:tabs>
+          <w:tab w:val="num" w:pos="5040"/>
+        </w:tabs>
+        <w:ind w:left="5040" w:hanging="360"/>
+      </w:pPr>
+      <w:rPr>
+        <w:rFonts w:ascii="Wingdings" w:hAnsi="Wingdings" w:hint="default"/>
+        <w:sz w:val="20"/>
+      </w:rPr>
+    </w:lvl>
+    <w:lvl w:ilvl="7" w:tentative="1">
+      <w:start w:val="1"/>
+      <w:numFmt w:val="bullet"/>
+      <w:lvlText w:val=""/>
+      <w:lvlJc w:val="left"/>
+      <w:pPr>
+        <w:tabs>
+          <w:tab w:val="num" w:pos="5760"/>
+        </w:tabs>
+        <w:ind w:left="5760" w:hanging="360"/>
+      </w:pPr>
+      <w:rPr>
+        <w:rFonts w:ascii="Wingdings" w:hAnsi="Wingdings" w:hint="default"/>
+        <w:sz w:val="20"/>
+      </w:rPr>
+    </w:lvl>
+    <w:lvl w:ilvl="8" w:tentative="1">
+      <w:start w:val="1"/>
+      <w:numFmt w:val="bullet"/>
+      <w:lvlText w:val=""/>
+      <w:lvlJc w:val="left"/>
+      <w:pPr>
+        <w:tabs>
+          <w:tab w:val="num" w:pos="6480"/>
+        </w:tabs>
+        <w:ind w:left="6480" w:hanging="360"/>
+      </w:pPr>
+      <w:rPr>
+        <w:rFonts w:ascii="Wingdings" w:hAnsi="Wingdings" w:hint="default"/>
+        <w:sz w:val="20"/>
+      </w:rPr>
+    </w:lvl>
+  </w:abstractNum>
+  <w:abstractNum w:abstractNumId="9" w15:restartNumberingAfterBreak="0">
+    <w:nsid w:val="37F32742"/>
+    <w:multiLevelType w:val="multilevel"/>
+    <w:tmpl w:val="A418CF98"/>
+    <w:lvl w:ilvl="0">
+      <w:start w:val="1"/>
+      <w:numFmt w:val="decimal"/>
+      <w:lvlText w:val="%1."/>
+      <w:lvlJc w:val="left"/>
+      <w:pPr>
+        <w:tabs>
+          <w:tab w:val="num" w:pos="720"/>
+        </w:tabs>
+        <w:ind w:left="720" w:hanging="360"/>
+      </w:pPr>
+    </w:lvl>
+    <w:lvl w:ilvl="1">
+      <w:start w:val="1"/>
+      <w:numFmt w:val="bullet"/>
+      <w:lvlText w:val="o"/>
+      <w:lvlJc w:val="left"/>
+      <w:pPr>
+        <w:tabs>
+          <w:tab w:val="num" w:pos="1440"/>
+        </w:tabs>
+        <w:ind w:left="1440" w:hanging="360"/>
+      </w:pPr>
+      <w:rPr>
+        <w:rFonts w:ascii="Courier New" w:hAnsi="Courier New" w:hint="default"/>
+        <w:sz w:val="20"/>
+      </w:rPr>
+    </w:lvl>
+    <w:lvl w:ilvl="2" w:tentative="1">
+      <w:start w:val="1"/>
+      <w:numFmt w:val="decimal"/>
+      <w:lvlText w:val="%3."/>
+      <w:lvlJc w:val="left"/>
+      <w:pPr>
+        <w:tabs>
+          <w:tab w:val="num" w:pos="2160"/>
+        </w:tabs>
+        <w:ind w:left="2160" w:hanging="360"/>
+      </w:pPr>
+    </w:lvl>
+    <w:lvl w:ilvl="3" w:tentative="1">
+      <w:start w:val="1"/>
+      <w:numFmt w:val="decimal"/>
+      <w:lvlText w:val="%4."/>
+      <w:lvlJc w:val="left"/>
+      <w:pPr>
+        <w:tabs>
+          <w:tab w:val="num" w:pos="2880"/>
+        </w:tabs>
+        <w:ind w:left="2880" w:hanging="360"/>
+      </w:pPr>
+    </w:lvl>
+    <w:lvl w:ilvl="4" w:tentative="1">
+      <w:start w:val="1"/>
+      <w:numFmt w:val="decimal"/>
+      <w:lvlText w:val="%5."/>
+      <w:lvlJc w:val="left"/>
+      <w:pPr>
+        <w:tabs>
+          <w:tab w:val="num" w:pos="3600"/>
+        </w:tabs>
+        <w:ind w:left="3600" w:hanging="360"/>
+      </w:pPr>
+    </w:lvl>
+    <w:lvl w:ilvl="5" w:tentative="1">
+      <w:start w:val="1"/>
+      <w:numFmt w:val="decimal"/>
+      <w:lvlText w:val="%6."/>
+      <w:lvlJc w:val="left"/>
+      <w:pPr>
+        <w:tabs>
+          <w:tab w:val="num" w:pos="4320"/>
+        </w:tabs>
+        <w:ind w:left="4320" w:hanging="360"/>
+      </w:pPr>
+    </w:lvl>
+    <w:lvl w:ilvl="6" w:tentative="1">
+      <w:start w:val="1"/>
+      <w:numFmt w:val="decimal"/>
+      <w:lvlText w:val="%7."/>
+      <w:lvlJc w:val="left"/>
+      <w:pPr>
+        <w:tabs>
+          <w:tab w:val="num" w:pos="5040"/>
+        </w:tabs>
+        <w:ind w:left="5040" w:hanging="360"/>
+      </w:pPr>
+    </w:lvl>
+    <w:lvl w:ilvl="7" w:tentative="1">
+      <w:start w:val="1"/>
+      <w:numFmt w:val="decimal"/>
+      <w:lvlText w:val="%8."/>
+      <w:lvlJc w:val="left"/>
+      <w:pPr>
+        <w:tabs>
+          <w:tab w:val="num" w:pos="5760"/>
+        </w:tabs>
+        <w:ind w:left="5760" w:hanging="360"/>
+      </w:pPr>
+    </w:lvl>
+    <w:lvl w:ilvl="8" w:tentative="1">
+      <w:start w:val="1"/>
+      <w:numFmt w:val="decimal"/>
+      <w:lvlText w:val="%9."/>
+      <w:lvlJc w:val="left"/>
+      <w:pPr>
+        <w:tabs>
+          <w:tab w:val="num" w:pos="6480"/>
+        </w:tabs>
+        <w:ind w:left="6480" w:hanging="360"/>
+      </w:pPr>
+    </w:lvl>
+  </w:abstractNum>
+  <w:abstractNum w:abstractNumId="10" w15:restartNumberingAfterBreak="0">
+    <w:nsid w:val="38763606"/>
+    <w:multiLevelType w:val="multilevel"/>
+    <w:tmpl w:val="A8320BC6"/>
+    <w:lvl w:ilvl="0">
+      <w:start w:val="1"/>
+      <w:numFmt w:val="bullet"/>
+      <w:lvlText w:val=""/>
+      <w:lvlJc w:val="left"/>
+      <w:pPr>
+        <w:tabs>
+          <w:tab w:val="num" w:pos="720"/>
+        </w:tabs>
+        <w:ind w:left="720" w:hanging="360"/>
+      </w:pPr>
+      <w:rPr>
+        <w:rFonts w:ascii="Symbol" w:hAnsi="Symbol" w:hint="default"/>
+        <w:sz w:val="20"/>
+      </w:rPr>
+    </w:lvl>
+    <w:lvl w:ilvl="1" w:tentative="1">
+      <w:start w:val="1"/>
+      <w:numFmt w:val="bullet"/>
+      <w:lvlText w:val="o"/>
+      <w:lvlJc w:val="left"/>
+      <w:pPr>
+        <w:tabs>
+          <w:tab w:val="num" w:pos="1440"/>
+        </w:tabs>
+        <w:ind w:left="1440" w:hanging="360"/>
+      </w:pPr>
+      <w:rPr>
+        <w:rFonts w:ascii="Courier New" w:hAnsi="Courier New" w:hint="default"/>
+        <w:sz w:val="20"/>
+      </w:rPr>
+    </w:lvl>
+    <w:lvl w:ilvl="2" w:tentative="1">
+      <w:start w:val="1"/>
+      <w:numFmt w:val="bullet"/>
+      <w:lvlText w:val=""/>
+      <w:lvlJc w:val="left"/>
+      <w:pPr>
+        <w:tabs>
+          <w:tab w:val="num" w:pos="2160"/>
+        </w:tabs>
+        <w:ind w:left="2160" w:hanging="360"/>
+      </w:pPr>
+      <w:rPr>
+        <w:rFonts w:ascii="Wingdings" w:hAnsi="Wingdings" w:hint="default"/>
+        <w:sz w:val="20"/>
+      </w:rPr>
+    </w:lvl>
+    <w:lvl w:ilvl="3" w:tentative="1">
+      <w:start w:val="1"/>
+      <w:numFmt w:val="bullet"/>
+      <w:lvlText w:val=""/>
+      <w:lvlJc w:val="left"/>
+      <w:pPr>
+        <w:tabs>
+          <w:tab w:val="num" w:pos="2880"/>
+        </w:tabs>
+        <w:ind w:left="2880" w:hanging="360"/>
+      </w:pPr>
+      <w:rPr>
+        <w:rFonts w:ascii="Wingdings" w:hAnsi="Wingdings" w:hint="default"/>
+        <w:sz w:val="20"/>
+      </w:rPr>
+    </w:lvl>
+    <w:lvl w:ilvl="4" w:tentative="1">
+      <w:start w:val="1"/>
+      <w:numFmt w:val="bullet"/>
+      <w:lvlText w:val=""/>
+      <w:lvlJc w:val="left"/>
+      <w:pPr>
+        <w:tabs>
+          <w:tab w:val="num" w:pos="3600"/>
+        </w:tabs>
+        <w:ind w:left="3600" w:hanging="360"/>
+      </w:pPr>
+      <w:rPr>
+        <w:rFonts w:ascii="Wingdings" w:hAnsi="Wingdings" w:hint="default"/>
+        <w:sz w:val="20"/>
+      </w:rPr>
+    </w:lvl>
+    <w:lvl w:ilvl="5" w:tentative="1">
+      <w:start w:val="1"/>
+      <w:numFmt w:val="bullet"/>
+      <w:lvlText w:val=""/>
+      <w:lvlJc w:val="left"/>
+      <w:pPr>
+        <w:tabs>
+          <w:tab w:val="num" w:pos="4320"/>
+        </w:tabs>
+        <w:ind w:left="4320" w:hanging="360"/>
+      </w:pPr>
+      <w:rPr>
+        <w:rFonts w:ascii="Wingdings" w:hAnsi="Wingdings" w:hint="default"/>
+        <w:sz w:val="20"/>
+      </w:rPr>
+    </w:lvl>
+    <w:lvl w:ilvl="6" w:tentative="1">
+      <w:start w:val="1"/>
+      <w:numFmt w:val="bullet"/>
+      <w:lvlText w:val=""/>
+      <w:lvlJc w:val="left"/>
+      <w:pPr>
+        <w:tabs>
+          <w:tab w:val="num" w:pos="5040"/>
+        </w:tabs>
+        <w:ind w:left="5040" w:hanging="360"/>
+      </w:pPr>
+      <w:rPr>
+        <w:rFonts w:ascii="Wingdings" w:hAnsi="Wingdings" w:hint="default"/>
+        <w:sz w:val="20"/>
+      </w:rPr>
+    </w:lvl>
+    <w:lvl w:ilvl="7" w:tentative="1">
+      <w:start w:val="1"/>
+      <w:numFmt w:val="bullet"/>
+      <w:lvlText w:val=""/>
+      <w:lvlJc w:val="left"/>
+      <w:pPr>
+        <w:tabs>
+          <w:tab w:val="num" w:pos="5760"/>
+        </w:tabs>
+        <w:ind w:left="5760" w:hanging="360"/>
+      </w:pPr>
+      <w:rPr>
+        <w:rFonts w:ascii="Wingdings" w:hAnsi="Wingdings" w:hint="default"/>
+        <w:sz w:val="20"/>
+      </w:rPr>
+    </w:lvl>
+    <w:lvl w:ilvl="8" w:tentative="1">
+      <w:start w:val="1"/>
+      <w:numFmt w:val="bullet"/>
+      <w:lvlText w:val=""/>
+      <w:lvlJc w:val="left"/>
+      <w:pPr>
+        <w:tabs>
+          <w:tab w:val="num" w:pos="6480"/>
+        </w:tabs>
+        <w:ind w:left="6480" w:hanging="360"/>
+      </w:pPr>
+      <w:rPr>
+        <w:rFonts w:ascii="Wingdings" w:hAnsi="Wingdings" w:hint="default"/>
+        <w:sz w:val="20"/>
+      </w:rPr>
+    </w:lvl>
+  </w:abstractNum>
+  <w:abstractNum w:abstractNumId="11" w15:restartNumberingAfterBreak="0">
+    <w:nsid w:val="4B5411C2"/>
+    <w:multiLevelType w:val="multilevel"/>
+    <w:tmpl w:val="060A278A"/>
+    <w:lvl w:ilvl="0">
+      <w:start w:val="1"/>
+      <w:numFmt w:val="bullet"/>
+      <w:lvlText w:val=""/>
+      <w:lvlJc w:val="left"/>
+      <w:pPr>
+        <w:tabs>
+          <w:tab w:val="num" w:pos="720"/>
+        </w:tabs>
+        <w:ind w:left="720" w:hanging="360"/>
+      </w:pPr>
+      <w:rPr>
+        <w:rFonts w:ascii="Symbol" w:hAnsi="Symbol" w:hint="default"/>
+        <w:sz w:val="20"/>
+      </w:rPr>
+    </w:lvl>
+    <w:lvl w:ilvl="1" w:tentative="1">
+      <w:start w:val="1"/>
+      <w:numFmt w:val="bullet"/>
+      <w:lvlText w:val="o"/>
+      <w:lvlJc w:val="left"/>
+      <w:pPr>
+        <w:tabs>
+          <w:tab w:val="num" w:pos="1440"/>
+        </w:tabs>
+        <w:ind w:left="1440" w:hanging="360"/>
+      </w:pPr>
+      <w:rPr>
+        <w:rFonts w:ascii="Courier New" w:hAnsi="Courier New" w:hint="default"/>
+        <w:sz w:val="20"/>
+      </w:rPr>
+    </w:lvl>
+    <w:lvl w:ilvl="2" w:tentative="1">
+      <w:start w:val="1"/>
+      <w:numFmt w:val="bullet"/>
+      <w:lvlText w:val=""/>
+      <w:lvlJc w:val="left"/>
+      <w:pPr>
+        <w:tabs>
+          <w:tab w:val="num" w:pos="2160"/>
+        </w:tabs>
+        <w:ind w:left="2160" w:hanging="360"/>
+      </w:pPr>
+      <w:rPr>
+        <w:rFonts w:ascii="Wingdings" w:hAnsi="Wingdings" w:hint="default"/>
+        <w:sz w:val="20"/>
+      </w:rPr>
+    </w:lvl>
+    <w:lvl w:ilvl="3" w:tentative="1">
+      <w:start w:val="1"/>
+      <w:numFmt w:val="bullet"/>
+      <w:lvlText w:val=""/>
+      <w:lvlJc w:val="left"/>
+      <w:pPr>
+        <w:tabs>
+          <w:tab w:val="num" w:pos="2880"/>
+        </w:tabs>
+        <w:ind w:left="2880" w:hanging="360"/>
+      </w:pPr>
+      <w:rPr>
+        <w:rFonts w:ascii="Wingdings" w:hAnsi="Wingdings" w:hint="default"/>
+        <w:sz w:val="20"/>
+      </w:rPr>
+    </w:lvl>
+    <w:lvl w:ilvl="4" w:tentative="1">
+      <w:start w:val="1"/>
+      <w:numFmt w:val="bullet"/>
+      <w:lvlText w:val=""/>
+      <w:lvlJc w:val="left"/>
+      <w:pPr>
+        <w:tabs>
+          <w:tab w:val="num" w:pos="3600"/>
+        </w:tabs>
+        <w:ind w:left="3600" w:hanging="360"/>
+      </w:pPr>
+      <w:rPr>
+        <w:rFonts w:ascii="Wingdings" w:hAnsi="Wingdings" w:hint="default"/>
+        <w:sz w:val="20"/>
+      </w:rPr>
+    </w:lvl>
+    <w:lvl w:ilvl="5" w:tentative="1">
+      <w:start w:val="1"/>
+      <w:numFmt w:val="bullet"/>
+      <w:lvlText w:val=""/>
+      <w:lvlJc w:val="left"/>
+      <w:pPr>
+        <w:tabs>
+          <w:tab w:val="num" w:pos="4320"/>
+        </w:tabs>
+        <w:ind w:left="4320" w:hanging="360"/>
+      </w:pPr>
+      <w:rPr>
+        <w:rFonts w:ascii="Wingdings" w:hAnsi="Wingdings" w:hint="default"/>
+        <w:sz w:val="20"/>
+      </w:rPr>
+    </w:lvl>
+    <w:lvl w:ilvl="6" w:tentative="1">
+      <w:start w:val="1"/>
+      <w:numFmt w:val="bullet"/>
+      <w:lvlText w:val=""/>
+      <w:lvlJc w:val="left"/>
+      <w:pPr>
+        <w:tabs>
+          <w:tab w:val="num" w:pos="5040"/>
+        </w:tabs>
+        <w:ind w:left="5040" w:hanging="360"/>
+      </w:pPr>
+      <w:rPr>
+        <w:rFonts w:ascii="Wingdings" w:hAnsi="Wingdings" w:hint="default"/>
+        <w:sz w:val="20"/>
+      </w:rPr>
+    </w:lvl>
+    <w:lvl w:ilvl="7" w:tentative="1">
+      <w:start w:val="1"/>
+      <w:numFmt w:val="bullet"/>
+      <w:lvlText w:val=""/>
+      <w:lvlJc w:val="left"/>
+      <w:pPr>
+        <w:tabs>
+          <w:tab w:val="num" w:pos="5760"/>
+        </w:tabs>
+        <w:ind w:left="5760" w:hanging="360"/>
+      </w:pPr>
+      <w:rPr>
+        <w:rFonts w:ascii="Wingdings" w:hAnsi="Wingdings" w:hint="default"/>
+        <w:sz w:val="20"/>
+      </w:rPr>
+    </w:lvl>
+    <w:lvl w:ilvl="8" w:tentative="1">
+      <w:start w:val="1"/>
+      <w:numFmt w:val="bullet"/>
+      <w:lvlText w:val=""/>
+      <w:lvlJc w:val="left"/>
+      <w:pPr>
+        <w:tabs>
+          <w:tab w:val="num" w:pos="6480"/>
+        </w:tabs>
+        <w:ind w:left="6480" w:hanging="360"/>
+      </w:pPr>
+      <w:rPr>
+        <w:rFonts w:ascii="Wingdings" w:hAnsi="Wingdings" w:hint="default"/>
+        <w:sz w:val="20"/>
+      </w:rPr>
+    </w:lvl>
+  </w:abstractNum>
+  <w:abstractNum w:abstractNumId="12" w15:restartNumberingAfterBreak="0">
+    <w:nsid w:val="5C992DDF"/>
+    <w:multiLevelType w:val="multilevel"/>
+    <w:tmpl w:val="04B877AA"/>
+    <w:lvl w:ilvl="0">
+      <w:start w:val="1"/>
+      <w:numFmt w:val="bullet"/>
+      <w:lvlText w:val=""/>
+      <w:lvlJc w:val="left"/>
+      <w:pPr>
+        <w:tabs>
+          <w:tab w:val="num" w:pos="720"/>
+        </w:tabs>
+        <w:ind w:left="720" w:hanging="360"/>
+      </w:pPr>
+      <w:rPr>
+        <w:rFonts w:ascii="Symbol" w:hAnsi="Symbol" w:hint="default"/>
+        <w:sz w:val="20"/>
+      </w:rPr>
+    </w:lvl>
+    <w:lvl w:ilvl="1" w:tentative="1">
+      <w:start w:val="1"/>
+      <w:numFmt w:val="bullet"/>
+      <w:lvlText w:val="o"/>
+      <w:lvlJc w:val="left"/>
+      <w:pPr>
+        <w:tabs>
+          <w:tab w:val="num" w:pos="1440"/>
+        </w:tabs>
+        <w:ind w:left="1440" w:hanging="360"/>
+      </w:pPr>
+      <w:rPr>
+        <w:rFonts w:ascii="Courier New" w:hAnsi="Courier New" w:hint="default"/>
+        <w:sz w:val="20"/>
+      </w:rPr>
+    </w:lvl>
+    <w:lvl w:ilvl="2" w:tentative="1">
+      <w:start w:val="1"/>
+      <w:numFmt w:val="bullet"/>
+      <w:lvlText w:val=""/>
+      <w:lvlJc w:val="left"/>
+      <w:pPr>
+        <w:tabs>
+          <w:tab w:val="num" w:pos="2160"/>
+        </w:tabs>
+        <w:ind w:left="2160" w:hanging="360"/>
+      </w:pPr>
+      <w:rPr>
+        <w:rFonts w:ascii="Wingdings" w:hAnsi="Wingdings" w:hint="default"/>
+        <w:sz w:val="20"/>
+      </w:rPr>
+    </w:lvl>
+    <w:lvl w:ilvl="3" w:tentative="1">
+      <w:start w:val="1"/>
+      <w:numFmt w:val="bullet"/>
+      <w:lvlText w:val=""/>
+      <w:lvlJc w:val="left"/>
+      <w:pPr>
+        <w:tabs>
+          <w:tab w:val="num" w:pos="2880"/>
+        </w:tabs>
+        <w:ind w:left="2880" w:hanging="360"/>
+      </w:pPr>
+      <w:rPr>
+        <w:rFonts w:ascii="Wingdings" w:hAnsi="Wingdings" w:hint="default"/>
+        <w:sz w:val="20"/>
+      </w:rPr>
+    </w:lvl>
+    <w:lvl w:ilvl="4" w:tentative="1">
+      <w:start w:val="1"/>
+      <w:numFmt w:val="bullet"/>
+      <w:lvlText w:val=""/>
+      <w:lvlJc w:val="left"/>
+      <w:pPr>
+        <w:tabs>
+          <w:tab w:val="num" w:pos="3600"/>
+        </w:tabs>
+        <w:ind w:left="3600" w:hanging="360"/>
+      </w:pPr>
+      <w:rPr>
+        <w:rFonts w:ascii="Wingdings" w:hAnsi="Wingdings" w:hint="default"/>
+        <w:sz w:val="20"/>
+      </w:rPr>
+    </w:lvl>
+    <w:lvl w:ilvl="5" w:tentative="1">
+      <w:start w:val="1"/>
+      <w:numFmt w:val="bullet"/>
+      <w:lvlText w:val=""/>
+      <w:lvlJc w:val="left"/>
+      <w:pPr>
+        <w:tabs>
+          <w:tab w:val="num" w:pos="4320"/>
+        </w:tabs>
+        <w:ind w:left="4320" w:hanging="360"/>
+      </w:pPr>
+      <w:rPr>
+        <w:rFonts w:ascii="Wingdings" w:hAnsi="Wingdings" w:hint="default"/>
+        <w:sz w:val="20"/>
+      </w:rPr>
+    </w:lvl>
+    <w:lvl w:ilvl="6" w:tentative="1">
+      <w:start w:val="1"/>
+      <w:numFmt w:val="bullet"/>
+      <w:lvlText w:val=""/>
+      <w:lvlJc w:val="left"/>
+      <w:pPr>
+        <w:tabs>
+          <w:tab w:val="num" w:pos="5040"/>
+        </w:tabs>
+        <w:ind w:left="5040" w:hanging="360"/>
+      </w:pPr>
+      <w:rPr>
+        <w:rFonts w:ascii="Wingdings" w:hAnsi="Wingdings" w:hint="default"/>
+        <w:sz w:val="20"/>
+      </w:rPr>
+    </w:lvl>
+    <w:lvl w:ilvl="7" w:tentative="1">
+      <w:start w:val="1"/>
+      <w:numFmt w:val="bullet"/>
+      <w:lvlText w:val=""/>
+      <w:lvlJc w:val="left"/>
+      <w:pPr>
+        <w:tabs>
+          <w:tab w:val="num" w:pos="5760"/>
+        </w:tabs>
+        <w:ind w:left="5760" w:hanging="360"/>
+      </w:pPr>
+      <w:rPr>
+        <w:rFonts w:ascii="Wingdings" w:hAnsi="Wingdings" w:hint="default"/>
+        <w:sz w:val="20"/>
+      </w:rPr>
+    </w:lvl>
+    <w:lvl w:ilvl="8" w:tentative="1">
+      <w:start w:val="1"/>
+      <w:numFmt w:val="bullet"/>
+      <w:lvlText w:val=""/>
+      <w:lvlJc w:val="left"/>
+      <w:pPr>
+        <w:tabs>
+          <w:tab w:val="num" w:pos="6480"/>
+        </w:tabs>
+        <w:ind w:left="6480" w:hanging="360"/>
+      </w:pPr>
+      <w:rPr>
+        <w:rFonts w:ascii="Wingdings" w:hAnsi="Wingdings" w:hint="default"/>
+        <w:sz w:val="20"/>
+      </w:rPr>
+    </w:lvl>
+  </w:abstractNum>
+  <w:abstractNum w:abstractNumId="13" w15:restartNumberingAfterBreak="0">
+    <w:nsid w:val="6DD55A5B"/>
+    <w:multiLevelType w:val="multilevel"/>
+    <w:tmpl w:val="1B6C5268"/>
+    <w:lvl w:ilvl="0">
+      <w:start w:val="1"/>
+      <w:numFmt w:val="bullet"/>
+      <w:lvlText w:val=""/>
+      <w:lvlJc w:val="left"/>
+      <w:pPr>
+        <w:tabs>
+          <w:tab w:val="num" w:pos="720"/>
+        </w:tabs>
+        <w:ind w:left="720" w:hanging="360"/>
+      </w:pPr>
+      <w:rPr>
+        <w:rFonts w:ascii="Symbol" w:hAnsi="Symbol" w:hint="default"/>
+        <w:sz w:val="20"/>
+      </w:rPr>
+    </w:lvl>
+    <w:lvl w:ilvl="1">
+      <w:start w:val="1"/>
+      <w:numFmt w:val="bullet"/>
+      <w:lvlText w:val="o"/>
+      <w:lvlJc w:val="left"/>
+      <w:pPr>
+        <w:tabs>
+          <w:tab w:val="num" w:pos="1440"/>
+        </w:tabs>
+        <w:ind w:left="1440" w:hanging="360"/>
+      </w:pPr>
+      <w:rPr>
+        <w:rFonts w:ascii="Courier New" w:hAnsi="Courier New" w:hint="default"/>
+        <w:sz w:val="20"/>
+      </w:rPr>
+    </w:lvl>
+    <w:lvl w:ilvl="2" w:tentative="1">
+      <w:start w:val="1"/>
+      <w:numFmt w:val="bullet"/>
+      <w:lvlText w:val=""/>
+      <w:lvlJc w:val="left"/>
+      <w:pPr>
+        <w:tabs>
+          <w:tab w:val="num" w:pos="2160"/>
+        </w:tabs>
+        <w:ind w:left="2160" w:hanging="360"/>
+      </w:pPr>
+      <w:rPr>
+        <w:rFonts w:ascii="Wingdings" w:hAnsi="Wingdings" w:hint="default"/>
+        <w:sz w:val="20"/>
+      </w:rPr>
+    </w:lvl>
+    <w:lvl w:ilvl="3" w:tentative="1">
+      <w:start w:val="1"/>
+      <w:numFmt w:val="bullet"/>
+      <w:lvlText w:val=""/>
+      <w:lvlJc w:val="left"/>
+      <w:pPr>
+        <w:tabs>
+          <w:tab w:val="num" w:pos="2880"/>
+        </w:tabs>
+        <w:ind w:left="2880" w:hanging="360"/>
+      </w:pPr>
+      <w:rPr>
+        <w:rFonts w:ascii="Wingdings" w:hAnsi="Wingdings" w:hint="default"/>
+        <w:sz w:val="20"/>
+      </w:rPr>
+    </w:lvl>
+    <w:lvl w:ilvl="4" w:tentative="1">
+      <w:start w:val="1"/>
+      <w:numFmt w:val="bullet"/>
+      <w:lvlText w:val=""/>
+      <w:lvlJc w:val="left"/>
+      <w:pPr>
+        <w:tabs>
+          <w:tab w:val="num" w:pos="3600"/>
+        </w:tabs>
+        <w:ind w:left="3600" w:hanging="360"/>
+      </w:pPr>
+      <w:rPr>
+        <w:rFonts w:ascii="Wingdings" w:hAnsi="Wingdings" w:hint="default"/>
+        <w:sz w:val="20"/>
+      </w:rPr>
+    </w:lvl>
+    <w:lvl w:ilvl="5" w:tentative="1">
+      <w:start w:val="1"/>
+      <w:numFmt w:val="bullet"/>
+      <w:lvlText w:val=""/>
+      <w:lvlJc w:val="left"/>
+      <w:pPr>
+        <w:tabs>
+          <w:tab w:val="num" w:pos="4320"/>
+        </w:tabs>
+        <w:ind w:left="4320" w:hanging="360"/>
+      </w:pPr>
+      <w:rPr>
+        <w:rFonts w:ascii="Wingdings" w:hAnsi="Wingdings" w:hint="default"/>
+        <w:sz w:val="20"/>
+      </w:rPr>
+    </w:lvl>
+    <w:lvl w:ilvl="6" w:tentative="1">
+      <w:start w:val="1"/>
+      <w:numFmt w:val="bullet"/>
+      <w:lvlText w:val=""/>
+      <w:lvlJc w:val="left"/>
+      <w:pPr>
+        <w:tabs>
+          <w:tab w:val="num" w:pos="5040"/>
+        </w:tabs>
+        <w:ind w:left="5040" w:hanging="360"/>
+      </w:pPr>
+      <w:rPr>
+        <w:rFonts w:ascii="Wingdings" w:hAnsi="Wingdings" w:hint="default"/>
+        <w:sz w:val="20"/>
+      </w:rPr>
+    </w:lvl>
+    <w:lvl w:ilvl="7" w:tentative="1">
+      <w:start w:val="1"/>
+      <w:numFmt w:val="bullet"/>
+      <w:lvlText w:val=""/>
+      <w:lvlJc w:val="left"/>
+      <w:pPr>
+        <w:tabs>
+          <w:tab w:val="num" w:pos="5760"/>
+        </w:tabs>
+        <w:ind w:left="5760" w:hanging="360"/>
+      </w:pPr>
+      <w:rPr>
+        <w:rFonts w:ascii="Wingdings" w:hAnsi="Wingdings" w:hint="default"/>
+        <w:sz w:val="20"/>
+      </w:rPr>
+    </w:lvl>
+    <w:lvl w:ilvl="8" w:tentative="1">
+      <w:start w:val="1"/>
+      <w:numFmt w:val="bullet"/>
+      <w:lvlText w:val=""/>
+      <w:lvlJc w:val="left"/>
+      <w:pPr>
+        <w:tabs>
+          <w:tab w:val="num" w:pos="6480"/>
+        </w:tabs>
+        <w:ind w:left="6480" w:hanging="360"/>
+      </w:pPr>
+      <w:rPr>
+        <w:rFonts w:ascii="Wingdings" w:hAnsi="Wingdings" w:hint="default"/>
+        <w:sz w:val="20"/>
+      </w:rPr>
+    </w:lvl>
+  </w:abstractNum>
+  <w:abstractNum w:abstractNumId="14" w15:restartNumberingAfterBreak="0">
+    <w:nsid w:val="6DF76741"/>
+    <w:multiLevelType w:val="multilevel"/>
+    <w:tmpl w:val="FB36DB78"/>
+    <w:lvl w:ilvl="0">
+      <w:start w:val="1"/>
+      <w:numFmt w:val="bullet"/>
+      <w:lvlText w:val=""/>
+      <w:lvlJc w:val="left"/>
+      <w:pPr>
+        <w:tabs>
+          <w:tab w:val="num" w:pos="720"/>
+        </w:tabs>
+        <w:ind w:left="720" w:hanging="360"/>
+      </w:pPr>
+      <w:rPr>
+        <w:rFonts w:ascii="Symbol" w:hAnsi="Symbol" w:hint="default"/>
+        <w:sz w:val="20"/>
+      </w:rPr>
+    </w:lvl>
+    <w:lvl w:ilvl="1" w:tentative="1">
+      <w:start w:val="1"/>
+      <w:numFmt w:val="bullet"/>
+      <w:lvlText w:val="o"/>
+      <w:lvlJc w:val="left"/>
+      <w:pPr>
+        <w:tabs>
+          <w:tab w:val="num" w:pos="1440"/>
+        </w:tabs>
+        <w:ind w:left="1440" w:hanging="360"/>
+      </w:pPr>
+      <w:rPr>
+        <w:rFonts w:ascii="Courier New" w:hAnsi="Courier New" w:hint="default"/>
+        <w:sz w:val="20"/>
+      </w:rPr>
+    </w:lvl>
+    <w:lvl w:ilvl="2" w:tentative="1">
+      <w:start w:val="1"/>
+      <w:numFmt w:val="bullet"/>
+      <w:lvlText w:val=""/>
+      <w:lvlJc w:val="left"/>
+      <w:pPr>
+        <w:tabs>
+          <w:tab w:val="num" w:pos="2160"/>
+        </w:tabs>
+        <w:ind w:left="2160" w:hanging="360"/>
+      </w:pPr>
+      <w:rPr>
+        <w:rFonts w:ascii="Wingdings" w:hAnsi="Wingdings" w:hint="default"/>
+        <w:sz w:val="20"/>
+      </w:rPr>
+    </w:lvl>
+    <w:lvl w:ilvl="3" w:tentative="1">
+      <w:start w:val="1"/>
+      <w:numFmt w:val="bullet"/>
+      <w:lvlText w:val=""/>
+      <w:lvlJc w:val="left"/>
+      <w:pPr>
+        <w:tabs>
+          <w:tab w:val="num" w:pos="2880"/>
+        </w:tabs>
+        <w:ind w:left="2880" w:hanging="360"/>
+      </w:pPr>
+      <w:rPr>
+        <w:rFonts w:ascii="Wingdings" w:hAnsi="Wingdings" w:hint="default"/>
+        <w:sz w:val="20"/>
+      </w:rPr>
+    </w:lvl>
+    <w:lvl w:ilvl="4" w:tentative="1">
+      <w:start w:val="1"/>
+      <w:numFmt w:val="bullet"/>
+      <w:lvlText w:val=""/>
+      <w:lvlJc w:val="left"/>
+      <w:pPr>
+        <w:tabs>
+          <w:tab w:val="num" w:pos="3600"/>
+        </w:tabs>
+        <w:ind w:left="3600" w:hanging="360"/>
+      </w:pPr>
+      <w:rPr>
+        <w:rFonts w:ascii="Wingdings" w:hAnsi="Wingdings" w:hint="default"/>
+        <w:sz w:val="20"/>
+      </w:rPr>
+    </w:lvl>
+    <w:lvl w:ilvl="5" w:tentative="1">
+      <w:start w:val="1"/>
+      <w:numFmt w:val="bullet"/>
+      <w:lvlText w:val=""/>
+      <w:lvlJc w:val="left"/>
+      <w:pPr>
+        <w:tabs>
+          <w:tab w:val="num" w:pos="4320"/>
+        </w:tabs>
+        <w:ind w:left="4320" w:hanging="360"/>
+      </w:pPr>
+      <w:rPr>
+        <w:rFonts w:ascii="Wingdings" w:hAnsi="Wingdings" w:hint="default"/>
+        <w:sz w:val="20"/>
+      </w:rPr>
+    </w:lvl>
+    <w:lvl w:ilvl="6" w:tentative="1">
+      <w:start w:val="1"/>
+      <w:numFmt w:val="bullet"/>
+      <w:lvlText w:val=""/>
+      <w:lvlJc w:val="left"/>
+      <w:pPr>
+        <w:tabs>
+          <w:tab w:val="num" w:pos="5040"/>
+        </w:tabs>
+        <w:ind w:left="5040" w:hanging="360"/>
+      </w:pPr>
+      <w:rPr>
+        <w:rFonts w:ascii="Wingdings" w:hAnsi="Wingdings" w:hint="default"/>
+        <w:sz w:val="20"/>
+      </w:rPr>
+    </w:lvl>
+    <w:lvl w:ilvl="7" w:tentative="1">
+      <w:start w:val="1"/>
+      <w:numFmt w:val="bullet"/>
+      <w:lvlText w:val=""/>
+      <w:lvlJc w:val="left"/>
+      <w:pPr>
+        <w:tabs>
+          <w:tab w:val="num" w:pos="5760"/>
+        </w:tabs>
+        <w:ind w:left="5760" w:hanging="360"/>
+      </w:pPr>
+      <w:rPr>
+        <w:rFonts w:ascii="Wingdings" w:hAnsi="Wingdings" w:hint="default"/>
+        <w:sz w:val="20"/>
+      </w:rPr>
+    </w:lvl>
+    <w:lvl w:ilvl="8" w:tentative="1">
+      <w:start w:val="1"/>
+      <w:numFmt w:val="bullet"/>
+      <w:lvlText w:val=""/>
+      <w:lvlJc w:val="left"/>
+      <w:pPr>
+        <w:tabs>
+          <w:tab w:val="num" w:pos="6480"/>
+        </w:tabs>
+        <w:ind w:left="6480" w:hanging="360"/>
+      </w:pPr>
+      <w:rPr>
+        <w:rFonts w:ascii="Wingdings" w:hAnsi="Wingdings" w:hint="default"/>
+        <w:sz w:val="20"/>
+      </w:rPr>
+    </w:lvl>
+  </w:abstractNum>
+  <w:abstractNum w:abstractNumId="15" w15:restartNumberingAfterBreak="0">
+    <w:nsid w:val="73320704"/>
+    <w:multiLevelType w:val="multilevel"/>
+    <w:tmpl w:val="C8C23E9E"/>
+    <w:lvl w:ilvl="0">
+      <w:start w:val="1"/>
+      <w:numFmt w:val="bullet"/>
+      <w:lvlText w:val=""/>
+      <w:lvlJc w:val="left"/>
+      <w:pPr>
+        <w:tabs>
+          <w:tab w:val="num" w:pos="720"/>
+        </w:tabs>
+        <w:ind w:left="720" w:hanging="360"/>
+      </w:pPr>
+      <w:rPr>
+        <w:rFonts w:ascii="Symbol" w:hAnsi="Symbol" w:hint="default"/>
+        <w:sz w:val="20"/>
+      </w:rPr>
+    </w:lvl>
+    <w:lvl w:ilvl="1" w:tentative="1">
+      <w:start w:val="1"/>
+      <w:numFmt w:val="bullet"/>
+      <w:lvlText w:val="o"/>
+      <w:lvlJc w:val="left"/>
+      <w:pPr>
+        <w:tabs>
+          <w:tab w:val="num" w:pos="1440"/>
+        </w:tabs>
+        <w:ind w:left="1440" w:hanging="360"/>
+      </w:pPr>
+      <w:rPr>
+        <w:rFonts w:ascii="Courier New" w:hAnsi="Courier New" w:hint="default"/>
+        <w:sz w:val="20"/>
+      </w:rPr>
+    </w:lvl>
+    <w:lvl w:ilvl="2" w:tentative="1">
+      <w:start w:val="1"/>
+      <w:numFmt w:val="bullet"/>
+      <w:lvlText w:val=""/>
+      <w:lvlJc w:val="left"/>
+      <w:pPr>
+        <w:tabs>
+          <w:tab w:val="num" w:pos="2160"/>
+        </w:tabs>
+        <w:ind w:left="2160" w:hanging="360"/>
+      </w:pPr>
+      <w:rPr>
+        <w:rFonts w:ascii="Wingdings" w:hAnsi="Wingdings" w:hint="default"/>
+        <w:sz w:val="20"/>
+      </w:rPr>
+    </w:lvl>
+    <w:lvl w:ilvl="3" w:tentative="1">
+      <w:start w:val="1"/>
+      <w:numFmt w:val="bullet"/>
+      <w:lvlText w:val=""/>
+      <w:lvlJc w:val="left"/>
+      <w:pPr>
+        <w:tabs>
+          <w:tab w:val="num" w:pos="2880"/>
+        </w:tabs>
+        <w:ind w:left="2880" w:hanging="360"/>
+      </w:pPr>
+      <w:rPr>
+        <w:rFonts w:ascii="Wingdings" w:hAnsi="Wingdings" w:hint="default"/>
+        <w:sz w:val="20"/>
+      </w:rPr>
+    </w:lvl>
+    <w:lvl w:ilvl="4" w:tentative="1">
+      <w:start w:val="1"/>
+      <w:numFmt w:val="bullet"/>
+      <w:lvlText w:val=""/>
+      <w:lvlJc w:val="left"/>
+      <w:pPr>
+        <w:tabs>
+          <w:tab w:val="num" w:pos="3600"/>
+        </w:tabs>
+        <w:ind w:left="3600" w:hanging="360"/>
+      </w:pPr>
+      <w:rPr>
+        <w:rFonts w:ascii="Wingdings" w:hAnsi="Wingdings" w:hint="default"/>
+        <w:sz w:val="20"/>
+      </w:rPr>
+    </w:lvl>
+    <w:lvl w:ilvl="5" w:tentative="1">
+      <w:start w:val="1"/>
+      <w:numFmt w:val="bullet"/>
+      <w:lvlText w:val=""/>
+      <w:lvlJc w:val="left"/>
+      <w:pPr>
+        <w:tabs>
+          <w:tab w:val="num" w:pos="4320"/>
+        </w:tabs>
+        <w:ind w:left="4320" w:hanging="360"/>
+      </w:pPr>
+      <w:rPr>
+        <w:rFonts w:ascii="Wingdings" w:hAnsi="Wingdings" w:hint="default"/>
+        <w:sz w:val="20"/>
+      </w:rPr>
+    </w:lvl>
+    <w:lvl w:ilvl="6" w:tentative="1">
+      <w:start w:val="1"/>
+      <w:numFmt w:val="bullet"/>
+      <w:lvlText w:val=""/>
+      <w:lvlJc w:val="left"/>
+      <w:pPr>
+        <w:tabs>
+          <w:tab w:val="num" w:pos="5040"/>
+        </w:tabs>
+        <w:ind w:left="5040" w:hanging="360"/>
+      </w:pPr>
+      <w:rPr>
+        <w:rFonts w:ascii="Wingdings" w:hAnsi="Wingdings" w:hint="default"/>
+        <w:sz w:val="20"/>
+      </w:rPr>
+    </w:lvl>
+    <w:lvl w:ilvl="7" w:tentative="1">
+      <w:start w:val="1"/>
+      <w:numFmt w:val="bullet"/>
+      <w:lvlText w:val=""/>
+      <w:lvlJc w:val="left"/>
+      <w:pPr>
+        <w:tabs>
+          <w:tab w:val="num" w:pos="5760"/>
+        </w:tabs>
+        <w:ind w:left="5760" w:hanging="360"/>
+      </w:pPr>
+      <w:rPr>
+        <w:rFonts w:ascii="Wingdings" w:hAnsi="Wingdings" w:hint="default"/>
+        <w:sz w:val="20"/>
+      </w:rPr>
+    </w:lvl>
+    <w:lvl w:ilvl="8" w:tentative="1">
+      <w:start w:val="1"/>
+      <w:numFmt w:val="bullet"/>
+      <w:lvlText w:val=""/>
+      <w:lvlJc w:val="left"/>
+      <w:pPr>
+        <w:tabs>
+          <w:tab w:val="num" w:pos="6480"/>
+        </w:tabs>
+        <w:ind w:left="6480" w:hanging="360"/>
+      </w:pPr>
+      <w:rPr>
+        <w:rFonts w:ascii="Wingdings" w:hAnsi="Wingdings" w:hint="default"/>
+        <w:sz w:val="20"/>
+      </w:rPr>
+    </w:lvl>
+  </w:abstractNum>
+  <w:num w:numId="1" w16cid:durableId="80689396">
+    <w:abstractNumId w:val="5"/>
+  </w:num>
+  <w:num w:numId="2" w16cid:durableId="1012027475">
+    <w:abstractNumId w:val="8"/>
+  </w:num>
+  <w:num w:numId="3" w16cid:durableId="2099136917">
+    <w:abstractNumId w:val="10"/>
+  </w:num>
+  <w:num w:numId="4" w16cid:durableId="35936078">
+    <w:abstractNumId w:val="6"/>
+  </w:num>
+  <w:num w:numId="5" w16cid:durableId="1396397098">
+    <w:abstractNumId w:val="3"/>
+  </w:num>
+  <w:num w:numId="6" w16cid:durableId="1423647614">
+    <w:abstractNumId w:val="1"/>
+  </w:num>
+  <w:num w:numId="7" w16cid:durableId="398136059">
+    <w:abstractNumId w:val="11"/>
+  </w:num>
+  <w:num w:numId="8" w16cid:durableId="191575997">
+    <w:abstractNumId w:val="12"/>
+  </w:num>
+  <w:num w:numId="9" w16cid:durableId="1235898630">
+    <w:abstractNumId w:val="7"/>
+  </w:num>
+  <w:num w:numId="10" w16cid:durableId="1774861835">
+    <w:abstractNumId w:val="0"/>
+  </w:num>
+  <w:num w:numId="11" w16cid:durableId="461846147">
+    <w:abstractNumId w:val="14"/>
+  </w:num>
+  <w:num w:numId="12" w16cid:durableId="1639454044">
+    <w:abstractNumId w:val="13"/>
+  </w:num>
+  <w:num w:numId="13" w16cid:durableId="1162089811">
+    <w:abstractNumId w:val="2"/>
+  </w:num>
+  <w:num w:numId="14" w16cid:durableId="1270160329">
+    <w:abstractNumId w:val="9"/>
+  </w:num>
+  <w:num w:numId="15" w16cid:durableId="1276594673">
+    <w:abstractNumId w:val="4"/>
+  </w:num>
+  <w:num w:numId="16" w16cid:durableId="1503738667">
+    <w:abstractNumId w:val="15"/>
+  </w:num>
+</w:numbering>
+</file>
+
 <file path=word/styles.xml><?xml version="1.0" encoding="utf-8"?>
-<w:styles xmlns:mc="http://schemas.openxmlformats.org/markup-compatibility/2006" xmlns:r="http://schemas.openxmlformats.org/officeDocument/2006/relationships" xmlns:w="http://schemas.openxmlformats.org/wordprocessingml/2006/main" xmlns:w14="http://schemas.microsoft.com/office/word/2010/wordml" xmlns:w15="http://schemas.microsoft.com/office/word/2012/wordml" xmlns:w16se="http://schemas.microsoft.com/office/word/2015/wordml/symex" mc:Ignorable="w14 w15 w16se">
+<w:styles xmlns:mc="http://schemas.openxmlformats.org/markup-compatibility/2006" xmlns:r="http://schemas.openxmlformats.org/officeDocument/2006/relationships" xmlns:w="http://schemas.openxmlformats.org/wordprocessingml/2006/main" xmlns:w14="http://schemas.microsoft.com/office/word/2010/wordml" xmlns:w15="http://schemas.microsoft.com/office/word/2012/wordml" xmlns:w16cex="http://schemas.microsoft.com/office/word/2018/wordml/cex" xmlns:w16cid="http://schemas.microsoft.com/office/word/2016/wordml/cid" xmlns:w16="http://schemas.microsoft.com/office/word/2018/wordml" xmlns:w16du="http://schemas.microsoft.com/office/word/2023/wordml/word16du" xmlns:w16sdtdh="http://schemas.microsoft.com/office/word/2020/wordml/sdtdatahash" xmlns:w16sdtfl="http://schemas.microsoft.com/office/word/2024/wordml/sdtformatlock" xmlns:w16se="http://schemas.microsoft.com/office/word/2015/wordml/symex" mc:Ignorable="w14 w15 w16se w16cid w16 w16cex w16sdtdh w16sdtfl w16du">
   <w:docDefaults>
     <w:rPrDefault>
       <w:rPr>
@@ -1167,7 +6574,7 @@
       </w:pPr>
     </w:pPrDefault>
   </w:docDefaults>
-  <w:latentStyles w:defLockedState="0" w:defUIPriority="99" w:defSemiHidden="0" w:defUnhideWhenUsed="0" w:defQFormat="0" w:count="371">
+  <w:latentStyles w:defLockedState="0" w:defUIPriority="99" w:defSemiHidden="0" w:defUnhideWhenUsed="0" w:defQFormat="0" w:count="376">
     <w:lsdException w:name="Normal" w:uiPriority="0" w:qFormat="1"/>
     <w:lsdException w:name="heading 1" w:uiPriority="9" w:qFormat="1"/>
     <w:lsdException w:name="heading 2" w:semiHidden="1" w:uiPriority="9" w:unhideWhenUsed="1" w:qFormat="1"/>
@@ -1539,6 +6946,11 @@
     <w:lsdException w:name="List Table 5 Dark Accent 6" w:uiPriority="50"/>
     <w:lsdException w:name="List Table 6 Colorful Accent 6" w:uiPriority="51"/>
     <w:lsdException w:name="List Table 7 Colorful Accent 6" w:uiPriority="52"/>
+    <w:lsdException w:name="Mention" w:semiHidden="1" w:unhideWhenUsed="1"/>
+    <w:lsdException w:name="Smart Hyperlink" w:semiHidden="1" w:unhideWhenUsed="1"/>
+    <w:lsdException w:name="Hashtag" w:semiHidden="1" w:unhideWhenUsed="1"/>
+    <w:lsdException w:name="Unresolved Mention" w:semiHidden="1" w:unhideWhenUsed="1"/>
+    <w:lsdException w:name="Smart Link" w:semiHidden="1" w:unhideWhenUsed="1"/>
   </w:latentStyles>
   <w:style w:type="paragraph" w:default="1" w:styleId="Normal">
     <w:name w:val="Normal"/>
@@ -1547,7 +6959,6 @@
   <w:style w:type="character" w:default="1" w:styleId="DefaultParagraphFont">
     <w:name w:val="Default Paragraph Font"/>
     <w:uiPriority w:val="1"/>
-    <w:semiHidden/>
     <w:unhideWhenUsed/>
   </w:style>
   <w:style w:type="table" w:default="1" w:styleId="TableNormal">
@@ -1570,6 +6981,29 @@
     <w:uiPriority w:val="99"/>
     <w:semiHidden/>
     <w:unhideWhenUsed/>
+  </w:style>
+  <w:style w:type="character" w:styleId="Hyperlink">
+    <w:name w:val="Hyperlink"/>
+    <w:basedOn w:val="DefaultParagraphFont"/>
+    <w:uiPriority w:val="99"/>
+    <w:unhideWhenUsed/>
+    <w:rsid w:val="00F97F98"/>
+    <w:rPr>
+      <w:color w:val="0563C1" w:themeColor="hyperlink"/>
+      <w:u w:val="single"/>
+    </w:rPr>
+  </w:style>
+  <w:style w:type="character" w:styleId="UnresolvedMention">
+    <w:name w:val="Unresolved Mention"/>
+    <w:basedOn w:val="DefaultParagraphFont"/>
+    <w:uiPriority w:val="99"/>
+    <w:semiHidden/>
+    <w:unhideWhenUsed/>
+    <w:rsid w:val="00F97F98"/>
+    <w:rPr>
+      <w:color w:val="605E5C"/>
+      <w:shd w:val="clear" w:color="auto" w:fill="E1DFDD"/>
+    </w:rPr>
   </w:style>
 </w:styles>
 </file>

--- a/Kubernetes Notes/Nehara classes screen shot of kubernates training.docx
+++ b/Kubernetes Notes/Nehara classes screen shot of kubernates training.docx
@@ -1235,7 +1235,29 @@
           <w:u w:val="single"/>
         </w:rPr>
         <w:lastRenderedPageBreak/>
-        <w:t xml:space="preserve">Session 3 : | </w:t>
+        <w:t xml:space="preserve">Session </w:t>
+      </w:r>
+      <w:proofErr w:type="gramStart"/>
+      <w:r>
+        <w:rPr>
+          <w:b/>
+          <w:bCs/>
+          <w:sz w:val="32"/>
+          <w:szCs w:val="32"/>
+          <w:u w:val="single"/>
+        </w:rPr>
+        <w:t>3 :</w:t>
+      </w:r>
+      <w:proofErr w:type="gramEnd"/>
+      <w:r>
+        <w:rPr>
+          <w:b/>
+          <w:bCs/>
+          <w:sz w:val="32"/>
+          <w:szCs w:val="32"/>
+          <w:u w:val="single"/>
+        </w:rPr>
+        <w:t xml:space="preserve"> | </w:t>
       </w:r>
       <w:proofErr w:type="spellStart"/>
       <w:r>
@@ -2310,7 +2332,23 @@
           <w:sz w:val="20"/>
           <w:szCs w:val="20"/>
         </w:rPr>
-        <w:t>3 masters → quorum = 2 → 1 node can fail</w:t>
+        <w:t xml:space="preserve">3 masters → quorum = 2 → 1 </w:t>
+      </w:r>
+      <w:proofErr w:type="gramStart"/>
+      <w:r>
+        <w:rPr>
+          <w:sz w:val="20"/>
+          <w:szCs w:val="20"/>
+        </w:rPr>
+        <w:t>node</w:t>
+      </w:r>
+      <w:proofErr w:type="gramEnd"/>
+      <w:r>
+        <w:rPr>
+          <w:sz w:val="20"/>
+          <w:szCs w:val="20"/>
+        </w:rPr>
+        <w:t xml:space="preserve"> can fail</w:t>
       </w:r>
     </w:p>
     <w:p>
@@ -4188,10 +4226,335 @@
     <w:p>
       <w:pPr>
         <w:rPr>
-          <w:sz w:val="20"/>
-          <w:szCs w:val="20"/>
-        </w:rPr>
-      </w:pPr>
+          <w:b/>
+          <w:bCs/>
+          <w:sz w:val="32"/>
+          <w:szCs w:val="32"/>
+          <w:u w:val="single"/>
+        </w:rPr>
+      </w:pPr>
+      <w:r>
+        <w:rPr>
+          <w:b/>
+          <w:bCs/>
+          <w:sz w:val="32"/>
+          <w:szCs w:val="32"/>
+          <w:u w:val="single"/>
+        </w:rPr>
+        <w:t xml:space="preserve">Session </w:t>
+      </w:r>
+      <w:proofErr w:type="gramStart"/>
+      <w:r>
+        <w:rPr>
+          <w:b/>
+          <w:bCs/>
+          <w:sz w:val="32"/>
+          <w:szCs w:val="32"/>
+          <w:u w:val="single"/>
+        </w:rPr>
+        <w:t>4</w:t>
+      </w:r>
+      <w:r>
+        <w:rPr>
+          <w:b/>
+          <w:bCs/>
+          <w:sz w:val="32"/>
+          <w:szCs w:val="32"/>
+          <w:u w:val="single"/>
+        </w:rPr>
+        <w:t xml:space="preserve"> :</w:t>
+      </w:r>
+      <w:proofErr w:type="gramEnd"/>
+      <w:r>
+        <w:rPr>
+          <w:b/>
+          <w:bCs/>
+          <w:sz w:val="32"/>
+          <w:szCs w:val="32"/>
+          <w:u w:val="single"/>
+        </w:rPr>
+        <w:t xml:space="preserve"> | </w:t>
+      </w:r>
+      <w:r>
+        <w:rPr>
+          <w:b/>
+          <w:bCs/>
+          <w:sz w:val="32"/>
+          <w:szCs w:val="32"/>
+          <w:u w:val="single"/>
+        </w:rPr>
+        <w:t xml:space="preserve">Build a </w:t>
+      </w:r>
+      <w:proofErr w:type="spellStart"/>
+      <w:r>
+        <w:rPr>
+          <w:b/>
+          <w:bCs/>
+          <w:sz w:val="32"/>
+          <w:szCs w:val="32"/>
+          <w:u w:val="single"/>
+        </w:rPr>
+        <w:t>Kubernates</w:t>
+      </w:r>
+      <w:proofErr w:type="spellEnd"/>
+      <w:r>
+        <w:rPr>
+          <w:b/>
+          <w:bCs/>
+          <w:sz w:val="32"/>
+          <w:szCs w:val="32"/>
+          <w:u w:val="single"/>
+        </w:rPr>
+        <w:t xml:space="preserve"> Cluster in RHEL 9 in VMware |Live cluster on RHEL 9 in VMware | Live DevOps </w:t>
+      </w:r>
+      <w:proofErr w:type="spellStart"/>
+      <w:r>
+        <w:rPr>
+          <w:b/>
+          <w:bCs/>
+          <w:sz w:val="32"/>
+          <w:szCs w:val="32"/>
+          <w:u w:val="single"/>
+        </w:rPr>
+        <w:t>Traning</w:t>
+      </w:r>
+      <w:proofErr w:type="spellEnd"/>
+      <w:r>
+        <w:rPr>
+          <w:b/>
+          <w:bCs/>
+          <w:sz w:val="32"/>
+          <w:szCs w:val="32"/>
+          <w:u w:val="single"/>
+        </w:rPr>
+        <w:t xml:space="preserve"> Session</w:t>
+      </w:r>
+    </w:p>
+    <w:p>
+      <w:pPr>
+        <w:rPr>
+          <w:b/>
+          <w:bCs/>
+          <w:sz w:val="32"/>
+          <w:szCs w:val="32"/>
+          <w:u w:val="single"/>
+        </w:rPr>
+      </w:pPr>
+    </w:p>
+    <w:p>
+      <w:pPr>
+        <w:rPr>
+          <w:sz w:val="20"/>
+          <w:szCs w:val="20"/>
+        </w:rPr>
+      </w:pPr>
+    </w:p>
+    <w:p>
+      <w:pPr>
+        <w:rPr>
+          <w:b/>
+          <w:bCs/>
+          <w:sz w:val="32"/>
+          <w:szCs w:val="32"/>
+          <w:u w:val="single"/>
+        </w:rPr>
+      </w:pPr>
+    </w:p>
+    <w:p>
+      <w:pPr>
+        <w:rPr>
+          <w:b/>
+          <w:bCs/>
+          <w:sz w:val="32"/>
+          <w:szCs w:val="32"/>
+          <w:u w:val="single"/>
+        </w:rPr>
+      </w:pPr>
+    </w:p>
+    <w:p>
+      <w:pPr>
+        <w:rPr>
+          <w:b/>
+          <w:bCs/>
+          <w:sz w:val="32"/>
+          <w:szCs w:val="32"/>
+          <w:u w:val="single"/>
+        </w:rPr>
+      </w:pPr>
+    </w:p>
+    <w:p>
+      <w:pPr>
+        <w:rPr>
+          <w:b/>
+          <w:bCs/>
+          <w:sz w:val="32"/>
+          <w:szCs w:val="32"/>
+          <w:u w:val="single"/>
+        </w:rPr>
+      </w:pPr>
+    </w:p>
+    <w:p>
+      <w:pPr>
+        <w:rPr>
+          <w:b/>
+          <w:bCs/>
+          <w:sz w:val="32"/>
+          <w:szCs w:val="32"/>
+          <w:u w:val="single"/>
+        </w:rPr>
+      </w:pPr>
+    </w:p>
+    <w:p>
+      <w:pPr>
+        <w:rPr>
+          <w:b/>
+          <w:bCs/>
+          <w:sz w:val="32"/>
+          <w:szCs w:val="32"/>
+          <w:u w:val="single"/>
+        </w:rPr>
+      </w:pPr>
+    </w:p>
+    <w:p>
+      <w:pPr>
+        <w:rPr>
+          <w:b/>
+          <w:bCs/>
+          <w:sz w:val="32"/>
+          <w:szCs w:val="32"/>
+          <w:u w:val="single"/>
+        </w:rPr>
+      </w:pPr>
+    </w:p>
+    <w:p>
+      <w:pPr>
+        <w:rPr>
+          <w:b/>
+          <w:bCs/>
+          <w:sz w:val="32"/>
+          <w:szCs w:val="32"/>
+          <w:u w:val="single"/>
+        </w:rPr>
+      </w:pPr>
+      <w:r>
+        <w:rPr>
+          <w:b/>
+          <w:bCs/>
+          <w:sz w:val="32"/>
+          <w:szCs w:val="32"/>
+          <w:u w:val="single"/>
+        </w:rPr>
+        <w:lastRenderedPageBreak/>
+        <w:t xml:space="preserve">Session </w:t>
+      </w:r>
+      <w:r>
+        <w:rPr>
+          <w:b/>
+          <w:bCs/>
+          <w:sz w:val="32"/>
+          <w:szCs w:val="32"/>
+          <w:u w:val="single"/>
+        </w:rPr>
+        <w:t>5</w:t>
+      </w:r>
+      <w:r>
+        <w:rPr>
+          <w:b/>
+          <w:bCs/>
+          <w:sz w:val="32"/>
+          <w:szCs w:val="32"/>
+          <w:u w:val="single"/>
+        </w:rPr>
+        <w:t xml:space="preserve">: | </w:t>
+      </w:r>
+      <w:proofErr w:type="spellStart"/>
+      <w:r>
+        <w:rPr>
+          <w:b/>
+          <w:bCs/>
+          <w:sz w:val="32"/>
+          <w:szCs w:val="32"/>
+          <w:u w:val="single"/>
+        </w:rPr>
+        <w:t>Kubernates</w:t>
+      </w:r>
+      <w:proofErr w:type="spellEnd"/>
+      <w:r>
+        <w:rPr>
+          <w:b/>
+          <w:bCs/>
+          <w:sz w:val="32"/>
+          <w:szCs w:val="32"/>
+          <w:u w:val="single"/>
+        </w:rPr>
+        <w:t xml:space="preserve"> Login </w:t>
+      </w:r>
+      <w:proofErr w:type="gramStart"/>
+      <w:r>
+        <w:rPr>
+          <w:b/>
+          <w:bCs/>
+          <w:sz w:val="32"/>
+          <w:szCs w:val="32"/>
+          <w:u w:val="single"/>
+        </w:rPr>
+        <w:t>Guide :</w:t>
+      </w:r>
+      <w:proofErr w:type="gramEnd"/>
+      <w:r>
+        <w:rPr>
+          <w:b/>
+          <w:bCs/>
+          <w:sz w:val="32"/>
+          <w:szCs w:val="32"/>
+          <w:u w:val="single"/>
+        </w:rPr>
+        <w:t xml:space="preserve"> Mastering </w:t>
+      </w:r>
+      <w:proofErr w:type="spellStart"/>
+      <w:r>
+        <w:rPr>
+          <w:b/>
+          <w:bCs/>
+          <w:sz w:val="32"/>
+          <w:szCs w:val="32"/>
+          <w:u w:val="single"/>
+        </w:rPr>
+        <w:t>kubeconfig</w:t>
+      </w:r>
+      <w:proofErr w:type="spellEnd"/>
+      <w:r>
+        <w:rPr>
+          <w:b/>
+          <w:bCs/>
+          <w:sz w:val="32"/>
+          <w:szCs w:val="32"/>
+          <w:u w:val="single"/>
+        </w:rPr>
+        <w:t xml:space="preserve"> &amp; Cluster Access | </w:t>
+      </w:r>
+      <w:proofErr w:type="spellStart"/>
+      <w:r>
+        <w:rPr>
+          <w:b/>
+          <w:bCs/>
+          <w:sz w:val="32"/>
+          <w:szCs w:val="32"/>
+          <w:u w:val="single"/>
+        </w:rPr>
+        <w:t>kubectl</w:t>
+      </w:r>
+      <w:proofErr w:type="spellEnd"/>
+      <w:r>
+        <w:rPr>
+          <w:b/>
+          <w:bCs/>
+          <w:sz w:val="32"/>
+          <w:szCs w:val="32"/>
+          <w:u w:val="single"/>
+        </w:rPr>
+        <w:t xml:space="preserve"> cluster login</w:t>
+      </w:r>
     </w:p>
     <w:p>
       <w:pPr>
